--- a/10-保护电路/02-过流保护/电子保险丝eFuse电路/电子保险丝eFuse电路.docx
+++ b/10-保护电路/02-过流保护/电子保险丝eFuse电路/电子保险丝eFuse电路.docx
@@ -2301,6 +2301,20 @@
     </w:p>
     <w:bookmarkEnd w:id="26"/>
     <w:bookmarkEnd w:id="27"/>
+    <w:p>
+      <w:pPr>
+        <w:spacing w:before="360"/>
+        <w:jc w:val="center"/>
+      </w:pPr>
+      <w:r>
+        <w:rPr>
+          <w:rFonts w:ascii="Times New Roman" w:hAnsi="Times New Roman"/>
+          <w:color w:val="555555"/>
+          <w:sz w:val="21"/>
+        </w:rPr>
+        <w:t>材料收集者：杜文杰</w:t>
+      </w:r>
+    </w:p>
     <w:sectPr>
       <w:headerReference r:id="rId9" w:type="default"/>
       <w:footerReference r:id="rId10" w:type="default"/>

--- a/10-保护电路/02-过流保护/电子保险丝eFuse电路/电子保险丝eFuse电路.docx
+++ b/10-保护电路/02-过流保护/电子保险丝eFuse电路/电子保险丝eFuse电路.docx
@@ -1,6 +1,6 @@
 
 <file path=word/document.xml><?xml version="1.0" encoding="utf-8"?>
-<w:document xmlns:w="http://schemas.openxmlformats.org/wordprocessingml/2006/main" xmlns:m="http://schemas.openxmlformats.org/officeDocument/2006/math" xmlns:r="http://schemas.openxmlformats.org/officeDocument/2006/relationships" xmlns:o="urn:schemas-microsoft-com:office:office" xmlns:v="urn:schemas-microsoft-com:vml" xmlns:w10="urn:schemas-microsoft-com:office:word" xmlns:a="http://schemas.openxmlformats.org/drawingml/2006/main" xmlns:pic="http://schemas.openxmlformats.org/drawingml/2006/picture" xmlns:wp="http://schemas.openxmlformats.org/drawingml/2006/wordprocessingDrawing">
+<w:document xmlns:m="http://schemas.openxmlformats.org/officeDocument/2006/math" xmlns:r="http://schemas.openxmlformats.org/officeDocument/2006/relationships" xmlns:w="http://schemas.openxmlformats.org/wordprocessingml/2006/main" xmlns:o="urn:schemas-microsoft-com:office:office" xmlns:v="urn:schemas-microsoft-com:vml" xmlns:w10="urn:schemas-microsoft-com:office:word" xmlns:a="http://schemas.openxmlformats.org/drawingml/2006/main" xmlns:pic="http://schemas.openxmlformats.org/drawingml/2006/picture" xmlns:wp="http://schemas.openxmlformats.org/drawingml/2006/wordprocessingDrawing">
   <w:body>
     <w:bookmarkStart w:id="27" w:name="电子保险丝-efuse-电路"/>
     <w:p>
@@ -9,16 +9,19 @@
       </w:pPr>
       <w:r>
         <w:rPr>
-          <w:rFonts w:hint="eastAsia"/>
+          <w:rFonts w:hint="eastAsia" w:eastAsia="黑体"/>
         </w:rPr>
         <w:t xml:space="preserve">电子保险丝</w:t>
       </w:r>
       <w:r>
+        <w:rPr>
+          <w:rFonts w:eastAsia="黑体"/>
+        </w:rPr>
         <w:t xml:space="preserve"> eFuse </w:t>
       </w:r>
       <w:r>
         <w:rPr>
-          <w:rFonts w:hint="eastAsia"/>
+          <w:rFonts w:hint="eastAsia" w:eastAsia="黑体"/>
         </w:rPr>
         <w:t xml:space="preserve">电路</w:t>
       </w:r>
@@ -30,7 +33,7 @@
       </w:pPr>
       <w:r>
         <w:rPr>
-          <w:rFonts w:hint="eastAsia"/>
+          <w:rFonts w:hint="eastAsia" w:eastAsia="黑体"/>
         </w:rPr>
         <w:t xml:space="preserve">拓扑描述</w:t>
       </w:r>
@@ -41,16 +44,19 @@
       </w:pPr>
       <w:r>
         <w:rPr>
-          <w:rFonts w:hint="eastAsia"/>
+          <w:rFonts w:hint="eastAsia" w:eastAsia="黑体"/>
         </w:rPr>
         <w:t xml:space="preserve">由</w:t>
       </w:r>
       <w:r>
+        <w:rPr>
+          <w:rFonts w:eastAsia="黑体"/>
+        </w:rPr>
         <w:t xml:space="preserve"> </w:t>
       </w:r>
       <w:r>
         <w:rPr>
-          <w:rFonts w:hint="eastAsia"/>
+          <w:rFonts w:hint="eastAsia" w:eastAsia="黑体"/>
           <w:b/>
           <w:bCs/>
         </w:rPr>
@@ -58,6 +64,7 @@
       </w:r>
       <w:r>
         <w:rPr>
+          <w:rFonts w:eastAsia="黑体"/>
           <w:b/>
           <w:bCs/>
         </w:rPr>
@@ -65,18 +72,21 @@
       </w:r>
       <w:r>
         <w:rPr>
-          <w:rFonts w:hint="eastAsia"/>
+          <w:rFonts w:hint="eastAsia" w:eastAsia="黑体"/>
           <w:b/>
           <w:bCs/>
         </w:rPr>
         <w:t xml:space="preserve">MOSFET（主开关）</w:t>
       </w:r>
       <w:r>
+        <w:rPr>
+          <w:rFonts w:eastAsia="黑体"/>
+        </w:rPr>
         <w:t xml:space="preserve">、</w:t>
       </w:r>
       <w:r>
         <w:rPr>
-          <w:rFonts w:hint="eastAsia"/>
+          <w:rFonts w:hint="eastAsia" w:eastAsia="黑体"/>
           <w:b/>
           <w:bCs/>
         </w:rPr>
@@ -84,6 +94,7 @@
       </w:r>
       <w:r>
         <w:rPr>
+          <w:rFonts w:eastAsia="黑体"/>
           <w:b/>
           <w:bCs/>
         </w:rPr>
@@ -117,6 +128,7 @@
       </m:oMath>
       <w:r>
         <w:rPr>
+          <w:rFonts w:eastAsia="黑体"/>
           <w:b/>
           <w:bCs/>
         </w:rPr>
@@ -124,7 +136,7 @@
       </w:r>
       <w:r>
         <w:rPr>
-          <w:rFonts w:hint="eastAsia"/>
+          <w:rFonts w:hint="eastAsia" w:eastAsia="黑体"/>
           <w:b/>
           <w:bCs/>
         </w:rPr>
@@ -132,6 +144,7 @@
       </w:r>
       <w:r>
         <w:rPr>
+          <w:rFonts w:eastAsia="黑体"/>
           <w:b/>
           <w:bCs/>
         </w:rPr>
@@ -139,18 +152,21 @@
       </w:r>
       <w:r>
         <w:rPr>
-          <w:rFonts w:hint="eastAsia"/>
+          <w:rFonts w:hint="eastAsia" w:eastAsia="黑体"/>
           <w:b/>
           <w:bCs/>
         </w:rPr>
         <w:t xml:space="preserve">电流镜）</w:t>
       </w:r>
       <w:r>
+        <w:rPr>
+          <w:rFonts w:eastAsia="黑体"/>
+        </w:rPr>
         <w:t xml:space="preserve">、</w:t>
       </w:r>
       <w:r>
         <w:rPr>
-          <w:rFonts w:hint="eastAsia"/>
+          <w:rFonts w:hint="eastAsia" w:eastAsia="黑体"/>
           <w:b/>
           <w:bCs/>
         </w:rPr>
@@ -158,22 +174,25 @@
       </w:r>
       <w:r>
         <w:rPr>
-          <w:rFonts w:hint="eastAsia"/>
+          <w:rFonts w:hint="eastAsia" w:eastAsia="黑体"/>
         </w:rPr>
         <w:t xml:space="preserve">（芯片集成或分立）组成。电路共有</w:t>
       </w:r>
       <w:r>
+        <w:rPr>
+          <w:rFonts w:eastAsia="黑体"/>
+        </w:rPr>
         <w:t xml:space="preserve"> 4 </w:t>
       </w:r>
       <w:r>
         <w:rPr>
-          <w:rFonts w:hint="eastAsia"/>
+          <w:rFonts w:hint="eastAsia" w:eastAsia="黑体"/>
         </w:rPr>
         <w:t xml:space="preserve">个关键节点：</w:t>
       </w:r>
       <w:r>
         <w:rPr>
-          <w:rFonts w:hint="eastAsia"/>
+          <w:rFonts w:hint="eastAsia" w:eastAsia="黑体"/>
           <w:b/>
           <w:bCs/>
         </w:rPr>
@@ -181,6 +200,7 @@
       </w:r>
       <w:r>
         <w:rPr>
+          <w:rFonts w:eastAsia="黑体"/>
           <w:b/>
           <w:bCs/>
         </w:rPr>
@@ -188,7 +208,7 @@
       </w:r>
       <w:r>
         <w:rPr>
-          <w:rFonts w:hint="eastAsia"/>
+          <w:rFonts w:hint="eastAsia" w:eastAsia="黑体"/>
           <w:b/>
           <w:bCs/>
         </w:rPr>
@@ -196,11 +216,14 @@
       </w:r>
       <w:r>
         <w:rPr>
-          <w:rFonts w:hint="eastAsia"/>
+          <w:rFonts w:hint="eastAsia" w:eastAsia="黑体"/>
         </w:rPr>
         <w:t xml:space="preserve">（接电源输入，连</w:t>
       </w:r>
       <w:r>
+        <w:rPr>
+          <w:rFonts w:eastAsia="黑体"/>
+        </w:rPr>
         <w:t xml:space="preserve"> </w:t>
       </w:r>
       <m:oMath>
@@ -230,17 +253,20 @@
         </m:sSub>
       </m:oMath>
       <w:r>
+        <w:rPr>
+          <w:rFonts w:eastAsia="黑体"/>
+        </w:rPr>
         <w:t xml:space="preserve"> </w:t>
       </w:r>
       <w:r>
         <w:rPr>
-          <w:rFonts w:hint="eastAsia"/>
+          <w:rFonts w:hint="eastAsia" w:eastAsia="黑体"/>
         </w:rPr>
         <w:t xml:space="preserve">一端）；</w:t>
       </w:r>
       <w:r>
         <w:rPr>
-          <w:rFonts w:hint="eastAsia"/>
+          <w:rFonts w:hint="eastAsia" w:eastAsia="黑体"/>
           <w:b/>
           <w:bCs/>
         </w:rPr>
@@ -248,6 +274,7 @@
       </w:r>
       <w:r>
         <w:rPr>
+          <w:rFonts w:eastAsia="黑体"/>
           <w:b/>
           <w:bCs/>
         </w:rPr>
@@ -255,7 +282,7 @@
       </w:r>
       <w:r>
         <w:rPr>
-          <w:rFonts w:hint="eastAsia"/>
+          <w:rFonts w:hint="eastAsia" w:eastAsia="黑体"/>
           <w:b/>
           <w:bCs/>
         </w:rPr>
@@ -263,7 +290,7 @@
       </w:r>
       <w:r>
         <w:rPr>
-          <w:rFonts w:hint="eastAsia"/>
+          <w:rFonts w:hint="eastAsia" w:eastAsia="黑体"/>
         </w:rPr>
         <w:t xml:space="preserve">（</w:t>
       </w:r>
@@ -294,35 +321,44 @@
         </m:sSub>
       </m:oMath>
       <w:r>
+        <w:rPr>
+          <w:rFonts w:eastAsia="黑体"/>
+        </w:rPr>
         <w:t xml:space="preserve"> </w:t>
       </w:r>
       <w:r>
         <w:rPr>
-          <w:rFonts w:hint="eastAsia"/>
+          <w:rFonts w:hint="eastAsia" w:eastAsia="黑体"/>
         </w:rPr>
         <w:t xml:space="preserve">另一端与</w:t>
       </w:r>
       <w:r>
+        <w:rPr>
+          <w:rFonts w:eastAsia="黑体"/>
+        </w:rPr>
         <w:t xml:space="preserve"> MOSFET </w:t>
       </w:r>
       <w:r>
         <w:rPr>
-          <w:rFonts w:hint="eastAsia"/>
+          <w:rFonts w:hint="eastAsia" w:eastAsia="黑体"/>
         </w:rPr>
         <w:t xml:space="preserve">的</w:t>
       </w:r>
       <w:r>
+        <w:rPr>
+          <w:rFonts w:eastAsia="黑体"/>
+        </w:rPr>
         <w:t xml:space="preserve"> D </w:t>
       </w:r>
       <w:r>
         <w:rPr>
-          <w:rFonts w:hint="eastAsia"/>
+          <w:rFonts w:hint="eastAsia" w:eastAsia="黑体"/>
         </w:rPr>
         <w:t xml:space="preserve">相连）；</w:t>
       </w:r>
       <w:r>
         <w:rPr>
-          <w:rFonts w:hint="eastAsia"/>
+          <w:rFonts w:hint="eastAsia" w:eastAsia="黑体"/>
           <w:b/>
           <w:bCs/>
         </w:rPr>
@@ -330,6 +366,7 @@
       </w:r>
       <w:r>
         <w:rPr>
+          <w:rFonts w:eastAsia="黑体"/>
           <w:b/>
           <w:bCs/>
         </w:rPr>
@@ -337,7 +374,7 @@
       </w:r>
       <w:r>
         <w:rPr>
-          <w:rFonts w:hint="eastAsia"/>
+          <w:rFonts w:hint="eastAsia" w:eastAsia="黑体"/>
           <w:b/>
           <w:bCs/>
         </w:rPr>
@@ -345,31 +382,37 @@
       </w:r>
       <w:r>
         <w:rPr>
-          <w:rFonts w:hint="eastAsia"/>
+          <w:rFonts w:hint="eastAsia" w:eastAsia="黑体"/>
         </w:rPr>
         <w:t xml:space="preserve">（MOSFET</w:t>
       </w:r>
       <w:r>
+        <w:rPr>
+          <w:rFonts w:eastAsia="黑体"/>
+        </w:rPr>
         <w:t xml:space="preserve"> </w:t>
       </w:r>
       <w:r>
         <w:rPr>
-          <w:rFonts w:hint="eastAsia"/>
+          <w:rFonts w:hint="eastAsia" w:eastAsia="黑体"/>
         </w:rPr>
         <w:t xml:space="preserve">的</w:t>
       </w:r>
       <w:r>
+        <w:rPr>
+          <w:rFonts w:eastAsia="黑体"/>
+        </w:rPr>
         <w:t xml:space="preserve"> S </w:t>
       </w:r>
       <w:r>
         <w:rPr>
-          <w:rFonts w:hint="eastAsia"/>
+          <w:rFonts w:hint="eastAsia" w:eastAsia="黑体"/>
         </w:rPr>
         <w:t xml:space="preserve">接负载，为受保护输出）；</w:t>
       </w:r>
       <w:r>
         <w:rPr>
-          <w:rFonts w:hint="eastAsia"/>
+          <w:rFonts w:hint="eastAsia" w:eastAsia="黑体"/>
           <w:b/>
           <w:bCs/>
         </w:rPr>
@@ -377,6 +420,7 @@
       </w:r>
       <w:r>
         <w:rPr>
+          <w:rFonts w:eastAsia="黑体"/>
           <w:b/>
           <w:bCs/>
         </w:rPr>
@@ -384,7 +428,7 @@
       </w:r>
       <w:r>
         <w:rPr>
-          <w:rFonts w:hint="eastAsia"/>
+          <w:rFonts w:hint="eastAsia" w:eastAsia="黑体"/>
           <w:b/>
           <w:bCs/>
         </w:rPr>
@@ -392,6 +436,7 @@
       </w:r>
       <w:r>
         <w:rPr>
+          <w:rFonts w:eastAsia="黑体"/>
           <w:b/>
           <w:bCs/>
         </w:rPr>
@@ -399,7 +444,7 @@
       </w:r>
       <w:r>
         <w:rPr>
-          <w:rFonts w:hint="eastAsia"/>
+          <w:rFonts w:hint="eastAsia" w:eastAsia="黑体"/>
         </w:rPr>
         <w:t xml:space="preserve">（检流/控制电路地）。</w:t>
       </w:r>
@@ -408,7 +453,7 @@
       <w:pPr/>
       <w:r>
         <w:rPr>
-          <w:rFonts w:hint="eastAsia"/>
+          <w:rFonts w:hint="eastAsia" w:eastAsia="黑体"/>
         </w:rPr>
         <w:t xml:space="preserve">各元件管脚连接：</w:t>
       </w:r>
@@ -439,17 +484,20 @@
         </m:sSub>
       </m:oMath>
       <w:r>
+        <w:rPr>
+          <w:rFonts w:eastAsia="黑体"/>
+        </w:rPr>
         <w:t xml:space="preserve"> </w:t>
       </w:r>
       <w:r>
         <w:rPr>
-          <w:rFonts w:hint="eastAsia"/>
+          <w:rFonts w:hint="eastAsia" w:eastAsia="黑体"/>
         </w:rPr>
         <w:t xml:space="preserve">一端接节点①、另一端接节点②（两端压降送放大检测）；</w:t>
       </w:r>
       <w:r>
         <w:rPr>
-          <w:rFonts w:hint="eastAsia"/>
+          <w:rFonts w:hint="eastAsia" w:eastAsia="黑体"/>
           <w:b/>
           <w:bCs/>
         </w:rPr>
@@ -457,65 +505,84 @@
       </w:r>
       <w:r>
         <w:rPr>
+          <w:rFonts w:eastAsia="黑体"/>
           <w:b/>
           <w:bCs/>
         </w:rPr>
         <w:t xml:space="preserve"> MOSFET</w:t>
       </w:r>
       <w:r>
+        <w:rPr>
+          <w:rFonts w:eastAsia="黑体"/>
+        </w:rPr>
         <w:t xml:space="preserve"> </w:t>
       </w:r>
       <w:r>
         <w:rPr>
-          <w:rFonts w:hint="eastAsia"/>
+          <w:rFonts w:hint="eastAsia" w:eastAsia="黑体"/>
         </w:rPr>
         <w:t xml:space="preserve">的</w:t>
       </w:r>
       <w:r>
+        <w:rPr>
+          <w:rFonts w:eastAsia="黑体"/>
+        </w:rPr>
         <w:t xml:space="preserve"> D </w:t>
       </w:r>
       <w:r>
         <w:rPr>
-          <w:rFonts w:hint="eastAsia"/>
+          <w:rFonts w:hint="eastAsia" w:eastAsia="黑体"/>
         </w:rPr>
         <w:t xml:space="preserve">接节点②、S</w:t>
       </w:r>
       <w:r>
+        <w:rPr>
+          <w:rFonts w:eastAsia="黑体"/>
+        </w:rPr>
         <w:t xml:space="preserve"> </w:t>
       </w:r>
       <w:r>
         <w:rPr>
-          <w:rFonts w:hint="eastAsia"/>
+          <w:rFonts w:hint="eastAsia" w:eastAsia="黑体"/>
         </w:rPr>
         <w:t xml:space="preserve">接节点③、G</w:t>
       </w:r>
       <w:r>
+        <w:rPr>
+          <w:rFonts w:eastAsia="黑体"/>
+        </w:rPr>
         <w:t xml:space="preserve"> </w:t>
       </w:r>
       <w:r>
         <w:rPr>
-          <w:rFonts w:hint="eastAsia"/>
+          <w:rFonts w:hint="eastAsia" w:eastAsia="黑体"/>
         </w:rPr>
         <w:t xml:space="preserve">由比较器/逻辑输出经驱动控制；</w:t>
       </w:r>
       <w:r>
         <w:rPr>
-          <w:rFonts w:hint="eastAsia"/>
+          <w:rFonts w:hint="eastAsia" w:eastAsia="黑体"/>
           <w:b/>
           <w:bCs/>
         </w:rPr>
         <w:t xml:space="preserve">放大器+比较器</w:t>
       </w:r>
       <w:r>
+        <w:rPr>
+          <w:rFonts w:eastAsia="黑体"/>
+        </w:rPr>
         <w:t xml:space="preserve"> </w:t>
       </w:r>
       <w:r>
         <w:rPr>
-          <w:rFonts w:hint="eastAsia"/>
+          <w:rFonts w:hint="eastAsia" w:eastAsia="黑体"/>
         </w:rPr>
         <w:t xml:space="preserve">的输入接</w:t>
       </w:r>
       <w:r>
+        <w:rPr>
+          <w:rFonts w:eastAsia="黑体"/>
+        </w:rPr>
         <w:t xml:space="preserve"> </w:t>
       </w:r>
       <m:oMath>
@@ -545,28 +612,34 @@
         </m:sSub>
       </m:oMath>
       <w:r>
+        <w:rPr>
+          <w:rFonts w:eastAsia="黑体"/>
+        </w:rPr>
         <w:t xml:space="preserve"> </w:t>
       </w:r>
       <w:r>
         <w:rPr>
-          <w:rFonts w:hint="eastAsia"/>
+          <w:rFonts w:hint="eastAsia" w:eastAsia="黑体"/>
         </w:rPr>
         <w:t xml:space="preserve">两端（或电流镜输出）与设定阈值，输出送逻辑；</w:t>
       </w:r>
       <w:r>
         <w:rPr>
-          <w:rFonts w:hint="eastAsia"/>
+          <w:rFonts w:hint="eastAsia" w:eastAsia="黑体"/>
           <w:b/>
           <w:bCs/>
         </w:rPr>
         <w:t xml:space="preserve">逻辑/热保护</w:t>
       </w:r>
       <w:r>
+        <w:rPr>
+          <w:rFonts w:eastAsia="黑体"/>
+        </w:rPr>
         <w:t xml:space="preserve"> </w:t>
       </w:r>
       <w:r>
         <w:rPr>
-          <w:rFonts w:hint="eastAsia"/>
+          <w:rFonts w:hint="eastAsia" w:eastAsia="黑体"/>
         </w:rPr>
         <w:t xml:space="preserve">地接节点④。采用电流镜方案时，</w:t>
       </w:r>
@@ -597,11 +670,14 @@
         </m:sSub>
       </m:oMath>
       <w:r>
+        <w:rPr>
+          <w:rFonts w:eastAsia="黑体"/>
+        </w:rPr>
         <w:t xml:space="preserve"> </w:t>
       </w:r>
       <w:r>
         <w:rPr>
-          <w:rFonts w:hint="eastAsia"/>
+          <w:rFonts w:hint="eastAsia" w:eastAsia="黑体"/>
         </w:rPr>
         <w:t xml:space="preserve">换为反映主开关电流的比例电流读出。</w:t>
       </w:r>
@@ -610,34 +686,43 @@
       <w:pPr/>
       <w:r>
         <w:rPr>
-          <w:rFonts w:hint="eastAsia"/>
+          <w:rFonts w:hint="eastAsia" w:eastAsia="黑体"/>
         </w:rPr>
         <w:t xml:space="preserve">由此构成”输入经采样电阻到</w:t>
       </w:r>
       <w:r>
+        <w:rPr>
+          <w:rFonts w:eastAsia="黑体"/>
+        </w:rPr>
         <w:t xml:space="preserve"> MOSFET </w:t>
       </w:r>
       <w:r>
         <w:rPr>
-          <w:rFonts w:hint="eastAsia"/>
+          <w:rFonts w:hint="eastAsia" w:eastAsia="黑体"/>
         </w:rPr>
         <w:t xml:space="preserve">主开关、控制电路按电流/电压/温度阈值线性限流或关断”的电子保险丝组态，正常时</w:t>
       </w:r>
       <w:r>
+        <w:rPr>
+          <w:rFonts w:eastAsia="黑体"/>
+        </w:rPr>
         <w:t xml:space="preserve"> MOSFET </w:t>
       </w:r>
       <w:r>
         <w:rPr>
-          <w:rFonts w:hint="eastAsia"/>
+          <w:rFonts w:hint="eastAsia" w:eastAsia="黑体"/>
         </w:rPr>
         <w:t xml:space="preserve">全导通；一旦发生过流、过压、短路或过温，控制电路线性限制电流或完全关断</w:t>
       </w:r>
       <w:r>
+        <w:rPr>
+          <w:rFonts w:eastAsia="黑体"/>
+        </w:rPr>
         <w:t xml:space="preserve"> </w:t>
       </w:r>
       <w:r>
         <w:rPr>
-          <w:rFonts w:hint="eastAsia"/>
+          <w:rFonts w:hint="eastAsia" w:eastAsia="黑体"/>
         </w:rPr>
         <w:t xml:space="preserve">MOSFET，并在故障消除后自动恢复。</w:t>
       </w:r>
@@ -650,7 +735,7 @@
       </w:pPr>
       <w:r>
         <w:rPr>
-          <w:rFonts w:hint="eastAsia"/>
+          <w:rFonts w:hint="eastAsia" w:eastAsia="黑体"/>
         </w:rPr>
         <w:t xml:space="preserve">工作原理</w:t>
       </w:r>
@@ -661,20 +746,26 @@
       </w:pPr>
       <w:r>
         <w:rPr>
-          <w:rFonts w:hint="eastAsia"/>
+          <w:rFonts w:hint="eastAsia" w:eastAsia="黑体"/>
         </w:rPr>
         <w:t xml:space="preserve">正常时功率</w:t>
       </w:r>
       <w:r>
+        <w:rPr>
+          <w:rFonts w:eastAsia="黑体"/>
+        </w:rPr>
         <w:t xml:space="preserve"> MOSFET </w:t>
       </w:r>
       <w:r>
         <w:rPr>
-          <w:rFonts w:hint="eastAsia"/>
+          <w:rFonts w:hint="eastAsia" w:eastAsia="黑体"/>
         </w:rPr>
         <w:t xml:space="preserve">全导通，电流经低</w:t>
       </w:r>
       <w:r>
+        <w:rPr>
+          <w:rFonts w:eastAsia="黑体"/>
+        </w:rPr>
         <w:t xml:space="preserve"> </w:t>
       </w:r>
       <m:oMath>
@@ -713,29 +804,38 @@
         </m:sSub>
       </m:oMath>
       <w:r>
+        <w:rPr>
+          <w:rFonts w:eastAsia="黑体"/>
+        </w:rPr>
         <w:t xml:space="preserve"> </w:t>
       </w:r>
       <w:r>
         <w:rPr>
-          <w:rFonts w:hint="eastAsia"/>
+          <w:rFonts w:hint="eastAsia" w:eastAsia="黑体"/>
         </w:rPr>
         <w:t xml:space="preserve">通过；内部检测电流/电压/温度，一旦超过设定阈值，控制电路线性限制电流或完全关断</w:t>
       </w:r>
       <w:r>
+        <w:rPr>
+          <w:rFonts w:eastAsia="黑体"/>
+        </w:rPr>
         <w:t xml:space="preserve"> </w:t>
       </w:r>
       <w:r>
         <w:rPr>
-          <w:rFonts w:hint="eastAsia"/>
+          <w:rFonts w:hint="eastAsia" w:eastAsia="黑体"/>
         </w:rPr>
         <w:t xml:space="preserve">MOSFET，从而保护负载与电源。与熔断器不同，多数</w:t>
       </w:r>
       <w:r>
+        <w:rPr>
+          <w:rFonts w:eastAsia="黑体"/>
+        </w:rPr>
         <w:t xml:space="preserve"> eFuse </w:t>
       </w:r>
       <w:r>
         <w:rPr>
-          <w:rFonts w:hint="eastAsia"/>
+          <w:rFonts w:hint="eastAsia" w:eastAsia="黑体"/>
         </w:rPr>
         <w:t xml:space="preserve">可自动重试或由故障恢复后重新导通。</w:t>
       </w:r>
@@ -748,7 +848,7 @@
       </w:pPr>
       <w:r>
         <w:rPr>
-          <w:rFonts w:hint="eastAsia"/>
+          <w:rFonts w:hint="eastAsia" w:eastAsia="黑体"/>
         </w:rPr>
         <w:t xml:space="preserve">关键计算公式</w:t>
       </w:r>
@@ -762,7 +862,7 @@
       </w:pPr>
       <w:r>
         <w:rPr>
-          <w:rFonts w:hint="eastAsia"/>
+          <w:rFonts w:hint="eastAsia" w:eastAsia="黑体"/>
         </w:rPr>
         <w:t xml:space="preserve">电流限制阈值：</w:t>
       </w:r>
@@ -882,7 +982,7 @@
       </w:pPr>
       <w:r>
         <w:rPr>
-          <w:rFonts w:hint="eastAsia"/>
+          <w:rFonts w:hint="eastAsia" w:eastAsia="黑体"/>
         </w:rPr>
         <w:t xml:space="preserve">导通损耗：</w:t>
       </w:r>
@@ -1001,7 +1101,7 @@
       </w:pPr>
       <w:r>
         <w:rPr>
-          <w:rFonts w:hint="eastAsia"/>
+          <w:rFonts w:hint="eastAsia" w:eastAsia="黑体"/>
         </w:rPr>
         <w:t xml:space="preserve">突入浪涌限制（软启动斜率）：</w:t>
       </w:r>
@@ -1134,11 +1234,14 @@
       </w:pPr>
       <w:r>
         <w:rPr>
-          <w:rFonts w:hint="eastAsia"/>
+          <w:rFonts w:hint="eastAsia" w:eastAsia="黑体"/>
         </w:rPr>
         <w:t xml:space="preserve">热关断点</w:t>
       </w:r>
       <w:r>
+        <w:rPr>
+          <w:rFonts w:eastAsia="黑体"/>
+        </w:rPr>
         <w:t xml:space="preserve"> </w:t>
       </w:r>
       <m:oMath>
@@ -1160,7 +1263,7 @@
       </m:oMath>
       <w:r>
         <w:rPr>
-          <w:rFonts w:hint="eastAsia"/>
+          <w:rFonts w:hint="eastAsia" w:eastAsia="黑体"/>
         </w:rPr>
         <w:t xml:space="preserve">（内部结温保护）。</w:t>
       </w:r>
@@ -1196,7 +1299,7 @@
             </w:pPr>
             <w:r>
               <w:rPr>
-                <w:rFonts w:hint="eastAsia"/>
+                <w:rFonts w:hint="eastAsia" w:eastAsia="黑体"/>
               </w:rPr>
               <w:t xml:space="preserve">符号</w:t>
             </w:r>
@@ -1210,7 +1313,7 @@
             </w:pPr>
             <w:r>
               <w:rPr>
-                <w:rFonts w:hint="eastAsia"/>
+                <w:rFonts w:hint="eastAsia" w:eastAsia="黑体"/>
               </w:rPr>
               <w:t xml:space="preserve">含义</w:t>
             </w:r>
@@ -1224,7 +1327,7 @@
             </w:pPr>
             <w:r>
               <w:rPr>
-                <w:rFonts w:hint="eastAsia"/>
+                <w:rFonts w:hint="eastAsia" w:eastAsia="黑体"/>
               </w:rPr>
               <w:t xml:space="preserve">单位</w:t>
             </w:r>
@@ -1259,6 +1362,9 @@
               </m:sSub>
             </m:oMath>
             <w:r>
+              <w:rPr>
+                <w:rFonts w:eastAsia="黑体"/>
+              </w:rPr>
               <w:t xml:space="preserve">​</w:t>
             </w:r>
           </w:p>
@@ -1271,7 +1377,7 @@
             </w:pPr>
             <w:r>
               <w:rPr>
-                <w:rFonts w:hint="eastAsia"/>
+                <w:rFonts w:hint="eastAsia" w:eastAsia="黑体"/>
               </w:rPr>
               <w:t xml:space="preserve">限流阈值</w:t>
             </w:r>
@@ -1284,6 +1390,9 @@
               <w:pStyle w:val="Compact"/>
             </w:pPr>
             <w:r>
+              <w:rPr>
+                <w:rFonts w:eastAsia="黑体"/>
+              </w:rPr>
               <w:t xml:space="preserve">A</w:t>
             </w:r>
           </w:p>
@@ -1323,6 +1432,9 @@
               </m:sSub>
             </m:oMath>
             <w:r>
+              <w:rPr>
+                <w:rFonts w:eastAsia="黑体"/>
+              </w:rPr>
               <w:t xml:space="preserve">​</w:t>
             </w:r>
           </w:p>
@@ -1335,7 +1447,7 @@
             </w:pPr>
             <w:r>
               <w:rPr>
-                <w:rFonts w:hint="eastAsia"/>
+                <w:rFonts w:hint="eastAsia" w:eastAsia="黑体"/>
               </w:rPr>
               <w:t xml:space="preserve">检测电阻</w:t>
             </w:r>
@@ -1348,6 +1460,9 @@
               <w:pStyle w:val="Compact"/>
             </w:pPr>
             <w:r>
+              <w:rPr>
+                <w:rFonts w:eastAsia="黑体"/>
+              </w:rPr>
               <w:t xml:space="preserve">Ω</w:t>
             </w:r>
           </w:p>
@@ -1399,6 +1514,9 @@
               </m:sSub>
             </m:oMath>
             <w:r>
+              <w:rPr>
+                <w:rFonts w:eastAsia="黑体"/>
+              </w:rPr>
               <w:t xml:space="preserve">​</w:t>
             </w:r>
           </w:p>
@@ -1411,7 +1529,7 @@
             </w:pPr>
             <w:r>
               <w:rPr>
-                <w:rFonts w:hint="eastAsia"/>
+                <w:rFonts w:hint="eastAsia" w:eastAsia="黑体"/>
               </w:rPr>
               <w:t xml:space="preserve">检测阈值电压</w:t>
             </w:r>
@@ -1424,6 +1542,9 @@
               <w:pStyle w:val="Compact"/>
             </w:pPr>
             <w:r>
+              <w:rPr>
+                <w:rFonts w:eastAsia="黑体"/>
+              </w:rPr>
               <w:t xml:space="preserve">V</w:t>
             </w:r>
           </w:p>
@@ -1472,6 +1593,9 @@
               </m:sSub>
             </m:oMath>
             <w:r>
+              <w:rPr>
+                <w:rFonts w:eastAsia="黑体"/>
+              </w:rPr>
               <w:t xml:space="preserve">​</w:t>
             </w:r>
           </w:p>
@@ -1484,7 +1608,7 @@
             </w:pPr>
             <w:r>
               <w:rPr>
-                <w:rFonts w:hint="eastAsia"/>
+                <w:rFonts w:hint="eastAsia" w:eastAsia="黑体"/>
               </w:rPr>
               <w:t xml:space="preserve">主开关导通电阻</w:t>
             </w:r>
@@ -1497,6 +1621,9 @@
               <w:pStyle w:val="Compact"/>
             </w:pPr>
             <w:r>
+              <w:rPr>
+                <w:rFonts w:eastAsia="黑体"/>
+              </w:rPr>
               <w:t xml:space="preserve">Ω</w:t>
             </w:r>
           </w:p>
@@ -1533,6 +1660,9 @@
               </m:sSub>
             </m:oMath>
             <w:r>
+              <w:rPr>
+                <w:rFonts w:eastAsia="黑体"/>
+              </w:rPr>
               <w:t xml:space="preserve">​</w:t>
             </w:r>
           </w:p>
@@ -1545,7 +1675,7 @@
             </w:pPr>
             <w:r>
               <w:rPr>
-                <w:rFonts w:hint="eastAsia"/>
+                <w:rFonts w:hint="eastAsia" w:eastAsia="黑体"/>
               </w:rPr>
               <w:t xml:space="preserve">功耗</w:t>
             </w:r>
@@ -1558,6 +1688,9 @@
               <w:pStyle w:val="Compact"/>
             </w:pPr>
             <w:r>
+              <w:rPr>
+                <w:rFonts w:eastAsia="黑体"/>
+              </w:rPr>
               <w:t xml:space="preserve">W</w:t>
             </w:r>
           </w:p>
@@ -1572,7 +1705,7 @@
       </w:pPr>
       <w:r>
         <w:rPr>
-          <w:rFonts w:hint="eastAsia"/>
+          <w:rFonts w:hint="eastAsia" w:eastAsia="黑体"/>
         </w:rPr>
         <w:t xml:space="preserve">元件调整影响</w:t>
       </w:r>
@@ -1587,7 +1720,7 @@
       </w:pPr>
       <w:r>
         <w:rPr>
-          <w:rFonts w:hint="eastAsia"/>
+          <w:rFonts w:hint="eastAsia" w:eastAsia="黑体"/>
           <w:b/>
           <w:bCs/>
         </w:rPr>
@@ -1595,6 +1728,7 @@
       </w:r>
       <w:r>
         <w:rPr>
+          <w:rFonts w:eastAsia="黑体"/>
           <w:b/>
           <w:bCs/>
         </w:rPr>
@@ -1602,21 +1736,27 @@
       </w:r>
       <w:r>
         <w:rPr>
-          <w:rFonts w:hint="eastAsia"/>
+          <w:rFonts w:hint="eastAsia" w:eastAsia="黑体"/>
           <w:b/>
           <w:bCs/>
         </w:rPr>
         <w:t xml:space="preserve">设定电阻）↓</w:t>
       </w:r>
       <w:r>
+        <w:rPr>
+          <w:rFonts w:eastAsia="黑体"/>
+        </w:rPr>
         <w:t xml:space="preserve"> </w:t>
       </w:r>
       <w:r>
+        <w:rPr>
+          <w:rFonts w:eastAsia="黑体"/>
+        </w:rPr>
         <w:t xml:space="preserve">→ </w:t>
       </w:r>
       <w:r>
         <w:rPr>
-          <w:rFonts w:hint="eastAsia"/>
+          <w:rFonts w:hint="eastAsia" w:eastAsia="黑体"/>
         </w:rPr>
         <w:t xml:space="preserve">保护更灵敏、更早限流，但误触发风险增大。</w:t>
       </w:r>
@@ -1631,20 +1771,27 @@
       </w:pPr>
       <w:r>
         <w:rPr>
+          <w:rFonts w:eastAsia="黑体"/>
           <w:b/>
           <w:bCs/>
         </w:rPr>
         <w:t xml:space="preserve">R_DS(on) ↑</w:t>
       </w:r>
       <w:r>
+        <w:rPr>
+          <w:rFonts w:eastAsia="黑体"/>
+        </w:rPr>
         <w:t xml:space="preserve"> </w:t>
       </w:r>
       <w:r>
+        <w:rPr>
+          <w:rFonts w:eastAsia="黑体"/>
+        </w:rPr>
         <w:t xml:space="preserve">→ </w:t>
       </w:r>
       <w:r>
         <w:rPr>
-          <w:rFonts w:hint="eastAsia"/>
+          <w:rFonts w:hint="eastAsia" w:eastAsia="黑体"/>
         </w:rPr>
         <w:t xml:space="preserve">压降与功耗增大；选更低导通电阻以降低损耗。</w:t>
       </w:r>
@@ -1659,7 +1806,7 @@
       </w:pPr>
       <w:r>
         <w:rPr>
-          <w:rFonts w:hint="eastAsia"/>
+          <w:rFonts w:hint="eastAsia" w:eastAsia="黑体"/>
           <w:b/>
           <w:bCs/>
         </w:rPr>
@@ -1667,20 +1814,27 @@
       </w:r>
       <w:r>
         <w:rPr>
+          <w:rFonts w:eastAsia="黑体"/>
           <w:b/>
           <w:bCs/>
         </w:rPr>
         <w:t xml:space="preserve"> ↑</w:t>
       </w:r>
       <w:r>
+        <w:rPr>
+          <w:rFonts w:eastAsia="黑体"/>
+        </w:rPr>
         <w:t xml:space="preserve"> </w:t>
       </w:r>
       <w:r>
+        <w:rPr>
+          <w:rFonts w:eastAsia="黑体"/>
+        </w:rPr>
         <w:t xml:space="preserve">→ </w:t>
       </w:r>
       <w:r>
         <w:rPr>
-          <w:rFonts w:hint="eastAsia"/>
+          <w:rFonts w:hint="eastAsia" w:eastAsia="黑体"/>
         </w:rPr>
         <w:t xml:space="preserve">突入浪涌更平缓，但上电时间变长。</w:t>
       </w:r>
@@ -1695,7 +1849,7 @@
       </w:pPr>
       <w:r>
         <w:rPr>
-          <w:rFonts w:hint="eastAsia"/>
+          <w:rFonts w:hint="eastAsia" w:eastAsia="黑体"/>
           <w:b/>
           <w:bCs/>
         </w:rPr>
@@ -1703,6 +1857,7 @@
       </w:r>
       <w:r>
         <w:rPr>
+          <w:rFonts w:eastAsia="黑体"/>
           <w:b/>
           <w:bCs/>
         </w:rPr>
@@ -1710,21 +1865,27 @@
       </w:r>
       <w:r>
         <w:rPr>
-          <w:rFonts w:hint="eastAsia"/>
+          <w:rFonts w:hint="eastAsia" w:eastAsia="黑体"/>
           <w:b/>
           <w:bCs/>
         </w:rPr>
         <w:t xml:space="preserve">设定</w:t>
       </w:r>
       <w:r>
+        <w:rPr>
+          <w:rFonts w:eastAsia="黑体"/>
+        </w:rPr>
         <w:t xml:space="preserve"> </w:t>
       </w:r>
       <w:r>
+        <w:rPr>
+          <w:rFonts w:eastAsia="黑体"/>
+        </w:rPr>
         <w:t xml:space="preserve">→ </w:t>
       </w:r>
       <w:r>
         <w:rPr>
-          <w:rFonts w:hint="eastAsia"/>
+          <w:rFonts w:hint="eastAsia" w:eastAsia="黑体"/>
         </w:rPr>
         <w:t xml:space="preserve">决定过压保护点与响应，需留工作电压裕量。</w:t>
       </w:r>
@@ -1737,7 +1898,7 @@
       </w:pPr>
       <w:r>
         <w:rPr>
-          <w:rFonts w:hint="eastAsia"/>
+          <w:rFonts w:hint="eastAsia" w:eastAsia="黑体"/>
         </w:rPr>
         <w:t xml:space="preserve">典型参数示例</w:t>
       </w:r>
@@ -1752,11 +1913,14 @@
       </w:pPr>
       <w:r>
         <w:rPr>
-          <w:rFonts w:hint="eastAsia"/>
+          <w:rFonts w:hint="eastAsia" w:eastAsia="黑体"/>
         </w:rPr>
         <w:t xml:space="preserve">取</w:t>
       </w:r>
       <w:r>
+        <w:rPr>
+          <w:rFonts w:eastAsia="黑体"/>
+        </w:rPr>
         <w:t xml:space="preserve"> </w:t>
       </w:r>
       <m:oMath>
@@ -1805,6 +1969,9 @@
         </m:r>
       </m:oMath>
       <w:r>
+        <w:rPr>
+          <w:rFonts w:eastAsia="黑体"/>
+        </w:rPr>
         <w:t xml:space="preserve">、</w:t>
       </w:r>
       <m:oMath>
@@ -1855,11 +2022,14 @@
         </m:r>
       </m:oMath>
       <w:r>
+        <w:rPr>
+          <w:rFonts w:eastAsia="黑体"/>
+        </w:rPr>
         <w:t xml:space="preserve"> </w:t>
       </w:r>
       <w:r>
         <w:rPr>
-          <w:rFonts w:hint="eastAsia"/>
+          <w:rFonts w:hint="eastAsia" w:eastAsia="黑体"/>
         </w:rPr>
         <w:t xml:space="preserve">mV：</w:t>
       </w:r>
@@ -1914,9 +2084,15 @@
         </m:r>
       </m:oMath>
       <w:r>
+        <w:rPr>
+          <w:rFonts w:eastAsia="黑体"/>
+        </w:rPr>
         <w:t xml:space="preserve"> </w:t>
       </w:r>
       <w:r>
+        <w:rPr>
+          <w:rFonts w:eastAsia="黑体"/>
+        </w:rPr>
         <w:t xml:space="preserve">A。</w:t>
       </w:r>
     </w:p>
@@ -1930,11 +2106,14 @@
       </w:pPr>
       <w:r>
         <w:rPr>
-          <w:rFonts w:hint="eastAsia"/>
+          <w:rFonts w:hint="eastAsia" w:eastAsia="黑体"/>
         </w:rPr>
         <w:t xml:space="preserve">取</w:t>
       </w:r>
       <w:r>
+        <w:rPr>
+          <w:rFonts w:eastAsia="黑体"/>
+        </w:rPr>
         <w:t xml:space="preserve"> </w:t>
       </w:r>
       <m:oMath>
@@ -1970,9 +2149,15 @@
         </m:r>
       </m:oMath>
       <w:r>
+        <w:rPr>
+          <w:rFonts w:eastAsia="黑体"/>
+        </w:rPr>
         <w:t xml:space="preserve"> </w:t>
       </w:r>
       <w:r>
+        <w:rPr>
+          <w:rFonts w:eastAsia="黑体"/>
+        </w:rPr>
         <w:t xml:space="preserve">A、</w:t>
       </w:r>
       <m:oMath>
@@ -2031,7 +2216,7 @@
       </m:oMath>
       <w:r>
         <w:rPr>
-          <w:rFonts w:hint="eastAsia"/>
+          <w:rFonts w:hint="eastAsia" w:eastAsia="黑体"/>
         </w:rPr>
         <w:t xml:space="preserve">：</w:t>
       </w:r>
@@ -2086,9 +2271,15 @@
         </m:r>
       </m:oMath>
       <w:r>
+        <w:rPr>
+          <w:rFonts w:eastAsia="黑体"/>
+        </w:rPr>
         <w:t xml:space="preserve"> </w:t>
       </w:r>
       <w:r>
+        <w:rPr>
+          <w:rFonts w:eastAsia="黑体"/>
+        </w:rPr>
         <w:t xml:space="preserve">W。</w:t>
       </w:r>
     </w:p>
@@ -2100,7 +2291,7 @@
       </w:pPr>
       <w:r>
         <w:rPr>
-          <w:rFonts w:hint="eastAsia"/>
+          <w:rFonts w:hint="eastAsia" w:eastAsia="黑体"/>
         </w:rPr>
         <w:t xml:space="preserve">常见器件型号</w:t>
       </w:r>
@@ -2115,25 +2306,31 @@
       </w:pPr>
       <w:r>
         <w:rPr>
-          <w:rFonts w:hint="eastAsia"/>
+          <w:rFonts w:hint="eastAsia" w:eastAsia="黑体"/>
         </w:rPr>
         <w:t xml:space="preserve">集成</w:t>
       </w:r>
       <w:r>
+        <w:rPr>
+          <w:rFonts w:eastAsia="黑体"/>
+        </w:rPr>
         <w:t xml:space="preserve"> </w:t>
       </w:r>
       <w:r>
         <w:rPr>
-          <w:rFonts w:hint="eastAsia"/>
+          <w:rFonts w:hint="eastAsia" w:eastAsia="黑体"/>
         </w:rPr>
         <w:t xml:space="preserve">eFuse：TPS2592、LTC4368、MAX20476、NIS5232、INA200</w:t>
       </w:r>
       <w:r>
+        <w:rPr>
+          <w:rFonts w:eastAsia="黑体"/>
+        </w:rPr>
         <w:t xml:space="preserve"> </w:t>
       </w:r>
       <w:r>
         <w:rPr>
-          <w:rFonts w:hint="eastAsia"/>
+          <w:rFonts w:hint="eastAsia" w:eastAsia="黑体"/>
         </w:rPr>
         <w:t xml:space="preserve">配套方案。</w:t>
       </w:r>
@@ -2146,7 +2343,7 @@
       </w:pPr>
       <w:r>
         <w:rPr>
-          <w:rFonts w:hint="eastAsia"/>
+          <w:rFonts w:hint="eastAsia" w:eastAsia="黑体"/>
         </w:rPr>
         <w:t xml:space="preserve">注意事项</w:t>
       </w:r>
@@ -2161,16 +2358,19 @@
       </w:pPr>
       <w:r>
         <w:rPr>
-          <w:rFonts w:hint="eastAsia"/>
+          <w:rFonts w:hint="eastAsia" w:eastAsia="黑体"/>
         </w:rPr>
         <w:t xml:space="preserve">选型需覆盖最大负载电流与浪涌电流，并留热与</w:t>
       </w:r>
       <w:r>
+        <w:rPr>
+          <w:rFonts w:eastAsia="黑体"/>
+        </w:rPr>
         <w:t xml:space="preserve"> SOA </w:t>
       </w:r>
       <w:r>
         <w:rPr>
-          <w:rFonts w:hint="eastAsia"/>
+          <w:rFonts w:hint="eastAsia" w:eastAsia="黑体"/>
         </w:rPr>
         <w:t xml:space="preserve">裕量。</w:t>
       </w:r>
@@ -2185,7 +2385,7 @@
       </w:pPr>
       <w:r>
         <w:rPr>
-          <w:rFonts w:hint="eastAsia"/>
+          <w:rFonts w:hint="eastAsia" w:eastAsia="黑体"/>
         </w:rPr>
         <w:t xml:space="preserve">上电浪涌大（容性负载）时要启用软启动，否则会误限流。</w:t>
       </w:r>
@@ -2199,11 +2399,14 @@
         </w:numPr>
       </w:pPr>
       <w:r>
+        <w:rPr>
+          <w:rFonts w:eastAsia="黑体"/>
+        </w:rPr>
         <w:t xml:space="preserve">eFuse </w:t>
       </w:r>
       <w:r>
         <w:rPr>
-          <w:rFonts w:hint="eastAsia"/>
+          <w:rFonts w:hint="eastAsia" w:eastAsia="黑体"/>
         </w:rPr>
         <w:t xml:space="preserve">不能替代主保险丝的安规安全隔离，安全标准下仍需熔断器。</w:t>
       </w:r>
@@ -2218,16 +2421,19 @@
       </w:pPr>
       <w:r>
         <w:rPr>
-          <w:rFonts w:hint="eastAsia"/>
+          <w:rFonts w:hint="eastAsia" w:eastAsia="黑体"/>
         </w:rPr>
         <w:t xml:space="preserve">长时间限流会使</w:t>
       </w:r>
       <w:r>
+        <w:rPr>
+          <w:rFonts w:eastAsia="黑体"/>
+        </w:rPr>
         <w:t xml:space="preserve"> MOSFET </w:t>
       </w:r>
       <w:r>
         <w:rPr>
-          <w:rFonts w:hint="eastAsia"/>
+          <w:rFonts w:hint="eastAsia" w:eastAsia="黑体"/>
         </w:rPr>
         <w:t xml:space="preserve">发热，需核算热阻与散热。</w:t>
       </w:r>
@@ -2240,7 +2446,7 @@
       </w:pPr>
       <w:r>
         <w:rPr>
-          <w:rFonts w:hint="eastAsia"/>
+          <w:rFonts w:hint="eastAsia" w:eastAsia="黑体"/>
         </w:rPr>
         <w:t xml:space="preserve">参考资料</w:t>
       </w:r>
@@ -2254,6 +2460,9 @@
         </w:numPr>
       </w:pPr>
       <w:r>
+        <w:rPr>
+          <w:rFonts w:eastAsia="黑体"/>
+        </w:rPr>
         <w:t xml:space="preserve">Wikipedia: Electronic fuse / Hot swap。</w:t>
       </w:r>
     </w:p>
@@ -2266,20 +2475,26 @@
         </w:numPr>
       </w:pPr>
       <w:r>
+        <w:rPr>
+          <w:rFonts w:eastAsia="黑体"/>
+        </w:rPr>
         <w:t xml:space="preserve">TI TPS2592 </w:t>
       </w:r>
       <w:r>
         <w:rPr>
-          <w:rFonts w:hint="eastAsia"/>
+          <w:rFonts w:hint="eastAsia" w:eastAsia="黑体"/>
         </w:rPr>
         <w:t xml:space="preserve">数据手册与</w:t>
       </w:r>
       <w:r>
+        <w:rPr>
+          <w:rFonts w:eastAsia="黑体"/>
+        </w:rPr>
         <w:t xml:space="preserve"> eFuse </w:t>
       </w:r>
       <w:r>
         <w:rPr>
-          <w:rFonts w:hint="eastAsia"/>
+          <w:rFonts w:hint="eastAsia" w:eastAsia="黑体"/>
         </w:rPr>
         <w:t xml:space="preserve">应用说明。</w:t>
       </w:r>
@@ -2294,7 +2509,7 @@
       </w:pPr>
       <w:r>
         <w:rPr>
-          <w:rFonts w:hint="eastAsia"/>
+          <w:rFonts w:hint="eastAsia" w:eastAsia="黑体"/>
         </w:rPr>
         <w:t xml:space="preserve">《热插拔与电子保险丝设计》。</w:t>
       </w:r>
@@ -2308,11 +2523,11 @@
       </w:pPr>
       <w:r>
         <w:rPr>
-          <w:rFonts w:ascii="Times New Roman" w:hAnsi="Times New Roman"/>
+          <w:rFonts w:ascii="Times New Roman" w:hAnsi="Times New Roman" w:eastAsia="黑体"/>
           <w:color w:val="555555"/>
           <w:sz w:val="21"/>
         </w:rPr>
-        <w:t>材料收集者：杜文杰</w:t>
+        <w:t>材料收集者：杜文杰，WX手机：19519196569，QQ:3478827729</w:t>
       </w:r>
     </w:p>
     <w:sectPr>
@@ -2332,7 +2547,7 @@
 </file>
 
 <file path=word/footer1.xml><?xml version="1.0" encoding="utf-8"?>
-<w:ftr xmlns:m="http://schemas.openxmlformats.org/officeDocument/2006/math" xmlns:mc="http://schemas.openxmlformats.org/markup-compatibility/2006" xmlns:mo="http://schemas.microsoft.com/office/mac/office/2008/main" xmlns:mv="urn:schemas-microsoft-com:mac:vml" xmlns:o="urn:schemas-microsoft-com:office:office" xmlns:r="http://schemas.openxmlformats.org/officeDocument/2006/relationships" xmlns:v="urn:schemas-microsoft-com:vml" xmlns:w10="urn:schemas-microsoft-com:office:word" xmlns:w14="http://schemas.microsoft.com/office/word/2010/wordml" xmlns:w="http://schemas.openxmlformats.org/wordprocessingml/2006/main" xmlns:wne="http://schemas.microsoft.com/office/word/2006/wordml" xmlns:wp14="http://schemas.microsoft.com/office/word/2010/wordprocessingDrawing" xmlns:wp="http://schemas.openxmlformats.org/drawingml/2006/wordprocessingDrawing" xmlns:wpc="http://schemas.microsoft.com/office/word/2010/wordprocessingCanvas" xmlns:wpg="http://schemas.microsoft.com/office/word/2010/wordprocessingGroup" xmlns:wpi="http://schemas.microsoft.com/office/word/2010/wordprocessingInk" xmlns:wps="http://schemas.microsoft.com/office/word/2010/wordprocessingShape" mc:Ignorable="w14 wp14">
+<w:ftr xmlns:mc="http://schemas.openxmlformats.org/markup-compatibility/2006" xmlns:w="http://schemas.openxmlformats.org/wordprocessingml/2006/main" xmlns:m="http://schemas.openxmlformats.org/officeDocument/2006/math" xmlns:mo="http://schemas.microsoft.com/office/mac/office/2008/main" xmlns:mv="urn:schemas-microsoft-com:mac:vml" xmlns:o="urn:schemas-microsoft-com:office:office" xmlns:r="http://schemas.openxmlformats.org/officeDocument/2006/relationships" xmlns:v="urn:schemas-microsoft-com:vml" xmlns:w10="urn:schemas-microsoft-com:office:word" xmlns:w14="http://schemas.microsoft.com/office/word/2010/wordml" xmlns:wne="http://schemas.microsoft.com/office/word/2006/wordml" xmlns:wp14="http://schemas.microsoft.com/office/word/2010/wordprocessingDrawing" xmlns:wp="http://schemas.openxmlformats.org/drawingml/2006/wordprocessingDrawing" xmlns:wpc="http://schemas.microsoft.com/office/word/2010/wordprocessingCanvas" xmlns:wpg="http://schemas.microsoft.com/office/word/2010/wordprocessingGroup" xmlns:wpi="http://schemas.microsoft.com/office/word/2010/wordprocessingInk" xmlns:wps="http://schemas.microsoft.com/office/word/2010/wordprocessingShape" mc:Ignorable="w14 wp14">
   <w:p>
     <w:pPr>
       <w:pStyle w:val="Footer"/>
@@ -2340,12 +2555,14 @@
     </w:pPr>
     <w:r>
       <w:rPr>
+        <w:rFonts w:eastAsia="黑体"/>
         <w:sz w:val="18"/>
       </w:rPr>
       <w:t xml:space="preserve">第 </w:t>
     </w:r>
     <w:r>
       <w:rPr>
+        <w:rFonts w:eastAsia="黑体"/>
         <w:sz w:val="18"/>
       </w:rPr>
       <w:fldChar w:fldCharType="begin"/>
@@ -2354,6 +2571,7 @@
     </w:r>
     <w:r>
       <w:rPr>
+        <w:rFonts w:eastAsia="黑体"/>
         <w:sz w:val="18"/>
       </w:rPr>
       <w:t xml:space="preserve"> 页</w:t>
@@ -2367,6 +2585,9 @@
   <w:footnote w:type="continuationSeparator" w:id="0">
     <w:p>
       <w:r>
+        <w:rPr>
+          <w:rFonts w:eastAsia="黑体"/>
+        </w:rPr>
         <w:continuationSeparator/>
       </w:r>
     </w:p>
@@ -2374,6 +2595,9 @@
   <w:footnote w:type="separator" w:id="-1">
     <w:p>
       <w:r>
+        <w:rPr>
+          <w:rFonts w:eastAsia="黑体"/>
+        </w:rPr>
         <w:separator/>
       </w:r>
     </w:p>
@@ -2382,7 +2606,7 @@
 </file>
 
 <file path=word/header1.xml><?xml version="1.0" encoding="utf-8"?>
-<w:hdr xmlns:m="http://schemas.openxmlformats.org/officeDocument/2006/math" xmlns:mc="http://schemas.openxmlformats.org/markup-compatibility/2006" xmlns:mo="http://schemas.microsoft.com/office/mac/office/2008/main" xmlns:mv="urn:schemas-microsoft-com:mac:vml" xmlns:o="urn:schemas-microsoft-com:office:office" xmlns:r="http://schemas.openxmlformats.org/officeDocument/2006/relationships" xmlns:v="urn:schemas-microsoft-com:vml" xmlns:w10="urn:schemas-microsoft-com:office:word" xmlns:w14="http://schemas.microsoft.com/office/word/2010/wordml" xmlns:w="http://schemas.openxmlformats.org/wordprocessingml/2006/main" xmlns:wne="http://schemas.microsoft.com/office/word/2006/wordml" xmlns:wp14="http://schemas.microsoft.com/office/word/2010/wordprocessingDrawing" xmlns:wp="http://schemas.openxmlformats.org/drawingml/2006/wordprocessingDrawing" xmlns:wpc="http://schemas.microsoft.com/office/word/2010/wordprocessingCanvas" xmlns:wpg="http://schemas.microsoft.com/office/word/2010/wordprocessingGroup" xmlns:wpi="http://schemas.microsoft.com/office/word/2010/wordprocessingInk" xmlns:wps="http://schemas.microsoft.com/office/word/2010/wordprocessingShape" mc:Ignorable="w14 wp14">
+<w:hdr xmlns:mc="http://schemas.openxmlformats.org/markup-compatibility/2006" xmlns:w="http://schemas.openxmlformats.org/wordprocessingml/2006/main" xmlns:m="http://schemas.openxmlformats.org/officeDocument/2006/math" xmlns:mo="http://schemas.microsoft.com/office/mac/office/2008/main" xmlns:mv="urn:schemas-microsoft-com:mac:vml" xmlns:o="urn:schemas-microsoft-com:office:office" xmlns:r="http://schemas.openxmlformats.org/officeDocument/2006/relationships" xmlns:v="urn:schemas-microsoft-com:vml" xmlns:w10="urn:schemas-microsoft-com:office:word" xmlns:w14="http://schemas.microsoft.com/office/word/2010/wordml" xmlns:wne="http://schemas.microsoft.com/office/word/2006/wordml" xmlns:wp14="http://schemas.microsoft.com/office/word/2010/wordprocessingDrawing" xmlns:wp="http://schemas.openxmlformats.org/drawingml/2006/wordprocessingDrawing" xmlns:wpc="http://schemas.microsoft.com/office/word/2010/wordprocessingCanvas" xmlns:wpg="http://schemas.microsoft.com/office/word/2010/wordprocessingGroup" xmlns:wpi="http://schemas.microsoft.com/office/word/2010/wordprocessingInk" xmlns:wps="http://schemas.microsoft.com/office/word/2010/wordprocessingShape" mc:Ignorable="w14 wp14">
   <w:p>
     <w:pPr>
       <w:pStyle w:val="Header"/>
@@ -2390,7 +2614,7 @@
     </w:pPr>
     <w:r>
       <w:rPr>
-        <w:rFonts w:ascii="Times New Roman" w:hAnsi="Times New Roman"/>
+        <w:rFonts w:ascii="Times New Roman" w:hAnsi="Times New Roman" w:eastAsia="黑体"/>
         <w:sz w:val="18"/>
         <w:rFonts w:eastAsia="黑体"/>
         <w:rFonts w:eastAsia="黑体"/>
@@ -2402,7 +2626,7 @@
 </file>
 
 <file path=word/numbering.xml><?xml version="1.0" encoding="utf-8"?>
-<w:numbering xmlns:m="http://schemas.openxmlformats.org/officeDocument/2006/math" xmlns:mc="http://schemas.openxmlformats.org/markup-compatibility/2006" xmlns:mo="http://schemas.microsoft.com/office/mac/office/2008/main" xmlns:mv="urn:schemas-microsoft-com:mac:vml" xmlns:o="urn:schemas-microsoft-com:office:office" xmlns:r="http://schemas.openxmlformats.org/officeDocument/2006/relationships" xmlns:v="urn:schemas-microsoft-com:vml" xmlns:w="http://schemas.openxmlformats.org/wordprocessingml/2006/main" xmlns:w10="urn:schemas-microsoft-com:office:word" xmlns:w14="http://schemas.microsoft.com/office/word/2010/wordml" xmlns:wne="http://schemas.microsoft.com/office/word/2006/wordml" xmlns:wp="http://schemas.openxmlformats.org/drawingml/2006/wordprocessingDrawing" xmlns:wp14="http://schemas.microsoft.com/office/word/2010/wordprocessingDrawing" xmlns:wpc="http://schemas.microsoft.com/office/word/2010/wordprocessingCanvas" xmlns:wpg="http://schemas.microsoft.com/office/word/2010/wordprocessingGroup" xmlns:wpi="http://schemas.microsoft.com/office/word/2010/wordprocessingInk" xmlns:wps="http://schemas.microsoft.com/office/word/2010/wordprocessingShape" mc:Ignorable="w14 wp14">
+<w:numbering xmlns:mc="http://schemas.openxmlformats.org/markup-compatibility/2006" xmlns:w="http://schemas.openxmlformats.org/wordprocessingml/2006/main" xmlns:m="http://schemas.openxmlformats.org/officeDocument/2006/math" xmlns:mo="http://schemas.microsoft.com/office/mac/office/2008/main" xmlns:mv="urn:schemas-microsoft-com:mac:vml" xmlns:o="urn:schemas-microsoft-com:office:office" xmlns:r="http://schemas.openxmlformats.org/officeDocument/2006/relationships" xmlns:v="urn:schemas-microsoft-com:vml" xmlns:w10="urn:schemas-microsoft-com:office:word" xmlns:w14="http://schemas.microsoft.com/office/word/2010/wordml" xmlns:wne="http://schemas.microsoft.com/office/word/2006/wordml" xmlns:wp="http://schemas.openxmlformats.org/drawingml/2006/wordprocessingDrawing" xmlns:wp14="http://schemas.microsoft.com/office/word/2010/wordprocessingDrawing" xmlns:wpc="http://schemas.microsoft.com/office/word/2010/wordprocessingCanvas" xmlns:wpg="http://schemas.microsoft.com/office/word/2010/wordprocessingGroup" xmlns:wpi="http://schemas.microsoft.com/office/word/2010/wordprocessingInk" xmlns:wps="http://schemas.microsoft.com/office/word/2010/wordprocessingShape" mc:Ignorable="w14 wp14">
   <w:abstractNum w:abstractNumId="0">
     <w:nsid w:val="FFFFFF7C"/>
     <w:multiLevelType w:val="singleLevel"/>
@@ -2489,7 +2713,7 @@
         <w:ind w:hanging="360" w:left="1440"/>
       </w:pPr>
       <w:rPr>
-        <w:rFonts w:ascii="Symbol" w:hAnsi="Symbol" w:hint="default"/>
+        <w:rFonts w:ascii="Symbol" w:hAnsi="Symbol" w:hint="default" w:eastAsia="黑体"/>
       </w:rPr>
     </w:lvl>
   </w:abstractNum>
@@ -2510,7 +2734,7 @@
         <w:ind w:hanging="360" w:left="1080"/>
       </w:pPr>
       <w:rPr>
-        <w:rFonts w:ascii="Symbol" w:hAnsi="Symbol" w:hint="default"/>
+        <w:rFonts w:ascii="Symbol" w:hAnsi="Symbol" w:hint="default" w:eastAsia="黑体"/>
       </w:rPr>
     </w:lvl>
   </w:abstractNum>
@@ -2531,7 +2755,7 @@
         <w:ind w:hanging="360" w:left="720"/>
       </w:pPr>
       <w:rPr>
-        <w:rFonts w:ascii="Symbol" w:hAnsi="Symbol" w:hint="default"/>
+        <w:rFonts w:ascii="Symbol" w:hAnsi="Symbol" w:hint="default" w:eastAsia="黑体"/>
       </w:rPr>
     </w:lvl>
   </w:abstractNum>
@@ -2570,7 +2794,7 @@
         <w:ind w:hanging="360" w:left="360"/>
       </w:pPr>
       <w:rPr>
-        <w:rFonts w:ascii="Symbol" w:hAnsi="Symbol" w:hint="default"/>
+        <w:rFonts w:ascii="Symbol" w:hAnsi="Symbol" w:hint="default" w:eastAsia="黑体"/>
       </w:rPr>
     </w:lvl>
   </w:abstractNum>
@@ -2661,7 +2885,7 @@
         <w:ind w:left="720" w:hanging="360"/>
       </w:pPr>
       <w:rPr>
-        <w:rFonts w:ascii="Symbol" w:hAnsi="Symbol" w:cs="Symbol" w:hint="default"/>
+        <w:rFonts w:ascii="Symbol" w:hAnsi="Symbol" w:cs="Symbol" w:hint="default" w:eastAsia="黑体"/>
       </w:rPr>
     </w:lvl>
     <w:lvl w:ilvl="1">
@@ -2672,7 +2896,7 @@
         <w:ind w:left="1440" w:hanging="360"/>
       </w:pPr>
       <w:rPr>
-        <w:rFonts w:ascii="Courier New" w:hAnsi="Courier New" w:cs="Courier New" w:hint="default"/>
+        <w:rFonts w:ascii="Courier New" w:hAnsi="Courier New" w:cs="Courier New" w:hint="default" w:eastAsia="黑体"/>
       </w:rPr>
     </w:lvl>
     <w:lvl w:ilvl="2">
@@ -2683,7 +2907,7 @@
         <w:ind w:left="2160" w:hanging="360"/>
       </w:pPr>
       <w:rPr>
-        <w:rFonts w:ascii="Wingdings" w:hAnsi="Wingdings" w:cs="Wingdings" w:hint="default"/>
+        <w:rFonts w:ascii="Wingdings" w:hAnsi="Wingdings" w:cs="Wingdings" w:hint="default" w:eastAsia="黑体"/>
       </w:rPr>
     </w:lvl>
     <w:lvl w:ilvl="3">
@@ -2694,7 +2918,7 @@
         <w:ind w:left="2880" w:hanging="360"/>
       </w:pPr>
       <w:rPr>
-        <w:rFonts w:ascii="Symbol" w:hAnsi="Symbol" w:cs="Symbol" w:hint="default"/>
+        <w:rFonts w:ascii="Symbol" w:hAnsi="Symbol" w:cs="Symbol" w:hint="default" w:eastAsia="黑体"/>
       </w:rPr>
     </w:lvl>
     <w:lvl w:ilvl="4">
@@ -2705,7 +2929,7 @@
         <w:ind w:left="3600" w:hanging="360"/>
       </w:pPr>
       <w:rPr>
-        <w:rFonts w:ascii="Courier New" w:hAnsi="Courier New" w:cs="Courier New" w:hint="default"/>
+        <w:rFonts w:ascii="Courier New" w:hAnsi="Courier New" w:cs="Courier New" w:hint="default" w:eastAsia="黑体"/>
       </w:rPr>
     </w:lvl>
     <w:lvl w:ilvl="5">
@@ -2716,7 +2940,7 @@
         <w:ind w:left="4320" w:hanging="360"/>
       </w:pPr>
       <w:rPr>
-        <w:rFonts w:ascii="Wingdings" w:hAnsi="Wingdings" w:cs="Wingdings" w:hint="default"/>
+        <w:rFonts w:ascii="Wingdings" w:hAnsi="Wingdings" w:cs="Wingdings" w:hint="default" w:eastAsia="黑体"/>
       </w:rPr>
     </w:lvl>
     <w:lvl w:ilvl="6">
@@ -2727,7 +2951,7 @@
         <w:ind w:left="5040" w:hanging="360"/>
       </w:pPr>
       <w:rPr>
-        <w:rFonts w:ascii="Symbol" w:hAnsi="Symbol" w:cs="Symbol" w:hint="default"/>
+        <w:rFonts w:ascii="Symbol" w:hAnsi="Symbol" w:cs="Symbol" w:hint="default" w:eastAsia="黑体"/>
       </w:rPr>
     </w:lvl>
     <w:lvl w:ilvl="7">
@@ -2738,7 +2962,7 @@
         <w:ind w:left="5760" w:hanging="360"/>
       </w:pPr>
       <w:rPr>
-        <w:rFonts w:ascii="Courier New" w:hAnsi="Courier New" w:cs="Courier New" w:hint="default"/>
+        <w:rFonts w:ascii="Courier New" w:hAnsi="Courier New" w:cs="Courier New" w:hint="default" w:eastAsia="黑体"/>
       </w:rPr>
     </w:lvl>
     <w:lvl w:ilvl="8">
@@ -2749,7 +2973,7 @@
         <w:ind w:left="6480" w:hanging="360"/>
       </w:pPr>
       <w:rPr>
-        <w:rFonts w:ascii="Wingdings" w:hAnsi="Wingdings" w:cs="Wingdings" w:hint="default"/>
+        <w:rFonts w:ascii="Wingdings" w:hAnsi="Wingdings" w:cs="Wingdings" w:hint="default" w:eastAsia="黑体"/>
       </w:rPr>
     </w:lvl>
   </w:abstractNum>
@@ -2805,11 +3029,11 @@
 </file>
 
 <file path=word/styles.xml><?xml version="1.0" encoding="utf-8"?>
-<w:styles xmlns:mc="http://schemas.openxmlformats.org/markup-compatibility/2006" xmlns:r="http://schemas.openxmlformats.org/officeDocument/2006/relationships" xmlns:w="http://schemas.openxmlformats.org/wordprocessingml/2006/main" xmlns:w14="http://schemas.microsoft.com/office/word/2010/wordml" mc:Ignorable="w14">
+<w:styles xmlns:mc="http://schemas.openxmlformats.org/markup-compatibility/2006" xmlns:w="http://schemas.openxmlformats.org/wordprocessingml/2006/main" xmlns:r="http://schemas.openxmlformats.org/officeDocument/2006/relationships" xmlns:w14="http://schemas.microsoft.com/office/word/2010/wordml" mc:Ignorable="w14">
   <w:docDefaults>
     <w:rPrDefault>
       <w:rPr>
-        <w:rFonts w:asciiTheme="minorHAnsi" w:cstheme="minorBidi" w:eastAsiaTheme="minorEastAsia" w:hAnsiTheme="minorHAnsi"/>
+        <w:rFonts w:asciiTheme="minorHAnsi" w:cstheme="minorBidi" w:hAnsiTheme="minorHAnsi" w:eastAsia="黑体"/>
         <w:sz w:val="22"/>
         <w:szCs w:val="22"/>
         <w:lang w:bidi="ar-SA" w:eastAsia="en-US" w:val="en-US"/>
@@ -3031,7 +3255,7 @@
       <w:outlineLvl w:val="0"/>
     </w:pPr>
     <w:rPr>
-      <w:rFonts w:ascii="Times New Roman" w:asciiTheme="majorHAnsi" w:cstheme="majorBidi" w:eastAsia="黑体" w:eastAsiaTheme="majorEastAsia" w:hAnsi="Times New Roman" w:hAnsiTheme="majorHAnsi"/>
+      <w:rFonts w:ascii="Times New Roman" w:asciiTheme="majorHAnsi" w:cstheme="majorBidi" w:eastAsia="黑体" w:hAnsi="Times New Roman" w:hAnsiTheme="majorHAnsi"/>
       <w:b/>
       <w:bCs/>
       <w:color w:val="1F3864"/>
@@ -3055,7 +3279,7 @@
       <w:outlineLvl w:val="1"/>
     </w:pPr>
     <w:rPr>
-      <w:rFonts w:ascii="Times New Roman" w:asciiTheme="majorHAnsi" w:cstheme="majorBidi" w:eastAsia="黑体" w:eastAsiaTheme="majorEastAsia" w:hAnsi="Times New Roman" w:hAnsiTheme="majorHAnsi"/>
+      <w:rFonts w:ascii="Times New Roman" w:asciiTheme="majorHAnsi" w:cstheme="majorBidi" w:eastAsia="黑体" w:hAnsi="Times New Roman" w:hAnsiTheme="majorHAnsi"/>
       <w:b/>
       <w:bCs/>
       <w:color w:val="2E4E7E"/>
@@ -3079,7 +3303,7 @@
       <w:outlineLvl w:val="2"/>
     </w:pPr>
     <w:rPr>
-      <w:rFonts w:ascii="Times New Roman" w:asciiTheme="majorHAnsi" w:cstheme="majorBidi" w:eastAsia="黑体" w:eastAsiaTheme="majorEastAsia" w:hAnsi="Times New Roman" w:hAnsiTheme="majorHAnsi"/>
+      <w:rFonts w:ascii="Times New Roman" w:asciiTheme="majorHAnsi" w:cstheme="majorBidi" w:eastAsia="黑体" w:hAnsi="Times New Roman" w:hAnsiTheme="majorHAnsi"/>
       <w:b/>
       <w:bCs/>
       <w:color w:val="2E4E7E"/>
@@ -3103,7 +3327,7 @@
       <w:outlineLvl w:val="3"/>
     </w:pPr>
     <w:rPr>
-      <w:rFonts w:ascii="Times New Roman" w:asciiTheme="majorHAnsi" w:cstheme="majorBidi" w:eastAsia="黑体" w:eastAsiaTheme="majorEastAsia" w:hAnsi="Times New Roman" w:hAnsiTheme="majorHAnsi"/>
+      <w:rFonts w:ascii="Times New Roman" w:asciiTheme="majorHAnsi" w:cstheme="majorBidi" w:eastAsia="黑体" w:hAnsi="Times New Roman" w:hAnsiTheme="majorHAnsi"/>
       <w:b/>
       <w:bCs/>
       <w:i/>
@@ -3129,7 +3353,7 @@
       <w:outlineLvl w:val="4"/>
     </w:pPr>
     <w:rPr>
-      <w:rFonts w:ascii="Times New Roman" w:asciiTheme="majorHAnsi" w:cstheme="majorBidi" w:eastAsia="黑体" w:eastAsiaTheme="majorEastAsia" w:hAnsi="Times New Roman" w:hAnsiTheme="majorHAnsi"/>
+      <w:rFonts w:ascii="Times New Roman" w:asciiTheme="majorHAnsi" w:cstheme="majorBidi" w:eastAsia="黑体" w:hAnsi="Times New Roman" w:hAnsiTheme="majorHAnsi"/>
       <w:b/>
       <w:color w:val="333333"/>
       <w:sz w:val="22"/>
@@ -3152,7 +3376,7 @@
       <w:outlineLvl w:val="5"/>
     </w:pPr>
     <w:rPr>
-      <w:rFonts w:asciiTheme="majorHAnsi" w:cstheme="majorBidi" w:eastAsiaTheme="majorEastAsia" w:hAnsiTheme="majorHAnsi"/>
+      <w:rFonts w:asciiTheme="majorHAnsi" w:cstheme="majorBidi" w:hAnsiTheme="majorHAnsi" w:eastAsia="黑体"/>
       <w:i/>
       <w:iCs/>
       <w:color w:themeColor="accent1" w:themeShade="7F" w:val="243F60"/>
@@ -3175,7 +3399,7 @@
       <w:outlineLvl w:val="6"/>
     </w:pPr>
     <w:rPr>
-      <w:rFonts w:asciiTheme="majorHAnsi" w:cstheme="majorBidi" w:eastAsiaTheme="majorEastAsia" w:hAnsiTheme="majorHAnsi"/>
+      <w:rFonts w:asciiTheme="majorHAnsi" w:cstheme="majorBidi" w:hAnsiTheme="majorHAnsi" w:eastAsia="黑体"/>
       <w:i/>
       <w:iCs/>
       <w:color w:themeColor="text1" w:themeTint="BF" w:val="404040"/>
@@ -3198,7 +3422,7 @@
       <w:outlineLvl w:val="7"/>
     </w:pPr>
     <w:rPr>
-      <w:rFonts w:asciiTheme="majorHAnsi" w:cstheme="majorBidi" w:eastAsiaTheme="majorEastAsia" w:hAnsiTheme="majorHAnsi"/>
+      <w:rFonts w:asciiTheme="majorHAnsi" w:cstheme="majorBidi" w:hAnsiTheme="majorHAnsi" w:eastAsia="黑体"/>
       <w:color w:themeColor="accent1" w:val="4F81BD"/>
       <w:sz w:val="20"/>
       <w:szCs w:val="20"/>
@@ -3221,7 +3445,7 @@
       <w:outlineLvl w:val="8"/>
     </w:pPr>
     <w:rPr>
-      <w:rFonts w:asciiTheme="majorHAnsi" w:cstheme="majorBidi" w:eastAsiaTheme="majorEastAsia" w:hAnsiTheme="majorHAnsi"/>
+      <w:rFonts w:asciiTheme="majorHAnsi" w:cstheme="majorBidi" w:hAnsiTheme="majorHAnsi" w:eastAsia="黑体"/>
       <w:i/>
       <w:iCs/>
       <w:color w:themeColor="text1" w:themeTint="BF" w:val="404040"/>
@@ -3272,7 +3496,7 @@
     <w:uiPriority w:val="9"/>
     <w:rsid w:val="00FC693F"/>
     <w:rPr>
-      <w:rFonts w:asciiTheme="majorHAnsi" w:cstheme="majorBidi" w:eastAsiaTheme="majorEastAsia" w:hAnsiTheme="majorHAnsi"/>
+      <w:rFonts w:asciiTheme="majorHAnsi" w:cstheme="majorBidi" w:hAnsiTheme="majorHAnsi" w:eastAsia="黑体"/>
       <w:b/>
       <w:bCs/>
       <w:color w:themeColor="accent1" w:themeShade="BF" w:val="365F91"/>
@@ -3287,7 +3511,7 @@
     <w:uiPriority w:val="9"/>
     <w:rsid w:val="00FC693F"/>
     <w:rPr>
-      <w:rFonts w:asciiTheme="majorHAnsi" w:cstheme="majorBidi" w:eastAsiaTheme="majorEastAsia" w:hAnsiTheme="majorHAnsi"/>
+      <w:rFonts w:asciiTheme="majorHAnsi" w:cstheme="majorBidi" w:hAnsiTheme="majorHAnsi" w:eastAsia="黑体"/>
       <w:b/>
       <w:bCs/>
       <w:color w:themeColor="accent1" w:val="4F81BD"/>
@@ -3302,7 +3526,7 @@
     <w:uiPriority w:val="9"/>
     <w:rsid w:val="00FC693F"/>
     <w:rPr>
-      <w:rFonts w:asciiTheme="majorHAnsi" w:cstheme="majorBidi" w:eastAsiaTheme="majorEastAsia" w:hAnsiTheme="majorHAnsi"/>
+      <w:rFonts w:asciiTheme="majorHAnsi" w:cstheme="majorBidi" w:hAnsiTheme="majorHAnsi" w:eastAsia="黑体"/>
       <w:b/>
       <w:bCs/>
       <w:color w:themeColor="accent1" w:val="4F81BD"/>
@@ -3325,7 +3549,7 @@
       <w:contextualSpacing/>
     </w:pPr>
     <w:rPr>
-      <w:rFonts w:ascii="Times New Roman" w:asciiTheme="majorHAnsi" w:cstheme="majorBidi" w:eastAsia="黑体" w:eastAsiaTheme="majorEastAsia" w:hAnsi="Times New Roman" w:hAnsiTheme="majorHAnsi"/>
+      <w:rFonts w:ascii="Times New Roman" w:asciiTheme="majorHAnsi" w:cstheme="majorBidi" w:eastAsia="黑体" w:hAnsi="Times New Roman" w:hAnsiTheme="majorHAnsi"/>
       <w:b/>
       <w:color w:val="1F3864"/>
       <w:spacing w:val="5"/>
@@ -3341,7 +3565,7 @@
     <w:uiPriority w:val="10"/>
     <w:rsid w:val="00FC693F"/>
     <w:rPr>
-      <w:rFonts w:asciiTheme="majorHAnsi" w:cstheme="majorBidi" w:eastAsiaTheme="majorEastAsia" w:hAnsiTheme="majorHAnsi"/>
+      <w:rFonts w:asciiTheme="majorHAnsi" w:cstheme="majorBidi" w:hAnsiTheme="majorHAnsi" w:eastAsia="黑体"/>
       <w:color w:themeColor="text2" w:themeShade="BF" w:val="17365D"/>
       <w:spacing w:val="5"/>
       <w:kern w:val="28"/>
@@ -3363,7 +3587,7 @@
       </w:numPr>
     </w:pPr>
     <w:rPr>
-      <w:rFonts w:asciiTheme="majorHAnsi" w:cstheme="majorBidi" w:eastAsiaTheme="majorEastAsia" w:hAnsiTheme="majorHAnsi"/>
+      <w:rFonts w:asciiTheme="majorHAnsi" w:cstheme="majorBidi" w:hAnsiTheme="majorHAnsi" w:eastAsia="黑体"/>
       <w:i/>
       <w:iCs/>
       <w:color w:themeColor="accent1" w:val="4F81BD"/>
@@ -3379,7 +3603,7 @@
     <w:uiPriority w:val="11"/>
     <w:rsid w:val="00FC693F"/>
     <w:rPr>
-      <w:rFonts w:asciiTheme="majorHAnsi" w:cstheme="majorBidi" w:eastAsiaTheme="majorEastAsia" w:hAnsiTheme="majorHAnsi"/>
+      <w:rFonts w:asciiTheme="majorHAnsi" w:cstheme="majorBidi" w:hAnsiTheme="majorHAnsi" w:eastAsia="黑体"/>
       <w:i/>
       <w:iCs/>
       <w:color w:themeColor="accent1" w:val="4F81BD"/>
@@ -3446,6 +3670,7 @@
       <w:spacing w:after="120"/>
     </w:pPr>
     <w:rPr>
+      <w:rFonts w:eastAsia="黑体"/>
       <w:sz w:val="16"/>
       <w:szCs w:val="16"/>
     </w:rPr>
@@ -3457,6 +3682,7 @@
     <w:uiPriority w:val="99"/>
     <w:rsid w:val="00AA1D8D"/>
     <w:rPr>
+      <w:rFonts w:eastAsia="黑体"/>
       <w:sz w:val="16"/>
       <w:szCs w:val="16"/>
     </w:rPr>
@@ -3626,7 +3852,7 @@
       </w:tabs>
     </w:pPr>
     <w:rPr>
-      <w:rFonts w:ascii="Courier" w:hAnsi="Courier"/>
+      <w:rFonts w:ascii="Courier" w:hAnsi="Courier" w:eastAsia="黑体"/>
       <w:sz w:val="20"/>
       <w:szCs w:val="20"/>
     </w:rPr>
@@ -3638,7 +3864,7 @@
     <w:uiPriority w:val="99"/>
     <w:rsid w:val="0029639D"/>
     <w:rPr>
-      <w:rFonts w:ascii="Courier" w:hAnsi="Courier"/>
+      <w:rFonts w:ascii="Courier" w:hAnsi="Courier" w:eastAsia="黑体"/>
       <w:sz w:val="20"/>
       <w:szCs w:val="20"/>
     </w:rPr>
@@ -3674,6 +3900,7 @@
     <w:uiPriority w:val="29"/>
     <w:rsid w:val="00FC693F"/>
     <w:rPr>
+      <w:rFonts w:eastAsia="黑体"/>
       <w:i/>
       <w:iCs/>
       <w:color w:themeColor="text1" w:val="000000"/>
@@ -3687,7 +3914,7 @@
     <w:semiHidden/>
     <w:rsid w:val="00FC693F"/>
     <w:rPr>
-      <w:rFonts w:asciiTheme="majorHAnsi" w:cstheme="majorBidi" w:eastAsiaTheme="majorEastAsia" w:hAnsiTheme="majorHAnsi"/>
+      <w:rFonts w:asciiTheme="majorHAnsi" w:cstheme="majorBidi" w:hAnsiTheme="majorHAnsi" w:eastAsia="黑体"/>
       <w:b/>
       <w:bCs/>
       <w:i/>
@@ -3703,7 +3930,7 @@
     <w:semiHidden/>
     <w:rsid w:val="00FC693F"/>
     <w:rPr>
-      <w:rFonts w:asciiTheme="majorHAnsi" w:cstheme="majorBidi" w:eastAsiaTheme="majorEastAsia" w:hAnsiTheme="majorHAnsi"/>
+      <w:rFonts w:asciiTheme="majorHAnsi" w:cstheme="majorBidi" w:hAnsiTheme="majorHAnsi" w:eastAsia="黑体"/>
       <w:color w:themeColor="accent1" w:themeShade="7F" w:val="243F60"/>
     </w:rPr>
   </w:style>
@@ -3715,7 +3942,7 @@
     <w:semiHidden/>
     <w:rsid w:val="00FC693F"/>
     <w:rPr>
-      <w:rFonts w:asciiTheme="majorHAnsi" w:cstheme="majorBidi" w:eastAsiaTheme="majorEastAsia" w:hAnsiTheme="majorHAnsi"/>
+      <w:rFonts w:asciiTheme="majorHAnsi" w:cstheme="majorBidi" w:hAnsiTheme="majorHAnsi" w:eastAsia="黑体"/>
       <w:i/>
       <w:iCs/>
       <w:color w:themeColor="accent1" w:themeShade="7F" w:val="243F60"/>
@@ -3729,7 +3956,7 @@
     <w:semiHidden/>
     <w:rsid w:val="00FC693F"/>
     <w:rPr>
-      <w:rFonts w:asciiTheme="majorHAnsi" w:cstheme="majorBidi" w:eastAsiaTheme="majorEastAsia" w:hAnsiTheme="majorHAnsi"/>
+      <w:rFonts w:asciiTheme="majorHAnsi" w:cstheme="majorBidi" w:hAnsiTheme="majorHAnsi" w:eastAsia="黑体"/>
       <w:i/>
       <w:iCs/>
       <w:color w:themeColor="text1" w:themeTint="BF" w:val="404040"/>
@@ -3743,7 +3970,7 @@
     <w:semiHidden/>
     <w:rsid w:val="00FC693F"/>
     <w:rPr>
-      <w:rFonts w:asciiTheme="majorHAnsi" w:cstheme="majorBidi" w:eastAsiaTheme="majorEastAsia" w:hAnsiTheme="majorHAnsi"/>
+      <w:rFonts w:asciiTheme="majorHAnsi" w:cstheme="majorBidi" w:hAnsiTheme="majorHAnsi" w:eastAsia="黑体"/>
       <w:color w:themeColor="accent1" w:val="4F81BD"/>
       <w:sz w:val="20"/>
       <w:szCs w:val="20"/>
@@ -3757,7 +3984,7 @@
     <w:semiHidden/>
     <w:rsid w:val="00FC693F"/>
     <w:rPr>
-      <w:rFonts w:asciiTheme="majorHAnsi" w:cstheme="majorBidi" w:eastAsiaTheme="majorEastAsia" w:hAnsiTheme="majorHAnsi"/>
+      <w:rFonts w:asciiTheme="majorHAnsi" w:cstheme="majorBidi" w:hAnsiTheme="majorHAnsi" w:eastAsia="黑体"/>
       <w:i/>
       <w:iCs/>
       <w:color w:themeColor="text1" w:themeTint="BF" w:val="404040"/>
@@ -3778,6 +4005,7 @@
       <w:spacing w:line="240" w:lineRule="auto"/>
     </w:pPr>
     <w:rPr>
+      <w:rFonts w:eastAsia="黑体"/>
       <w:b/>
       <w:bCs/>
       <w:color w:themeColor="accent1" w:val="4F81BD"/>
@@ -3792,6 +4020,7 @@
     <w:qFormat/>
     <w:rsid w:val="00FC693F"/>
     <w:rPr>
+      <w:rFonts w:eastAsia="黑体"/>
       <w:b/>
       <w:bCs/>
     </w:rPr>
@@ -3803,6 +4032,7 @@
     <w:qFormat/>
     <w:rsid w:val="00FC693F"/>
     <w:rPr>
+      <w:rFonts w:eastAsia="黑体"/>
       <w:i/>
       <w:iCs/>
     </w:rPr>
@@ -3823,6 +4053,7 @@
       <w:ind w:left="936" w:right="936"/>
     </w:pPr>
     <w:rPr>
+      <w:rFonts w:eastAsia="黑体"/>
       <w:b/>
       <w:bCs/>
       <w:i/>
@@ -3837,6 +4068,7 @@
     <w:uiPriority w:val="30"/>
     <w:rsid w:val="00FC693F"/>
     <w:rPr>
+      <w:rFonts w:eastAsia="黑体"/>
       <w:b/>
       <w:bCs/>
       <w:i/>
@@ -3851,6 +4083,7 @@
     <w:qFormat/>
     <w:rsid w:val="00FC693F"/>
     <w:rPr>
+      <w:rFonts w:eastAsia="黑体"/>
       <w:i/>
       <w:iCs/>
       <w:color w:themeColor="text1" w:themeTint="7F" w:val="808080"/>
@@ -3863,6 +4096,7 @@
     <w:qFormat/>
     <w:rsid w:val="00FC693F"/>
     <w:rPr>
+      <w:rFonts w:eastAsia="黑体"/>
       <w:b/>
       <w:bCs/>
       <w:i/>
@@ -3877,6 +4111,7 @@
     <w:qFormat/>
     <w:rsid w:val="00FC693F"/>
     <w:rPr>
+      <w:rFonts w:eastAsia="黑体"/>
       <w:smallCaps/>
       <w:color w:themeColor="accent2" w:val="C0504D"/>
       <w:u w:val="single"/>
@@ -3889,6 +4124,7 @@
     <w:qFormat/>
     <w:rsid w:val="00FC693F"/>
     <w:rPr>
+      <w:rFonts w:eastAsia="黑体"/>
       <w:b/>
       <w:bCs/>
       <w:smallCaps/>
@@ -3904,6 +4140,7 @@
     <w:qFormat/>
     <w:rsid w:val="00FC693F"/>
     <w:rPr>
+      <w:rFonts w:eastAsia="黑体"/>
       <w:b/>
       <w:bCs/>
       <w:smallCaps/>
@@ -3958,6 +4195,7 @@
       <w:spacing w:after="0" w:line="240" w:lineRule="auto"/>
     </w:pPr>
     <w:rPr>
+      <w:rFonts w:eastAsia="黑体"/>
       <w:color w:themeColor="text1" w:themeShade="BF" w:val="000000"/>
     </w:rPr>
     <w:tblPr>
@@ -3980,6 +4218,7 @@
         <w:spacing w:after="0" w:before="0" w:line="240" w:lineRule="auto"/>
       </w:pPr>
       <w:rPr>
+        <w:rFonts w:eastAsia="黑体"/>
         <w:b/>
         <w:bCs/>
       </w:rPr>
@@ -4000,6 +4239,7 @@
         <w:spacing w:after="0" w:before="0" w:line="240" w:lineRule="auto"/>
       </w:pPr>
       <w:rPr>
+        <w:rFonts w:eastAsia="黑体"/>
         <w:b/>
         <w:bCs/>
       </w:rPr>
@@ -4017,12 +4257,14 @@
     </w:tblStylePr>
     <w:tblStylePr w:type="firstCol">
       <w:rPr>
+        <w:rFonts w:eastAsia="黑体"/>
         <w:b/>
         <w:bCs/>
       </w:rPr>
     </w:tblStylePr>
     <w:tblStylePr w:type="lastCol">
       <w:rPr>
+        <w:rFonts w:eastAsia="黑体"/>
         <w:b/>
         <w:bCs/>
       </w:rPr>
@@ -4061,6 +4303,7 @@
       <w:spacing w:after="0" w:line="240" w:lineRule="auto"/>
     </w:pPr>
     <w:rPr>
+      <w:rFonts w:eastAsia="黑体"/>
       <w:color w:themeColor="accent1" w:themeShade="BF" w:val="365F91"/>
     </w:rPr>
     <w:tblPr>
@@ -4083,6 +4326,7 @@
         <w:spacing w:after="0" w:before="0" w:line="240" w:lineRule="auto"/>
       </w:pPr>
       <w:rPr>
+        <w:rFonts w:eastAsia="黑体"/>
         <w:b/>
         <w:bCs/>
       </w:rPr>
@@ -4103,6 +4347,7 @@
         <w:spacing w:after="0" w:before="0" w:line="240" w:lineRule="auto"/>
       </w:pPr>
       <w:rPr>
+        <w:rFonts w:eastAsia="黑体"/>
         <w:b/>
         <w:bCs/>
       </w:rPr>
@@ -4120,12 +4365,14 @@
     </w:tblStylePr>
     <w:tblStylePr w:type="firstCol">
       <w:rPr>
+        <w:rFonts w:eastAsia="黑体"/>
         <w:b/>
         <w:bCs/>
       </w:rPr>
     </w:tblStylePr>
     <w:tblStylePr w:type="lastCol">
       <w:rPr>
+        <w:rFonts w:eastAsia="黑体"/>
         <w:b/>
         <w:bCs/>
       </w:rPr>
@@ -4164,6 +4411,7 @@
       <w:spacing w:after="0" w:line="240" w:lineRule="auto"/>
     </w:pPr>
     <w:rPr>
+      <w:rFonts w:eastAsia="黑体"/>
       <w:color w:themeColor="accent2" w:themeShade="BF" w:val="943634"/>
     </w:rPr>
     <w:tblPr>
@@ -4186,6 +4434,7 @@
         <w:spacing w:after="0" w:before="0" w:line="240" w:lineRule="auto"/>
       </w:pPr>
       <w:rPr>
+        <w:rFonts w:eastAsia="黑体"/>
         <w:b/>
         <w:bCs/>
       </w:rPr>
@@ -4206,6 +4455,7 @@
         <w:spacing w:after="0" w:before="0" w:line="240" w:lineRule="auto"/>
       </w:pPr>
       <w:rPr>
+        <w:rFonts w:eastAsia="黑体"/>
         <w:b/>
         <w:bCs/>
       </w:rPr>
@@ -4223,12 +4473,14 @@
     </w:tblStylePr>
     <w:tblStylePr w:type="firstCol">
       <w:rPr>
+        <w:rFonts w:eastAsia="黑体"/>
         <w:b/>
         <w:bCs/>
       </w:rPr>
     </w:tblStylePr>
     <w:tblStylePr w:type="lastCol">
       <w:rPr>
+        <w:rFonts w:eastAsia="黑体"/>
         <w:b/>
         <w:bCs/>
       </w:rPr>
@@ -4267,6 +4519,7 @@
       <w:spacing w:after="0" w:line="240" w:lineRule="auto"/>
     </w:pPr>
     <w:rPr>
+      <w:rFonts w:eastAsia="黑体"/>
       <w:color w:themeColor="accent3" w:themeShade="BF" w:val="76923C"/>
     </w:rPr>
     <w:tblPr>
@@ -4289,6 +4542,7 @@
         <w:spacing w:after="0" w:before="0" w:line="240" w:lineRule="auto"/>
       </w:pPr>
       <w:rPr>
+        <w:rFonts w:eastAsia="黑体"/>
         <w:b/>
         <w:bCs/>
       </w:rPr>
@@ -4309,6 +4563,7 @@
         <w:spacing w:after="0" w:before="0" w:line="240" w:lineRule="auto"/>
       </w:pPr>
       <w:rPr>
+        <w:rFonts w:eastAsia="黑体"/>
         <w:b/>
         <w:bCs/>
       </w:rPr>
@@ -4326,12 +4581,14 @@
     </w:tblStylePr>
     <w:tblStylePr w:type="firstCol">
       <w:rPr>
+        <w:rFonts w:eastAsia="黑体"/>
         <w:b/>
         <w:bCs/>
       </w:rPr>
     </w:tblStylePr>
     <w:tblStylePr w:type="lastCol">
       <w:rPr>
+        <w:rFonts w:eastAsia="黑体"/>
         <w:b/>
         <w:bCs/>
       </w:rPr>
@@ -4370,6 +4627,7 @@
       <w:spacing w:after="0" w:line="240" w:lineRule="auto"/>
     </w:pPr>
     <w:rPr>
+      <w:rFonts w:eastAsia="黑体"/>
       <w:color w:themeColor="accent4" w:themeShade="BF" w:val="5F497A"/>
     </w:rPr>
     <w:tblPr>
@@ -4392,6 +4650,7 @@
         <w:spacing w:after="0" w:before="0" w:line="240" w:lineRule="auto"/>
       </w:pPr>
       <w:rPr>
+        <w:rFonts w:eastAsia="黑体"/>
         <w:b/>
         <w:bCs/>
       </w:rPr>
@@ -4412,6 +4671,7 @@
         <w:spacing w:after="0" w:before="0" w:line="240" w:lineRule="auto"/>
       </w:pPr>
       <w:rPr>
+        <w:rFonts w:eastAsia="黑体"/>
         <w:b/>
         <w:bCs/>
       </w:rPr>
@@ -4429,12 +4689,14 @@
     </w:tblStylePr>
     <w:tblStylePr w:type="firstCol">
       <w:rPr>
+        <w:rFonts w:eastAsia="黑体"/>
         <w:b/>
         <w:bCs/>
       </w:rPr>
     </w:tblStylePr>
     <w:tblStylePr w:type="lastCol">
       <w:rPr>
+        <w:rFonts w:eastAsia="黑体"/>
         <w:b/>
         <w:bCs/>
       </w:rPr>
@@ -4473,6 +4735,7 @@
       <w:spacing w:after="0" w:line="240" w:lineRule="auto"/>
     </w:pPr>
     <w:rPr>
+      <w:rFonts w:eastAsia="黑体"/>
       <w:color w:themeColor="accent5" w:themeShade="BF" w:val="31849B"/>
     </w:rPr>
     <w:tblPr>
@@ -4495,6 +4758,7 @@
         <w:spacing w:after="0" w:before="0" w:line="240" w:lineRule="auto"/>
       </w:pPr>
       <w:rPr>
+        <w:rFonts w:eastAsia="黑体"/>
         <w:b/>
         <w:bCs/>
       </w:rPr>
@@ -4515,6 +4779,7 @@
         <w:spacing w:after="0" w:before="0" w:line="240" w:lineRule="auto"/>
       </w:pPr>
       <w:rPr>
+        <w:rFonts w:eastAsia="黑体"/>
         <w:b/>
         <w:bCs/>
       </w:rPr>
@@ -4532,12 +4797,14 @@
     </w:tblStylePr>
     <w:tblStylePr w:type="firstCol">
       <w:rPr>
+        <w:rFonts w:eastAsia="黑体"/>
         <w:b/>
         <w:bCs/>
       </w:rPr>
     </w:tblStylePr>
     <w:tblStylePr w:type="lastCol">
       <w:rPr>
+        <w:rFonts w:eastAsia="黑体"/>
         <w:b/>
         <w:bCs/>
       </w:rPr>
@@ -4576,6 +4843,7 @@
       <w:spacing w:after="0" w:line="240" w:lineRule="auto"/>
     </w:pPr>
     <w:rPr>
+      <w:rFonts w:eastAsia="黑体"/>
       <w:color w:themeColor="accent6" w:themeShade="BF" w:val="E36C0A"/>
     </w:rPr>
     <w:tblPr>
@@ -4598,6 +4866,7 @@
         <w:spacing w:after="0" w:before="0" w:line="240" w:lineRule="auto"/>
       </w:pPr>
       <w:rPr>
+        <w:rFonts w:eastAsia="黑体"/>
         <w:b/>
         <w:bCs/>
       </w:rPr>
@@ -4618,6 +4887,7 @@
         <w:spacing w:after="0" w:before="0" w:line="240" w:lineRule="auto"/>
       </w:pPr>
       <w:rPr>
+        <w:rFonts w:eastAsia="黑体"/>
         <w:b/>
         <w:bCs/>
       </w:rPr>
@@ -4635,12 +4905,14 @@
     </w:tblStylePr>
     <w:tblStylePr w:type="firstCol">
       <w:rPr>
+        <w:rFonts w:eastAsia="黑体"/>
         <w:b/>
         <w:bCs/>
       </w:rPr>
     </w:tblStylePr>
     <w:tblStylePr w:type="lastCol">
       <w:rPr>
+        <w:rFonts w:eastAsia="黑体"/>
         <w:b/>
         <w:bCs/>
       </w:rPr>
@@ -4700,6 +4972,7 @@
         <w:spacing w:after="0" w:before="0" w:line="240" w:lineRule="auto"/>
       </w:pPr>
       <w:rPr>
+        <w:rFonts w:eastAsia="黑体"/>
         <w:b/>
         <w:bCs/>
         <w:color w:themeColor="background1" w:val="FFFFFF"/>
@@ -4714,6 +4987,7 @@
         <w:spacing w:after="0" w:before="0" w:line="240" w:lineRule="auto"/>
       </w:pPr>
       <w:rPr>
+        <w:rFonts w:eastAsia="黑体"/>
         <w:b/>
         <w:bCs/>
       </w:rPr>
@@ -4729,12 +5003,14 @@
     </w:tblStylePr>
     <w:tblStylePr w:type="firstCol">
       <w:rPr>
+        <w:rFonts w:eastAsia="黑体"/>
         <w:b/>
         <w:bCs/>
       </w:rPr>
     </w:tblStylePr>
     <w:tblStylePr w:type="lastCol">
       <w:rPr>
+        <w:rFonts w:eastAsia="黑体"/>
         <w:b/>
         <w:bCs/>
       </w:rPr>
@@ -4792,6 +5068,7 @@
         <w:spacing w:after="0" w:before="0" w:line="240" w:lineRule="auto"/>
       </w:pPr>
       <w:rPr>
+        <w:rFonts w:eastAsia="黑体"/>
         <w:b/>
         <w:bCs/>
         <w:color w:themeColor="background1" w:val="FFFFFF"/>
@@ -4806,6 +5083,7 @@
         <w:spacing w:after="0" w:before="0" w:line="240" w:lineRule="auto"/>
       </w:pPr>
       <w:rPr>
+        <w:rFonts w:eastAsia="黑体"/>
         <w:b/>
         <w:bCs/>
       </w:rPr>
@@ -4821,12 +5099,14 @@
     </w:tblStylePr>
     <w:tblStylePr w:type="firstCol">
       <w:rPr>
+        <w:rFonts w:eastAsia="黑体"/>
         <w:b/>
         <w:bCs/>
       </w:rPr>
     </w:tblStylePr>
     <w:tblStylePr w:type="lastCol">
       <w:rPr>
+        <w:rFonts w:eastAsia="黑体"/>
         <w:b/>
         <w:bCs/>
       </w:rPr>
@@ -4884,6 +5164,7 @@
         <w:spacing w:after="0" w:before="0" w:line="240" w:lineRule="auto"/>
       </w:pPr>
       <w:rPr>
+        <w:rFonts w:eastAsia="黑体"/>
         <w:b/>
         <w:bCs/>
         <w:color w:themeColor="background1" w:val="FFFFFF"/>
@@ -4898,6 +5179,7 @@
         <w:spacing w:after="0" w:before="0" w:line="240" w:lineRule="auto"/>
       </w:pPr>
       <w:rPr>
+        <w:rFonts w:eastAsia="黑体"/>
         <w:b/>
         <w:bCs/>
       </w:rPr>
@@ -4913,12 +5195,14 @@
     </w:tblStylePr>
     <w:tblStylePr w:type="firstCol">
       <w:rPr>
+        <w:rFonts w:eastAsia="黑体"/>
         <w:b/>
         <w:bCs/>
       </w:rPr>
     </w:tblStylePr>
     <w:tblStylePr w:type="lastCol">
       <w:rPr>
+        <w:rFonts w:eastAsia="黑体"/>
         <w:b/>
         <w:bCs/>
       </w:rPr>
@@ -4976,6 +5260,7 @@
         <w:spacing w:after="0" w:before="0" w:line="240" w:lineRule="auto"/>
       </w:pPr>
       <w:rPr>
+        <w:rFonts w:eastAsia="黑体"/>
         <w:b/>
         <w:bCs/>
         <w:color w:themeColor="background1" w:val="FFFFFF"/>
@@ -4990,6 +5275,7 @@
         <w:spacing w:after="0" w:before="0" w:line="240" w:lineRule="auto"/>
       </w:pPr>
       <w:rPr>
+        <w:rFonts w:eastAsia="黑体"/>
         <w:b/>
         <w:bCs/>
       </w:rPr>
@@ -5005,12 +5291,14 @@
     </w:tblStylePr>
     <w:tblStylePr w:type="firstCol">
       <w:rPr>
+        <w:rFonts w:eastAsia="黑体"/>
         <w:b/>
         <w:bCs/>
       </w:rPr>
     </w:tblStylePr>
     <w:tblStylePr w:type="lastCol">
       <w:rPr>
+        <w:rFonts w:eastAsia="黑体"/>
         <w:b/>
         <w:bCs/>
       </w:rPr>
@@ -5068,6 +5356,7 @@
         <w:spacing w:after="0" w:before="0" w:line="240" w:lineRule="auto"/>
       </w:pPr>
       <w:rPr>
+        <w:rFonts w:eastAsia="黑体"/>
         <w:b/>
         <w:bCs/>
         <w:color w:themeColor="background1" w:val="FFFFFF"/>
@@ -5082,6 +5371,7 @@
         <w:spacing w:after="0" w:before="0" w:line="240" w:lineRule="auto"/>
       </w:pPr>
       <w:rPr>
+        <w:rFonts w:eastAsia="黑体"/>
         <w:b/>
         <w:bCs/>
       </w:rPr>
@@ -5097,12 +5387,14 @@
     </w:tblStylePr>
     <w:tblStylePr w:type="firstCol">
       <w:rPr>
+        <w:rFonts w:eastAsia="黑体"/>
         <w:b/>
         <w:bCs/>
       </w:rPr>
     </w:tblStylePr>
     <w:tblStylePr w:type="lastCol">
       <w:rPr>
+        <w:rFonts w:eastAsia="黑体"/>
         <w:b/>
         <w:bCs/>
       </w:rPr>
@@ -5160,6 +5452,7 @@
         <w:spacing w:after="0" w:before="0" w:line="240" w:lineRule="auto"/>
       </w:pPr>
       <w:rPr>
+        <w:rFonts w:eastAsia="黑体"/>
         <w:b/>
         <w:bCs/>
         <w:color w:themeColor="background1" w:val="FFFFFF"/>
@@ -5174,6 +5467,7 @@
         <w:spacing w:after="0" w:before="0" w:line="240" w:lineRule="auto"/>
       </w:pPr>
       <w:rPr>
+        <w:rFonts w:eastAsia="黑体"/>
         <w:b/>
         <w:bCs/>
       </w:rPr>
@@ -5189,12 +5483,14 @@
     </w:tblStylePr>
     <w:tblStylePr w:type="firstCol">
       <w:rPr>
+        <w:rFonts w:eastAsia="黑体"/>
         <w:b/>
         <w:bCs/>
       </w:rPr>
     </w:tblStylePr>
     <w:tblStylePr w:type="lastCol">
       <w:rPr>
+        <w:rFonts w:eastAsia="黑体"/>
         <w:b/>
         <w:bCs/>
       </w:rPr>
@@ -5252,6 +5548,7 @@
         <w:spacing w:after="0" w:before="0" w:line="240" w:lineRule="auto"/>
       </w:pPr>
       <w:rPr>
+        <w:rFonts w:eastAsia="黑体"/>
         <w:b/>
         <w:bCs/>
         <w:color w:themeColor="background1" w:val="FFFFFF"/>
@@ -5266,6 +5563,7 @@
         <w:spacing w:after="0" w:before="0" w:line="240" w:lineRule="auto"/>
       </w:pPr>
       <w:rPr>
+        <w:rFonts w:eastAsia="黑体"/>
         <w:b/>
         <w:bCs/>
       </w:rPr>
@@ -5281,12 +5579,14 @@
     </w:tblStylePr>
     <w:tblStylePr w:type="firstCol">
       <w:rPr>
+        <w:rFonts w:eastAsia="黑体"/>
         <w:b/>
         <w:bCs/>
       </w:rPr>
     </w:tblStylePr>
     <w:tblStylePr w:type="lastCol">
       <w:rPr>
+        <w:rFonts w:eastAsia="黑体"/>
         <w:b/>
         <w:bCs/>
       </w:rPr>
@@ -5346,7 +5646,7 @@
         <w:spacing w:after="0" w:before="0" w:line="240" w:lineRule="auto"/>
       </w:pPr>
       <w:rPr>
-        <w:rFonts w:asciiTheme="majorHAnsi" w:cstheme="majorBidi" w:eastAsiaTheme="majorEastAsia" w:hAnsiTheme="majorHAnsi"/>
+        <w:rFonts w:asciiTheme="majorHAnsi" w:cstheme="majorBidi" w:hAnsiTheme="majorHAnsi" w:eastAsia="黑体"/>
         <w:b/>
         <w:bCs/>
       </w:rPr>
@@ -5367,7 +5667,7 @@
         <w:spacing w:after="0" w:before="0" w:line="240" w:lineRule="auto"/>
       </w:pPr>
       <w:rPr>
-        <w:rFonts w:asciiTheme="majorHAnsi" w:cstheme="majorBidi" w:eastAsiaTheme="majorEastAsia" w:hAnsiTheme="majorHAnsi"/>
+        <w:rFonts w:asciiTheme="majorHAnsi" w:cstheme="majorBidi" w:hAnsiTheme="majorHAnsi" w:eastAsia="黑体"/>
         <w:b/>
         <w:bCs/>
       </w:rPr>
@@ -5385,14 +5685,14 @@
     </w:tblStylePr>
     <w:tblStylePr w:type="firstCol">
       <w:rPr>
-        <w:rFonts w:asciiTheme="majorHAnsi" w:cstheme="majorBidi" w:eastAsiaTheme="majorEastAsia" w:hAnsiTheme="majorHAnsi"/>
+        <w:rFonts w:asciiTheme="majorHAnsi" w:cstheme="majorBidi" w:hAnsiTheme="majorHAnsi" w:eastAsia="黑体"/>
         <w:b/>
         <w:bCs/>
       </w:rPr>
     </w:tblStylePr>
     <w:tblStylePr w:type="lastCol">
       <w:rPr>
-        <w:rFonts w:asciiTheme="majorHAnsi" w:cstheme="majorBidi" w:eastAsiaTheme="majorEastAsia" w:hAnsiTheme="majorHAnsi"/>
+        <w:rFonts w:asciiTheme="majorHAnsi" w:cstheme="majorBidi" w:hAnsiTheme="majorHAnsi" w:eastAsia="黑体"/>
         <w:b/>
         <w:bCs/>
       </w:rPr>
@@ -5476,7 +5776,7 @@
         <w:spacing w:after="0" w:before="0" w:line="240" w:lineRule="auto"/>
       </w:pPr>
       <w:rPr>
-        <w:rFonts w:asciiTheme="majorHAnsi" w:cstheme="majorBidi" w:eastAsiaTheme="majorEastAsia" w:hAnsiTheme="majorHAnsi"/>
+        <w:rFonts w:asciiTheme="majorHAnsi" w:cstheme="majorBidi" w:hAnsiTheme="majorHAnsi" w:eastAsia="黑体"/>
         <w:b/>
         <w:bCs/>
       </w:rPr>
@@ -5497,7 +5797,7 @@
         <w:spacing w:after="0" w:before="0" w:line="240" w:lineRule="auto"/>
       </w:pPr>
       <w:rPr>
-        <w:rFonts w:asciiTheme="majorHAnsi" w:cstheme="majorBidi" w:eastAsiaTheme="majorEastAsia" w:hAnsiTheme="majorHAnsi"/>
+        <w:rFonts w:asciiTheme="majorHAnsi" w:cstheme="majorBidi" w:hAnsiTheme="majorHAnsi" w:eastAsia="黑体"/>
         <w:b/>
         <w:bCs/>
       </w:rPr>
@@ -5515,14 +5815,14 @@
     </w:tblStylePr>
     <w:tblStylePr w:type="firstCol">
       <w:rPr>
-        <w:rFonts w:asciiTheme="majorHAnsi" w:cstheme="majorBidi" w:eastAsiaTheme="majorEastAsia" w:hAnsiTheme="majorHAnsi"/>
+        <w:rFonts w:asciiTheme="majorHAnsi" w:cstheme="majorBidi" w:hAnsiTheme="majorHAnsi" w:eastAsia="黑体"/>
         <w:b/>
         <w:bCs/>
       </w:rPr>
     </w:tblStylePr>
     <w:tblStylePr w:type="lastCol">
       <w:rPr>
-        <w:rFonts w:asciiTheme="majorHAnsi" w:cstheme="majorBidi" w:eastAsiaTheme="majorEastAsia" w:hAnsiTheme="majorHAnsi"/>
+        <w:rFonts w:asciiTheme="majorHAnsi" w:cstheme="majorBidi" w:hAnsiTheme="majorHAnsi" w:eastAsia="黑体"/>
         <w:b/>
         <w:bCs/>
       </w:rPr>
@@ -5606,7 +5906,7 @@
         <w:spacing w:after="0" w:before="0" w:line="240" w:lineRule="auto"/>
       </w:pPr>
       <w:rPr>
-        <w:rFonts w:asciiTheme="majorHAnsi" w:cstheme="majorBidi" w:eastAsiaTheme="majorEastAsia" w:hAnsiTheme="majorHAnsi"/>
+        <w:rFonts w:asciiTheme="majorHAnsi" w:cstheme="majorBidi" w:hAnsiTheme="majorHAnsi" w:eastAsia="黑体"/>
         <w:b/>
         <w:bCs/>
       </w:rPr>
@@ -5627,7 +5927,7 @@
         <w:spacing w:after="0" w:before="0" w:line="240" w:lineRule="auto"/>
       </w:pPr>
       <w:rPr>
-        <w:rFonts w:asciiTheme="majorHAnsi" w:cstheme="majorBidi" w:eastAsiaTheme="majorEastAsia" w:hAnsiTheme="majorHAnsi"/>
+        <w:rFonts w:asciiTheme="majorHAnsi" w:cstheme="majorBidi" w:hAnsiTheme="majorHAnsi" w:eastAsia="黑体"/>
         <w:b/>
         <w:bCs/>
       </w:rPr>
@@ -5645,14 +5945,14 @@
     </w:tblStylePr>
     <w:tblStylePr w:type="firstCol">
       <w:rPr>
-        <w:rFonts w:asciiTheme="majorHAnsi" w:cstheme="majorBidi" w:eastAsiaTheme="majorEastAsia" w:hAnsiTheme="majorHAnsi"/>
+        <w:rFonts w:asciiTheme="majorHAnsi" w:cstheme="majorBidi" w:hAnsiTheme="majorHAnsi" w:eastAsia="黑体"/>
         <w:b/>
         <w:bCs/>
       </w:rPr>
     </w:tblStylePr>
     <w:tblStylePr w:type="lastCol">
       <w:rPr>
-        <w:rFonts w:asciiTheme="majorHAnsi" w:cstheme="majorBidi" w:eastAsiaTheme="majorEastAsia" w:hAnsiTheme="majorHAnsi"/>
+        <w:rFonts w:asciiTheme="majorHAnsi" w:cstheme="majorBidi" w:hAnsiTheme="majorHAnsi" w:eastAsia="黑体"/>
         <w:b/>
         <w:bCs/>
       </w:rPr>
@@ -5736,7 +6036,7 @@
         <w:spacing w:after="0" w:before="0" w:line="240" w:lineRule="auto"/>
       </w:pPr>
       <w:rPr>
-        <w:rFonts w:asciiTheme="majorHAnsi" w:cstheme="majorBidi" w:eastAsiaTheme="majorEastAsia" w:hAnsiTheme="majorHAnsi"/>
+        <w:rFonts w:asciiTheme="majorHAnsi" w:cstheme="majorBidi" w:hAnsiTheme="majorHAnsi" w:eastAsia="黑体"/>
         <w:b/>
         <w:bCs/>
       </w:rPr>
@@ -5757,7 +6057,7 @@
         <w:spacing w:after="0" w:before="0" w:line="240" w:lineRule="auto"/>
       </w:pPr>
       <w:rPr>
-        <w:rFonts w:asciiTheme="majorHAnsi" w:cstheme="majorBidi" w:eastAsiaTheme="majorEastAsia" w:hAnsiTheme="majorHAnsi"/>
+        <w:rFonts w:asciiTheme="majorHAnsi" w:cstheme="majorBidi" w:hAnsiTheme="majorHAnsi" w:eastAsia="黑体"/>
         <w:b/>
         <w:bCs/>
       </w:rPr>
@@ -5775,14 +6075,14 @@
     </w:tblStylePr>
     <w:tblStylePr w:type="firstCol">
       <w:rPr>
-        <w:rFonts w:asciiTheme="majorHAnsi" w:cstheme="majorBidi" w:eastAsiaTheme="majorEastAsia" w:hAnsiTheme="majorHAnsi"/>
+        <w:rFonts w:asciiTheme="majorHAnsi" w:cstheme="majorBidi" w:hAnsiTheme="majorHAnsi" w:eastAsia="黑体"/>
         <w:b/>
         <w:bCs/>
       </w:rPr>
     </w:tblStylePr>
     <w:tblStylePr w:type="lastCol">
       <w:rPr>
-        <w:rFonts w:asciiTheme="majorHAnsi" w:cstheme="majorBidi" w:eastAsiaTheme="majorEastAsia" w:hAnsiTheme="majorHAnsi"/>
+        <w:rFonts w:asciiTheme="majorHAnsi" w:cstheme="majorBidi" w:hAnsiTheme="majorHAnsi" w:eastAsia="黑体"/>
         <w:b/>
         <w:bCs/>
       </w:rPr>
@@ -5866,7 +6166,7 @@
         <w:spacing w:after="0" w:before="0" w:line="240" w:lineRule="auto"/>
       </w:pPr>
       <w:rPr>
-        <w:rFonts w:asciiTheme="majorHAnsi" w:cstheme="majorBidi" w:eastAsiaTheme="majorEastAsia" w:hAnsiTheme="majorHAnsi"/>
+        <w:rFonts w:asciiTheme="majorHAnsi" w:cstheme="majorBidi" w:hAnsiTheme="majorHAnsi" w:eastAsia="黑体"/>
         <w:b/>
         <w:bCs/>
       </w:rPr>
@@ -5887,7 +6187,7 @@
         <w:spacing w:after="0" w:before="0" w:line="240" w:lineRule="auto"/>
       </w:pPr>
       <w:rPr>
-        <w:rFonts w:asciiTheme="majorHAnsi" w:cstheme="majorBidi" w:eastAsiaTheme="majorEastAsia" w:hAnsiTheme="majorHAnsi"/>
+        <w:rFonts w:asciiTheme="majorHAnsi" w:cstheme="majorBidi" w:hAnsiTheme="majorHAnsi" w:eastAsia="黑体"/>
         <w:b/>
         <w:bCs/>
       </w:rPr>
@@ -5905,14 +6205,14 @@
     </w:tblStylePr>
     <w:tblStylePr w:type="firstCol">
       <w:rPr>
-        <w:rFonts w:asciiTheme="majorHAnsi" w:cstheme="majorBidi" w:eastAsiaTheme="majorEastAsia" w:hAnsiTheme="majorHAnsi"/>
+        <w:rFonts w:asciiTheme="majorHAnsi" w:cstheme="majorBidi" w:hAnsiTheme="majorHAnsi" w:eastAsia="黑体"/>
         <w:b/>
         <w:bCs/>
       </w:rPr>
     </w:tblStylePr>
     <w:tblStylePr w:type="lastCol">
       <w:rPr>
-        <w:rFonts w:asciiTheme="majorHAnsi" w:cstheme="majorBidi" w:eastAsiaTheme="majorEastAsia" w:hAnsiTheme="majorHAnsi"/>
+        <w:rFonts w:asciiTheme="majorHAnsi" w:cstheme="majorBidi" w:hAnsiTheme="majorHAnsi" w:eastAsia="黑体"/>
         <w:b/>
         <w:bCs/>
       </w:rPr>
@@ -5996,7 +6296,7 @@
         <w:spacing w:after="0" w:before="0" w:line="240" w:lineRule="auto"/>
       </w:pPr>
       <w:rPr>
-        <w:rFonts w:asciiTheme="majorHAnsi" w:cstheme="majorBidi" w:eastAsiaTheme="majorEastAsia" w:hAnsiTheme="majorHAnsi"/>
+        <w:rFonts w:asciiTheme="majorHAnsi" w:cstheme="majorBidi" w:hAnsiTheme="majorHAnsi" w:eastAsia="黑体"/>
         <w:b/>
         <w:bCs/>
       </w:rPr>
@@ -6017,7 +6317,7 @@
         <w:spacing w:after="0" w:before="0" w:line="240" w:lineRule="auto"/>
       </w:pPr>
       <w:rPr>
-        <w:rFonts w:asciiTheme="majorHAnsi" w:cstheme="majorBidi" w:eastAsiaTheme="majorEastAsia" w:hAnsiTheme="majorHAnsi"/>
+        <w:rFonts w:asciiTheme="majorHAnsi" w:cstheme="majorBidi" w:hAnsiTheme="majorHAnsi" w:eastAsia="黑体"/>
         <w:b/>
         <w:bCs/>
       </w:rPr>
@@ -6035,14 +6335,14 @@
     </w:tblStylePr>
     <w:tblStylePr w:type="firstCol">
       <w:rPr>
-        <w:rFonts w:asciiTheme="majorHAnsi" w:cstheme="majorBidi" w:eastAsiaTheme="majorEastAsia" w:hAnsiTheme="majorHAnsi"/>
+        <w:rFonts w:asciiTheme="majorHAnsi" w:cstheme="majorBidi" w:hAnsiTheme="majorHAnsi" w:eastAsia="黑体"/>
         <w:b/>
         <w:bCs/>
       </w:rPr>
     </w:tblStylePr>
     <w:tblStylePr w:type="lastCol">
       <w:rPr>
-        <w:rFonts w:asciiTheme="majorHAnsi" w:cstheme="majorBidi" w:eastAsiaTheme="majorEastAsia" w:hAnsiTheme="majorHAnsi"/>
+        <w:rFonts w:asciiTheme="majorHAnsi" w:cstheme="majorBidi" w:hAnsiTheme="majorHAnsi" w:eastAsia="黑体"/>
         <w:b/>
         <w:bCs/>
       </w:rPr>
@@ -6126,7 +6426,7 @@
         <w:spacing w:after="0" w:before="0" w:line="240" w:lineRule="auto"/>
       </w:pPr>
       <w:rPr>
-        <w:rFonts w:asciiTheme="majorHAnsi" w:cstheme="majorBidi" w:eastAsiaTheme="majorEastAsia" w:hAnsiTheme="majorHAnsi"/>
+        <w:rFonts w:asciiTheme="majorHAnsi" w:cstheme="majorBidi" w:hAnsiTheme="majorHAnsi" w:eastAsia="黑体"/>
         <w:b/>
         <w:bCs/>
       </w:rPr>
@@ -6147,7 +6447,7 @@
         <w:spacing w:after="0" w:before="0" w:line="240" w:lineRule="auto"/>
       </w:pPr>
       <w:rPr>
-        <w:rFonts w:asciiTheme="majorHAnsi" w:cstheme="majorBidi" w:eastAsiaTheme="majorEastAsia" w:hAnsiTheme="majorHAnsi"/>
+        <w:rFonts w:asciiTheme="majorHAnsi" w:cstheme="majorBidi" w:hAnsiTheme="majorHAnsi" w:eastAsia="黑体"/>
         <w:b/>
         <w:bCs/>
       </w:rPr>
@@ -6165,14 +6465,14 @@
     </w:tblStylePr>
     <w:tblStylePr w:type="firstCol">
       <w:rPr>
-        <w:rFonts w:asciiTheme="majorHAnsi" w:cstheme="majorBidi" w:eastAsiaTheme="majorEastAsia" w:hAnsiTheme="majorHAnsi"/>
+        <w:rFonts w:asciiTheme="majorHAnsi" w:cstheme="majorBidi" w:hAnsiTheme="majorHAnsi" w:eastAsia="黑体"/>
         <w:b/>
         <w:bCs/>
       </w:rPr>
     </w:tblStylePr>
     <w:tblStylePr w:type="lastCol">
       <w:rPr>
-        <w:rFonts w:asciiTheme="majorHAnsi" w:cstheme="majorBidi" w:eastAsiaTheme="majorEastAsia" w:hAnsiTheme="majorHAnsi"/>
+        <w:rFonts w:asciiTheme="majorHAnsi" w:cstheme="majorBidi" w:hAnsiTheme="majorHAnsi" w:eastAsia="黑体"/>
         <w:b/>
         <w:bCs/>
       </w:rPr>
@@ -6255,6 +6555,7 @@
         <w:spacing w:after="0" w:before="0" w:line="240" w:lineRule="auto"/>
       </w:pPr>
       <w:rPr>
+        <w:rFonts w:eastAsia="黑体"/>
         <w:b/>
         <w:bCs/>
         <w:color w:themeColor="background1" w:val="FFFFFF"/>
@@ -6277,6 +6578,7 @@
         <w:spacing w:after="0" w:before="0" w:line="240" w:lineRule="auto"/>
       </w:pPr>
       <w:rPr>
+        <w:rFonts w:eastAsia="黑体"/>
         <w:b/>
         <w:bCs/>
       </w:rPr>
@@ -6294,12 +6596,14 @@
     </w:tblStylePr>
     <w:tblStylePr w:type="firstCol">
       <w:rPr>
+        <w:rFonts w:eastAsia="黑体"/>
         <w:b/>
         <w:bCs/>
       </w:rPr>
     </w:tblStylePr>
     <w:tblStylePr w:type="lastCol">
       <w:rPr>
+        <w:rFonts w:eastAsia="黑体"/>
         <w:b/>
         <w:bCs/>
       </w:rPr>
@@ -6361,6 +6665,7 @@
         <w:spacing w:after="0" w:before="0" w:line="240" w:lineRule="auto"/>
       </w:pPr>
       <w:rPr>
+        <w:rFonts w:eastAsia="黑体"/>
         <w:b/>
         <w:bCs/>
         <w:color w:themeColor="background1" w:val="FFFFFF"/>
@@ -6383,6 +6688,7 @@
         <w:spacing w:after="0" w:before="0" w:line="240" w:lineRule="auto"/>
       </w:pPr>
       <w:rPr>
+        <w:rFonts w:eastAsia="黑体"/>
         <w:b/>
         <w:bCs/>
       </w:rPr>
@@ -6400,12 +6706,14 @@
     </w:tblStylePr>
     <w:tblStylePr w:type="firstCol">
       <w:rPr>
+        <w:rFonts w:eastAsia="黑体"/>
         <w:b/>
         <w:bCs/>
       </w:rPr>
     </w:tblStylePr>
     <w:tblStylePr w:type="lastCol">
       <w:rPr>
+        <w:rFonts w:eastAsia="黑体"/>
         <w:b/>
         <w:bCs/>
       </w:rPr>
@@ -6467,6 +6775,7 @@
         <w:spacing w:after="0" w:before="0" w:line="240" w:lineRule="auto"/>
       </w:pPr>
       <w:rPr>
+        <w:rFonts w:eastAsia="黑体"/>
         <w:b/>
         <w:bCs/>
         <w:color w:themeColor="background1" w:val="FFFFFF"/>
@@ -6489,6 +6798,7 @@
         <w:spacing w:after="0" w:before="0" w:line="240" w:lineRule="auto"/>
       </w:pPr>
       <w:rPr>
+        <w:rFonts w:eastAsia="黑体"/>
         <w:b/>
         <w:bCs/>
       </w:rPr>
@@ -6506,12 +6816,14 @@
     </w:tblStylePr>
     <w:tblStylePr w:type="firstCol">
       <w:rPr>
+        <w:rFonts w:eastAsia="黑体"/>
         <w:b/>
         <w:bCs/>
       </w:rPr>
     </w:tblStylePr>
     <w:tblStylePr w:type="lastCol">
       <w:rPr>
+        <w:rFonts w:eastAsia="黑体"/>
         <w:b/>
         <w:bCs/>
       </w:rPr>
@@ -6573,6 +6885,7 @@
         <w:spacing w:after="0" w:before="0" w:line="240" w:lineRule="auto"/>
       </w:pPr>
       <w:rPr>
+        <w:rFonts w:eastAsia="黑体"/>
         <w:b/>
         <w:bCs/>
         <w:color w:themeColor="background1" w:val="FFFFFF"/>
@@ -6595,6 +6908,7 @@
         <w:spacing w:after="0" w:before="0" w:line="240" w:lineRule="auto"/>
       </w:pPr>
       <w:rPr>
+        <w:rFonts w:eastAsia="黑体"/>
         <w:b/>
         <w:bCs/>
       </w:rPr>
@@ -6612,12 +6926,14 @@
     </w:tblStylePr>
     <w:tblStylePr w:type="firstCol">
       <w:rPr>
+        <w:rFonts w:eastAsia="黑体"/>
         <w:b/>
         <w:bCs/>
       </w:rPr>
     </w:tblStylePr>
     <w:tblStylePr w:type="lastCol">
       <w:rPr>
+        <w:rFonts w:eastAsia="黑体"/>
         <w:b/>
         <w:bCs/>
       </w:rPr>
@@ -6679,6 +6995,7 @@
         <w:spacing w:after="0" w:before="0" w:line="240" w:lineRule="auto"/>
       </w:pPr>
       <w:rPr>
+        <w:rFonts w:eastAsia="黑体"/>
         <w:b/>
         <w:bCs/>
         <w:color w:themeColor="background1" w:val="FFFFFF"/>
@@ -6701,6 +7018,7 @@
         <w:spacing w:after="0" w:before="0" w:line="240" w:lineRule="auto"/>
       </w:pPr>
       <w:rPr>
+        <w:rFonts w:eastAsia="黑体"/>
         <w:b/>
         <w:bCs/>
       </w:rPr>
@@ -6718,12 +7036,14 @@
     </w:tblStylePr>
     <w:tblStylePr w:type="firstCol">
       <w:rPr>
+        <w:rFonts w:eastAsia="黑体"/>
         <w:b/>
         <w:bCs/>
       </w:rPr>
     </w:tblStylePr>
     <w:tblStylePr w:type="lastCol">
       <w:rPr>
+        <w:rFonts w:eastAsia="黑体"/>
         <w:b/>
         <w:bCs/>
       </w:rPr>
@@ -6785,6 +7105,7 @@
         <w:spacing w:after="0" w:before="0" w:line="240" w:lineRule="auto"/>
       </w:pPr>
       <w:rPr>
+        <w:rFonts w:eastAsia="黑体"/>
         <w:b/>
         <w:bCs/>
         <w:color w:themeColor="background1" w:val="FFFFFF"/>
@@ -6807,6 +7128,7 @@
         <w:spacing w:after="0" w:before="0" w:line="240" w:lineRule="auto"/>
       </w:pPr>
       <w:rPr>
+        <w:rFonts w:eastAsia="黑体"/>
         <w:b/>
         <w:bCs/>
       </w:rPr>
@@ -6824,12 +7146,14 @@
     </w:tblStylePr>
     <w:tblStylePr w:type="firstCol">
       <w:rPr>
+        <w:rFonts w:eastAsia="黑体"/>
         <w:b/>
         <w:bCs/>
       </w:rPr>
     </w:tblStylePr>
     <w:tblStylePr w:type="lastCol">
       <w:rPr>
+        <w:rFonts w:eastAsia="黑体"/>
         <w:b/>
         <w:bCs/>
       </w:rPr>
@@ -6891,6 +7215,7 @@
         <w:spacing w:after="0" w:before="0" w:line="240" w:lineRule="auto"/>
       </w:pPr>
       <w:rPr>
+        <w:rFonts w:eastAsia="黑体"/>
         <w:b/>
         <w:bCs/>
         <w:color w:themeColor="background1" w:val="FFFFFF"/>
@@ -6913,6 +7238,7 @@
         <w:spacing w:after="0" w:before="0" w:line="240" w:lineRule="auto"/>
       </w:pPr>
       <w:rPr>
+        <w:rFonts w:eastAsia="黑体"/>
         <w:b/>
         <w:bCs/>
       </w:rPr>
@@ -6930,12 +7256,14 @@
     </w:tblStylePr>
     <w:tblStylePr w:type="firstCol">
       <w:rPr>
+        <w:rFonts w:eastAsia="黑体"/>
         <w:b/>
         <w:bCs/>
       </w:rPr>
     </w:tblStylePr>
     <w:tblStylePr w:type="lastCol">
       <w:rPr>
+        <w:rFonts w:eastAsia="黑体"/>
         <w:b/>
         <w:bCs/>
       </w:rPr>
@@ -6994,6 +7322,7 @@
         <w:spacing w:after="0" w:before="0" w:line="240" w:lineRule="auto"/>
       </w:pPr>
       <w:rPr>
+        <w:rFonts w:eastAsia="黑体"/>
         <w:b/>
         <w:bCs/>
         <w:color w:themeColor="background1" w:val="FFFFFF"/>
@@ -7016,6 +7345,7 @@
         <w:spacing w:after="0" w:before="0" w:line="240" w:lineRule="auto"/>
       </w:pPr>
       <w:rPr>
+        <w:rFonts w:eastAsia="黑体"/>
         <w:color w:val="auto"/>
       </w:rPr>
       <w:tblPr/>
@@ -7033,6 +7363,7 @@
     </w:tblStylePr>
     <w:tblStylePr w:type="firstCol">
       <w:rPr>
+        <w:rFonts w:eastAsia="黑体"/>
         <w:b/>
         <w:bCs/>
         <w:color w:themeColor="background1" w:val="FFFFFF"/>
@@ -7052,6 +7383,7 @@
     </w:tblStylePr>
     <w:tblStylePr w:type="lastCol">
       <w:rPr>
+        <w:rFonts w:eastAsia="黑体"/>
         <w:b/>
         <w:bCs/>
         <w:color w:themeColor="background1" w:val="FFFFFF"/>
@@ -7100,6 +7432,7 @@
     </w:tblStylePr>
     <w:tblStylePr w:type="nwCell">
       <w:rPr>
+        <w:rFonts w:eastAsia="黑体"/>
         <w:color w:themeColor="background1" w:val="FFFFFF"/>
       </w:rPr>
       <w:tblPr/>
@@ -7143,6 +7476,7 @@
         <w:spacing w:after="0" w:before="0" w:line="240" w:lineRule="auto"/>
       </w:pPr>
       <w:rPr>
+        <w:rFonts w:eastAsia="黑体"/>
         <w:b/>
         <w:bCs/>
         <w:color w:themeColor="background1" w:val="FFFFFF"/>
@@ -7165,6 +7499,7 @@
         <w:spacing w:after="0" w:before="0" w:line="240" w:lineRule="auto"/>
       </w:pPr>
       <w:rPr>
+        <w:rFonts w:eastAsia="黑体"/>
         <w:color w:val="auto"/>
       </w:rPr>
       <w:tblPr/>
@@ -7182,6 +7517,7 @@
     </w:tblStylePr>
     <w:tblStylePr w:type="firstCol">
       <w:rPr>
+        <w:rFonts w:eastAsia="黑体"/>
         <w:b/>
         <w:bCs/>
         <w:color w:themeColor="background1" w:val="FFFFFF"/>
@@ -7201,6 +7537,7 @@
     </w:tblStylePr>
     <w:tblStylePr w:type="lastCol">
       <w:rPr>
+        <w:rFonts w:eastAsia="黑体"/>
         <w:b/>
         <w:bCs/>
         <w:color w:themeColor="background1" w:val="FFFFFF"/>
@@ -7249,6 +7586,7 @@
     </w:tblStylePr>
     <w:tblStylePr w:type="nwCell">
       <w:rPr>
+        <w:rFonts w:eastAsia="黑体"/>
         <w:color w:themeColor="background1" w:val="FFFFFF"/>
       </w:rPr>
       <w:tblPr/>
@@ -7292,6 +7630,7 @@
         <w:spacing w:after="0" w:before="0" w:line="240" w:lineRule="auto"/>
       </w:pPr>
       <w:rPr>
+        <w:rFonts w:eastAsia="黑体"/>
         <w:b/>
         <w:bCs/>
         <w:color w:themeColor="background1" w:val="FFFFFF"/>
@@ -7314,6 +7653,7 @@
         <w:spacing w:after="0" w:before="0" w:line="240" w:lineRule="auto"/>
       </w:pPr>
       <w:rPr>
+        <w:rFonts w:eastAsia="黑体"/>
         <w:color w:val="auto"/>
       </w:rPr>
       <w:tblPr/>
@@ -7331,6 +7671,7 @@
     </w:tblStylePr>
     <w:tblStylePr w:type="firstCol">
       <w:rPr>
+        <w:rFonts w:eastAsia="黑体"/>
         <w:b/>
         <w:bCs/>
         <w:color w:themeColor="background1" w:val="FFFFFF"/>
@@ -7350,6 +7691,7 @@
     </w:tblStylePr>
     <w:tblStylePr w:type="lastCol">
       <w:rPr>
+        <w:rFonts w:eastAsia="黑体"/>
         <w:b/>
         <w:bCs/>
         <w:color w:themeColor="background1" w:val="FFFFFF"/>
@@ -7398,6 +7740,7 @@
     </w:tblStylePr>
     <w:tblStylePr w:type="nwCell">
       <w:rPr>
+        <w:rFonts w:eastAsia="黑体"/>
         <w:color w:themeColor="background1" w:val="FFFFFF"/>
       </w:rPr>
       <w:tblPr/>
@@ -7441,6 +7784,7 @@
         <w:spacing w:after="0" w:before="0" w:line="240" w:lineRule="auto"/>
       </w:pPr>
       <w:rPr>
+        <w:rFonts w:eastAsia="黑体"/>
         <w:b/>
         <w:bCs/>
         <w:color w:themeColor="background1" w:val="FFFFFF"/>
@@ -7463,6 +7807,7 @@
         <w:spacing w:after="0" w:before="0" w:line="240" w:lineRule="auto"/>
       </w:pPr>
       <w:rPr>
+        <w:rFonts w:eastAsia="黑体"/>
         <w:color w:val="auto"/>
       </w:rPr>
       <w:tblPr/>
@@ -7480,6 +7825,7 @@
     </w:tblStylePr>
     <w:tblStylePr w:type="firstCol">
       <w:rPr>
+        <w:rFonts w:eastAsia="黑体"/>
         <w:b/>
         <w:bCs/>
         <w:color w:themeColor="background1" w:val="FFFFFF"/>
@@ -7499,6 +7845,7 @@
     </w:tblStylePr>
     <w:tblStylePr w:type="lastCol">
       <w:rPr>
+        <w:rFonts w:eastAsia="黑体"/>
         <w:b/>
         <w:bCs/>
         <w:color w:themeColor="background1" w:val="FFFFFF"/>
@@ -7547,6 +7894,7 @@
     </w:tblStylePr>
     <w:tblStylePr w:type="nwCell">
       <w:rPr>
+        <w:rFonts w:eastAsia="黑体"/>
         <w:color w:themeColor="background1" w:val="FFFFFF"/>
       </w:rPr>
       <w:tblPr/>
@@ -7590,6 +7938,7 @@
         <w:spacing w:after="0" w:before="0" w:line="240" w:lineRule="auto"/>
       </w:pPr>
       <w:rPr>
+        <w:rFonts w:eastAsia="黑体"/>
         <w:b/>
         <w:bCs/>
         <w:color w:themeColor="background1" w:val="FFFFFF"/>
@@ -7612,6 +7961,7 @@
         <w:spacing w:after="0" w:before="0" w:line="240" w:lineRule="auto"/>
       </w:pPr>
       <w:rPr>
+        <w:rFonts w:eastAsia="黑体"/>
         <w:color w:val="auto"/>
       </w:rPr>
       <w:tblPr/>
@@ -7629,6 +7979,7 @@
     </w:tblStylePr>
     <w:tblStylePr w:type="firstCol">
       <w:rPr>
+        <w:rFonts w:eastAsia="黑体"/>
         <w:b/>
         <w:bCs/>
         <w:color w:themeColor="background1" w:val="FFFFFF"/>
@@ -7648,6 +7999,7 @@
     </w:tblStylePr>
     <w:tblStylePr w:type="lastCol">
       <w:rPr>
+        <w:rFonts w:eastAsia="黑体"/>
         <w:b/>
         <w:bCs/>
         <w:color w:themeColor="background1" w:val="FFFFFF"/>
@@ -7696,6 +8048,7 @@
     </w:tblStylePr>
     <w:tblStylePr w:type="nwCell">
       <w:rPr>
+        <w:rFonts w:eastAsia="黑体"/>
         <w:color w:themeColor="background1" w:val="FFFFFF"/>
       </w:rPr>
       <w:tblPr/>
@@ -7739,6 +8092,7 @@
         <w:spacing w:after="0" w:before="0" w:line="240" w:lineRule="auto"/>
       </w:pPr>
       <w:rPr>
+        <w:rFonts w:eastAsia="黑体"/>
         <w:b/>
         <w:bCs/>
         <w:color w:themeColor="background1" w:val="FFFFFF"/>
@@ -7761,6 +8115,7 @@
         <w:spacing w:after="0" w:before="0" w:line="240" w:lineRule="auto"/>
       </w:pPr>
       <w:rPr>
+        <w:rFonts w:eastAsia="黑体"/>
         <w:color w:val="auto"/>
       </w:rPr>
       <w:tblPr/>
@@ -7778,6 +8133,7 @@
     </w:tblStylePr>
     <w:tblStylePr w:type="firstCol">
       <w:rPr>
+        <w:rFonts w:eastAsia="黑体"/>
         <w:b/>
         <w:bCs/>
         <w:color w:themeColor="background1" w:val="FFFFFF"/>
@@ -7797,6 +8153,7 @@
     </w:tblStylePr>
     <w:tblStylePr w:type="lastCol">
       <w:rPr>
+        <w:rFonts w:eastAsia="黑体"/>
         <w:b/>
         <w:bCs/>
         <w:color w:themeColor="background1" w:val="FFFFFF"/>
@@ -7845,6 +8202,7 @@
     </w:tblStylePr>
     <w:tblStylePr w:type="nwCell">
       <w:rPr>
+        <w:rFonts w:eastAsia="黑体"/>
         <w:color w:themeColor="background1" w:val="FFFFFF"/>
       </w:rPr>
       <w:tblPr/>
@@ -7888,6 +8246,7 @@
         <w:spacing w:after="0" w:before="0" w:line="240" w:lineRule="auto"/>
       </w:pPr>
       <w:rPr>
+        <w:rFonts w:eastAsia="黑体"/>
         <w:b/>
         <w:bCs/>
         <w:color w:themeColor="background1" w:val="FFFFFF"/>
@@ -7910,6 +8269,7 @@
         <w:spacing w:after="0" w:before="0" w:line="240" w:lineRule="auto"/>
       </w:pPr>
       <w:rPr>
+        <w:rFonts w:eastAsia="黑体"/>
         <w:color w:val="auto"/>
       </w:rPr>
       <w:tblPr/>
@@ -7927,6 +8287,7 @@
     </w:tblStylePr>
     <w:tblStylePr w:type="firstCol">
       <w:rPr>
+        <w:rFonts w:eastAsia="黑体"/>
         <w:b/>
         <w:bCs/>
         <w:color w:themeColor="background1" w:val="FFFFFF"/>
@@ -7946,6 +8307,7 @@
     </w:tblStylePr>
     <w:tblStylePr w:type="lastCol">
       <w:rPr>
+        <w:rFonts w:eastAsia="黑体"/>
         <w:b/>
         <w:bCs/>
         <w:color w:themeColor="background1" w:val="FFFFFF"/>
@@ -7994,6 +8356,7 @@
     </w:tblStylePr>
     <w:tblStylePr w:type="nwCell">
       <w:rPr>
+        <w:rFonts w:eastAsia="黑体"/>
         <w:color w:themeColor="background1" w:val="FFFFFF"/>
       </w:rPr>
       <w:tblPr/>
@@ -8018,6 +8381,7 @@
       <w:spacing w:after="0" w:line="240" w:lineRule="auto"/>
     </w:pPr>
     <w:rPr>
+      <w:rFonts w:eastAsia="黑体"/>
       <w:color w:themeColor="text1" w:val="000000"/>
     </w:rPr>
     <w:tblPr>
@@ -8037,7 +8401,7 @@
     </w:tblPr>
     <w:tblStylePr w:type="firstRow">
       <w:rPr>
-        <w:rFonts w:asciiTheme="majorHAnsi" w:cstheme="majorBidi" w:eastAsiaTheme="majorEastAsia" w:hAnsiTheme="majorHAnsi"/>
+        <w:rFonts w:asciiTheme="majorHAnsi" w:cstheme="majorBidi" w:hAnsiTheme="majorHAnsi" w:eastAsia="黑体"/>
       </w:rPr>
       <w:tblPr/>
       <w:tcPr>
@@ -8049,6 +8413,7 @@
     </w:tblStylePr>
     <w:tblStylePr w:type="lastRow">
       <w:rPr>
+        <w:rFonts w:eastAsia="黑体"/>
         <w:b/>
         <w:bCs/>
         <w:color w:themeColor="text2" w:val="1F497D"/>
@@ -8063,12 +8428,14 @@
     </w:tblStylePr>
     <w:tblStylePr w:type="firstCol">
       <w:rPr>
+        <w:rFonts w:eastAsia="黑体"/>
         <w:b/>
         <w:bCs/>
       </w:rPr>
     </w:tblStylePr>
     <w:tblStylePr w:type="lastCol">
       <w:rPr>
+        <w:rFonts w:eastAsia="黑体"/>
         <w:b/>
         <w:bCs/>
       </w:rPr>
@@ -8102,6 +8469,7 @@
       <w:spacing w:after="0" w:line="240" w:lineRule="auto"/>
     </w:pPr>
     <w:rPr>
+      <w:rFonts w:eastAsia="黑体"/>
       <w:color w:themeColor="text1" w:val="000000"/>
     </w:rPr>
     <w:tblPr>
@@ -8121,7 +8489,7 @@
     </w:tblPr>
     <w:tblStylePr w:type="firstRow">
       <w:rPr>
-        <w:rFonts w:asciiTheme="majorHAnsi" w:cstheme="majorBidi" w:eastAsiaTheme="majorEastAsia" w:hAnsiTheme="majorHAnsi"/>
+        <w:rFonts w:asciiTheme="majorHAnsi" w:cstheme="majorBidi" w:hAnsiTheme="majorHAnsi" w:eastAsia="黑体"/>
       </w:rPr>
       <w:tblPr/>
       <w:tcPr>
@@ -8133,6 +8501,7 @@
     </w:tblStylePr>
     <w:tblStylePr w:type="lastRow">
       <w:rPr>
+        <w:rFonts w:eastAsia="黑体"/>
         <w:b/>
         <w:bCs/>
         <w:color w:themeColor="text2" w:val="1F497D"/>
@@ -8147,12 +8516,14 @@
     </w:tblStylePr>
     <w:tblStylePr w:type="firstCol">
       <w:rPr>
+        <w:rFonts w:eastAsia="黑体"/>
         <w:b/>
         <w:bCs/>
       </w:rPr>
     </w:tblStylePr>
     <w:tblStylePr w:type="lastCol">
       <w:rPr>
+        <w:rFonts w:eastAsia="黑体"/>
         <w:b/>
         <w:bCs/>
       </w:rPr>
@@ -8186,6 +8557,7 @@
       <w:spacing w:after="0" w:line="240" w:lineRule="auto"/>
     </w:pPr>
     <w:rPr>
+      <w:rFonts w:eastAsia="黑体"/>
       <w:color w:themeColor="text1" w:val="000000"/>
     </w:rPr>
     <w:tblPr>
@@ -8205,7 +8577,7 @@
     </w:tblPr>
     <w:tblStylePr w:type="firstRow">
       <w:rPr>
-        <w:rFonts w:asciiTheme="majorHAnsi" w:cstheme="majorBidi" w:eastAsiaTheme="majorEastAsia" w:hAnsiTheme="majorHAnsi"/>
+        <w:rFonts w:asciiTheme="majorHAnsi" w:cstheme="majorBidi" w:hAnsiTheme="majorHAnsi" w:eastAsia="黑体"/>
       </w:rPr>
       <w:tblPr/>
       <w:tcPr>
@@ -8217,6 +8589,7 @@
     </w:tblStylePr>
     <w:tblStylePr w:type="lastRow">
       <w:rPr>
+        <w:rFonts w:eastAsia="黑体"/>
         <w:b/>
         <w:bCs/>
         <w:color w:themeColor="text2" w:val="1F497D"/>
@@ -8231,12 +8604,14 @@
     </w:tblStylePr>
     <w:tblStylePr w:type="firstCol">
       <w:rPr>
+        <w:rFonts w:eastAsia="黑体"/>
         <w:b/>
         <w:bCs/>
       </w:rPr>
     </w:tblStylePr>
     <w:tblStylePr w:type="lastCol">
       <w:rPr>
+        <w:rFonts w:eastAsia="黑体"/>
         <w:b/>
         <w:bCs/>
       </w:rPr>
@@ -8270,6 +8645,7 @@
       <w:spacing w:after="0" w:line="240" w:lineRule="auto"/>
     </w:pPr>
     <w:rPr>
+      <w:rFonts w:eastAsia="黑体"/>
       <w:color w:themeColor="text1" w:val="000000"/>
     </w:rPr>
     <w:tblPr>
@@ -8289,7 +8665,7 @@
     </w:tblPr>
     <w:tblStylePr w:type="firstRow">
       <w:rPr>
-        <w:rFonts w:asciiTheme="majorHAnsi" w:cstheme="majorBidi" w:eastAsiaTheme="majorEastAsia" w:hAnsiTheme="majorHAnsi"/>
+        <w:rFonts w:asciiTheme="majorHAnsi" w:cstheme="majorBidi" w:hAnsiTheme="majorHAnsi" w:eastAsia="黑体"/>
       </w:rPr>
       <w:tblPr/>
       <w:tcPr>
@@ -8301,6 +8677,7 @@
     </w:tblStylePr>
     <w:tblStylePr w:type="lastRow">
       <w:rPr>
+        <w:rFonts w:eastAsia="黑体"/>
         <w:b/>
         <w:bCs/>
         <w:color w:themeColor="text2" w:val="1F497D"/>
@@ -8315,12 +8692,14 @@
     </w:tblStylePr>
     <w:tblStylePr w:type="firstCol">
       <w:rPr>
+        <w:rFonts w:eastAsia="黑体"/>
         <w:b/>
         <w:bCs/>
       </w:rPr>
     </w:tblStylePr>
     <w:tblStylePr w:type="lastCol">
       <w:rPr>
+        <w:rFonts w:eastAsia="黑体"/>
         <w:b/>
         <w:bCs/>
       </w:rPr>
@@ -8354,6 +8733,7 @@
       <w:spacing w:after="0" w:line="240" w:lineRule="auto"/>
     </w:pPr>
     <w:rPr>
+      <w:rFonts w:eastAsia="黑体"/>
       <w:color w:themeColor="text1" w:val="000000"/>
     </w:rPr>
     <w:tblPr>
@@ -8373,7 +8753,7 @@
     </w:tblPr>
     <w:tblStylePr w:type="firstRow">
       <w:rPr>
-        <w:rFonts w:asciiTheme="majorHAnsi" w:cstheme="majorBidi" w:eastAsiaTheme="majorEastAsia" w:hAnsiTheme="majorHAnsi"/>
+        <w:rFonts w:asciiTheme="majorHAnsi" w:cstheme="majorBidi" w:hAnsiTheme="majorHAnsi" w:eastAsia="黑体"/>
       </w:rPr>
       <w:tblPr/>
       <w:tcPr>
@@ -8385,6 +8765,7 @@
     </w:tblStylePr>
     <w:tblStylePr w:type="lastRow">
       <w:rPr>
+        <w:rFonts w:eastAsia="黑体"/>
         <w:b/>
         <w:bCs/>
         <w:color w:themeColor="text2" w:val="1F497D"/>
@@ -8399,12 +8780,14 @@
     </w:tblStylePr>
     <w:tblStylePr w:type="firstCol">
       <w:rPr>
+        <w:rFonts w:eastAsia="黑体"/>
         <w:b/>
         <w:bCs/>
       </w:rPr>
     </w:tblStylePr>
     <w:tblStylePr w:type="lastCol">
       <w:rPr>
+        <w:rFonts w:eastAsia="黑体"/>
         <w:b/>
         <w:bCs/>
       </w:rPr>
@@ -8438,6 +8821,7 @@
       <w:spacing w:after="0" w:line="240" w:lineRule="auto"/>
     </w:pPr>
     <w:rPr>
+      <w:rFonts w:eastAsia="黑体"/>
       <w:color w:themeColor="text1" w:val="000000"/>
     </w:rPr>
     <w:tblPr>
@@ -8457,7 +8841,7 @@
     </w:tblPr>
     <w:tblStylePr w:type="firstRow">
       <w:rPr>
-        <w:rFonts w:asciiTheme="majorHAnsi" w:cstheme="majorBidi" w:eastAsiaTheme="majorEastAsia" w:hAnsiTheme="majorHAnsi"/>
+        <w:rFonts w:asciiTheme="majorHAnsi" w:cstheme="majorBidi" w:hAnsiTheme="majorHAnsi" w:eastAsia="黑体"/>
       </w:rPr>
       <w:tblPr/>
       <w:tcPr>
@@ -8469,6 +8853,7 @@
     </w:tblStylePr>
     <w:tblStylePr w:type="lastRow">
       <w:rPr>
+        <w:rFonts w:eastAsia="黑体"/>
         <w:b/>
         <w:bCs/>
         <w:color w:themeColor="text2" w:val="1F497D"/>
@@ -8483,12 +8868,14 @@
     </w:tblStylePr>
     <w:tblStylePr w:type="firstCol">
       <w:rPr>
+        <w:rFonts w:eastAsia="黑体"/>
         <w:b/>
         <w:bCs/>
       </w:rPr>
     </w:tblStylePr>
     <w:tblStylePr w:type="lastCol">
       <w:rPr>
+        <w:rFonts w:eastAsia="黑体"/>
         <w:b/>
         <w:bCs/>
       </w:rPr>
@@ -8522,6 +8909,7 @@
       <w:spacing w:after="0" w:line="240" w:lineRule="auto"/>
     </w:pPr>
     <w:rPr>
+      <w:rFonts w:eastAsia="黑体"/>
       <w:color w:themeColor="text1" w:val="000000"/>
     </w:rPr>
     <w:tblPr>
@@ -8541,7 +8929,7 @@
     </w:tblPr>
     <w:tblStylePr w:type="firstRow">
       <w:rPr>
-        <w:rFonts w:asciiTheme="majorHAnsi" w:cstheme="majorBidi" w:eastAsiaTheme="majorEastAsia" w:hAnsiTheme="majorHAnsi"/>
+        <w:rFonts w:asciiTheme="majorHAnsi" w:cstheme="majorBidi" w:hAnsiTheme="majorHAnsi" w:eastAsia="黑体"/>
       </w:rPr>
       <w:tblPr/>
       <w:tcPr>
@@ -8553,6 +8941,7 @@
     </w:tblStylePr>
     <w:tblStylePr w:type="lastRow">
       <w:rPr>
+        <w:rFonts w:eastAsia="黑体"/>
         <w:b/>
         <w:bCs/>
         <w:color w:themeColor="text2" w:val="1F497D"/>
@@ -8567,12 +8956,14 @@
     </w:tblStylePr>
     <w:tblStylePr w:type="firstCol">
       <w:rPr>
+        <w:rFonts w:eastAsia="黑体"/>
         <w:b/>
         <w:bCs/>
       </w:rPr>
     </w:tblStylePr>
     <w:tblStylePr w:type="lastCol">
       <w:rPr>
+        <w:rFonts w:eastAsia="黑体"/>
         <w:b/>
         <w:bCs/>
       </w:rPr>
@@ -8606,7 +8997,7 @@
       <w:spacing w:after="0" w:line="240" w:lineRule="auto"/>
     </w:pPr>
     <w:rPr>
-      <w:rFonts w:asciiTheme="majorHAnsi" w:cstheme="majorBidi" w:eastAsiaTheme="majorEastAsia" w:hAnsiTheme="majorHAnsi"/>
+      <w:rFonts w:asciiTheme="majorHAnsi" w:cstheme="majorBidi" w:hAnsiTheme="majorHAnsi" w:eastAsia="黑体"/>
       <w:color w:themeColor="text1" w:val="000000"/>
     </w:rPr>
     <w:tblPr>
@@ -8628,6 +9019,7 @@
     </w:tblPr>
     <w:tblStylePr w:type="firstRow">
       <w:rPr>
+        <w:rFonts w:eastAsia="黑体"/>
         <w:sz w:val="24"/>
         <w:szCs w:val="24"/>
       </w:rPr>
@@ -8734,7 +9126,7 @@
       <w:spacing w:after="0" w:line="240" w:lineRule="auto"/>
     </w:pPr>
     <w:rPr>
-      <w:rFonts w:asciiTheme="majorHAnsi" w:cstheme="majorBidi" w:eastAsiaTheme="majorEastAsia" w:hAnsiTheme="majorHAnsi"/>
+      <w:rFonts w:asciiTheme="majorHAnsi" w:cstheme="majorBidi" w:hAnsiTheme="majorHAnsi" w:eastAsia="黑体"/>
       <w:color w:themeColor="text1" w:val="000000"/>
     </w:rPr>
     <w:tblPr>
@@ -8756,6 +9148,7 @@
     </w:tblPr>
     <w:tblStylePr w:type="firstRow">
       <w:rPr>
+        <w:rFonts w:eastAsia="黑体"/>
         <w:sz w:val="24"/>
         <w:szCs w:val="24"/>
       </w:rPr>
@@ -8862,7 +9255,7 @@
       <w:spacing w:after="0" w:line="240" w:lineRule="auto"/>
     </w:pPr>
     <w:rPr>
-      <w:rFonts w:asciiTheme="majorHAnsi" w:cstheme="majorBidi" w:eastAsiaTheme="majorEastAsia" w:hAnsiTheme="majorHAnsi"/>
+      <w:rFonts w:asciiTheme="majorHAnsi" w:cstheme="majorBidi" w:hAnsiTheme="majorHAnsi" w:eastAsia="黑体"/>
       <w:color w:themeColor="text1" w:val="000000"/>
     </w:rPr>
     <w:tblPr>
@@ -8884,6 +9277,7 @@
     </w:tblPr>
     <w:tblStylePr w:type="firstRow">
       <w:rPr>
+        <w:rFonts w:eastAsia="黑体"/>
         <w:sz w:val="24"/>
         <w:szCs w:val="24"/>
       </w:rPr>
@@ -8990,7 +9384,7 @@
       <w:spacing w:after="0" w:line="240" w:lineRule="auto"/>
     </w:pPr>
     <w:rPr>
-      <w:rFonts w:asciiTheme="majorHAnsi" w:cstheme="majorBidi" w:eastAsiaTheme="majorEastAsia" w:hAnsiTheme="majorHAnsi"/>
+      <w:rFonts w:asciiTheme="majorHAnsi" w:cstheme="majorBidi" w:hAnsiTheme="majorHAnsi" w:eastAsia="黑体"/>
       <w:color w:themeColor="text1" w:val="000000"/>
     </w:rPr>
     <w:tblPr>
@@ -9012,6 +9406,7 @@
     </w:tblPr>
     <w:tblStylePr w:type="firstRow">
       <w:rPr>
+        <w:rFonts w:eastAsia="黑体"/>
         <w:sz w:val="24"/>
         <w:szCs w:val="24"/>
       </w:rPr>
@@ -9118,7 +9513,7 @@
       <w:spacing w:after="0" w:line="240" w:lineRule="auto"/>
     </w:pPr>
     <w:rPr>
-      <w:rFonts w:asciiTheme="majorHAnsi" w:cstheme="majorBidi" w:eastAsiaTheme="majorEastAsia" w:hAnsiTheme="majorHAnsi"/>
+      <w:rFonts w:asciiTheme="majorHAnsi" w:cstheme="majorBidi" w:hAnsiTheme="majorHAnsi" w:eastAsia="黑体"/>
       <w:color w:themeColor="text1" w:val="000000"/>
     </w:rPr>
     <w:tblPr>
@@ -9140,6 +9535,7 @@
     </w:tblPr>
     <w:tblStylePr w:type="firstRow">
       <w:rPr>
+        <w:rFonts w:eastAsia="黑体"/>
         <w:sz w:val="24"/>
         <w:szCs w:val="24"/>
       </w:rPr>
@@ -9246,7 +9642,7 @@
       <w:spacing w:after="0" w:line="240" w:lineRule="auto"/>
     </w:pPr>
     <w:rPr>
-      <w:rFonts w:asciiTheme="majorHAnsi" w:cstheme="majorBidi" w:eastAsiaTheme="majorEastAsia" w:hAnsiTheme="majorHAnsi"/>
+      <w:rFonts w:asciiTheme="majorHAnsi" w:cstheme="majorBidi" w:hAnsiTheme="majorHAnsi" w:eastAsia="黑体"/>
       <w:color w:themeColor="text1" w:val="000000"/>
     </w:rPr>
     <w:tblPr>
@@ -9268,6 +9664,7 @@
     </w:tblPr>
     <w:tblStylePr w:type="firstRow">
       <w:rPr>
+        <w:rFonts w:eastAsia="黑体"/>
         <w:sz w:val="24"/>
         <w:szCs w:val="24"/>
       </w:rPr>
@@ -9374,7 +9771,7 @@
       <w:spacing w:after="0" w:line="240" w:lineRule="auto"/>
     </w:pPr>
     <w:rPr>
-      <w:rFonts w:asciiTheme="majorHAnsi" w:cstheme="majorBidi" w:eastAsiaTheme="majorEastAsia" w:hAnsiTheme="majorHAnsi"/>
+      <w:rFonts w:asciiTheme="majorHAnsi" w:cstheme="majorBidi" w:hAnsiTheme="majorHAnsi" w:eastAsia="黑体"/>
       <w:color w:themeColor="text1" w:val="000000"/>
     </w:rPr>
     <w:tblPr>
@@ -9396,6 +9793,7 @@
     </w:tblPr>
     <w:tblStylePr w:type="firstRow">
       <w:rPr>
+        <w:rFonts w:eastAsia="黑体"/>
         <w:sz w:val="24"/>
         <w:szCs w:val="24"/>
       </w:rPr>
@@ -9525,12 +9923,14 @@
     </w:tcPr>
     <w:tblStylePr w:type="firstRow">
       <w:rPr>
+        <w:rFonts w:eastAsia="黑体"/>
         <w:b/>
         <w:bCs/>
       </w:rPr>
     </w:tblStylePr>
     <w:tblStylePr w:type="lastRow">
       <w:rPr>
+        <w:rFonts w:eastAsia="黑体"/>
         <w:b/>
         <w:bCs/>
       </w:rPr>
@@ -9543,12 +9943,14 @@
     </w:tblStylePr>
     <w:tblStylePr w:type="firstCol">
       <w:rPr>
+        <w:rFonts w:eastAsia="黑体"/>
         <w:b/>
         <w:bCs/>
       </w:rPr>
     </w:tblStylePr>
     <w:tblStylePr w:type="lastCol">
       <w:rPr>
+        <w:rFonts w:eastAsia="黑体"/>
         <w:b/>
         <w:bCs/>
       </w:rPr>
@@ -9598,12 +10000,14 @@
     </w:tcPr>
     <w:tblStylePr w:type="firstRow">
       <w:rPr>
+        <w:rFonts w:eastAsia="黑体"/>
         <w:b/>
         <w:bCs/>
       </w:rPr>
     </w:tblStylePr>
     <w:tblStylePr w:type="lastRow">
       <w:rPr>
+        <w:rFonts w:eastAsia="黑体"/>
         <w:b/>
         <w:bCs/>
       </w:rPr>
@@ -9616,12 +10020,14 @@
     </w:tblStylePr>
     <w:tblStylePr w:type="firstCol">
       <w:rPr>
+        <w:rFonts w:eastAsia="黑体"/>
         <w:b/>
         <w:bCs/>
       </w:rPr>
     </w:tblStylePr>
     <w:tblStylePr w:type="lastCol">
       <w:rPr>
+        <w:rFonts w:eastAsia="黑体"/>
         <w:b/>
         <w:bCs/>
       </w:rPr>
@@ -9671,12 +10077,14 @@
     </w:tcPr>
     <w:tblStylePr w:type="firstRow">
       <w:rPr>
+        <w:rFonts w:eastAsia="黑体"/>
         <w:b/>
         <w:bCs/>
       </w:rPr>
     </w:tblStylePr>
     <w:tblStylePr w:type="lastRow">
       <w:rPr>
+        <w:rFonts w:eastAsia="黑体"/>
         <w:b/>
         <w:bCs/>
       </w:rPr>
@@ -9689,12 +10097,14 @@
     </w:tblStylePr>
     <w:tblStylePr w:type="firstCol">
       <w:rPr>
+        <w:rFonts w:eastAsia="黑体"/>
         <w:b/>
         <w:bCs/>
       </w:rPr>
     </w:tblStylePr>
     <w:tblStylePr w:type="lastCol">
       <w:rPr>
+        <w:rFonts w:eastAsia="黑体"/>
         <w:b/>
         <w:bCs/>
       </w:rPr>
@@ -9744,12 +10154,14 @@
     </w:tcPr>
     <w:tblStylePr w:type="firstRow">
       <w:rPr>
+        <w:rFonts w:eastAsia="黑体"/>
         <w:b/>
         <w:bCs/>
       </w:rPr>
     </w:tblStylePr>
     <w:tblStylePr w:type="lastRow">
       <w:rPr>
+        <w:rFonts w:eastAsia="黑体"/>
         <w:b/>
         <w:bCs/>
       </w:rPr>
@@ -9762,12 +10174,14 @@
     </w:tblStylePr>
     <w:tblStylePr w:type="firstCol">
       <w:rPr>
+        <w:rFonts w:eastAsia="黑体"/>
         <w:b/>
         <w:bCs/>
       </w:rPr>
     </w:tblStylePr>
     <w:tblStylePr w:type="lastCol">
       <w:rPr>
+        <w:rFonts w:eastAsia="黑体"/>
         <w:b/>
         <w:bCs/>
       </w:rPr>
@@ -9817,12 +10231,14 @@
     </w:tcPr>
     <w:tblStylePr w:type="firstRow">
       <w:rPr>
+        <w:rFonts w:eastAsia="黑体"/>
         <w:b/>
         <w:bCs/>
       </w:rPr>
     </w:tblStylePr>
     <w:tblStylePr w:type="lastRow">
       <w:rPr>
+        <w:rFonts w:eastAsia="黑体"/>
         <w:b/>
         <w:bCs/>
       </w:rPr>
@@ -9835,12 +10251,14 @@
     </w:tblStylePr>
     <w:tblStylePr w:type="firstCol">
       <w:rPr>
+        <w:rFonts w:eastAsia="黑体"/>
         <w:b/>
         <w:bCs/>
       </w:rPr>
     </w:tblStylePr>
     <w:tblStylePr w:type="lastCol">
       <w:rPr>
+        <w:rFonts w:eastAsia="黑体"/>
         <w:b/>
         <w:bCs/>
       </w:rPr>
@@ -9890,12 +10308,14 @@
     </w:tcPr>
     <w:tblStylePr w:type="firstRow">
       <w:rPr>
+        <w:rFonts w:eastAsia="黑体"/>
         <w:b/>
         <w:bCs/>
       </w:rPr>
     </w:tblStylePr>
     <w:tblStylePr w:type="lastRow">
       <w:rPr>
+        <w:rFonts w:eastAsia="黑体"/>
         <w:b/>
         <w:bCs/>
       </w:rPr>
@@ -9908,12 +10328,14 @@
     </w:tblStylePr>
     <w:tblStylePr w:type="firstCol">
       <w:rPr>
+        <w:rFonts w:eastAsia="黑体"/>
         <w:b/>
         <w:bCs/>
       </w:rPr>
     </w:tblStylePr>
     <w:tblStylePr w:type="lastCol">
       <w:rPr>
+        <w:rFonts w:eastAsia="黑体"/>
         <w:b/>
         <w:bCs/>
       </w:rPr>
@@ -9963,12 +10385,14 @@
     </w:tcPr>
     <w:tblStylePr w:type="firstRow">
       <w:rPr>
+        <w:rFonts w:eastAsia="黑体"/>
         <w:b/>
         <w:bCs/>
       </w:rPr>
     </w:tblStylePr>
     <w:tblStylePr w:type="lastRow">
       <w:rPr>
+        <w:rFonts w:eastAsia="黑体"/>
         <w:b/>
         <w:bCs/>
       </w:rPr>
@@ -9981,12 +10405,14 @@
     </w:tblStylePr>
     <w:tblStylePr w:type="firstCol">
       <w:rPr>
+        <w:rFonts w:eastAsia="黑体"/>
         <w:b/>
         <w:bCs/>
       </w:rPr>
     </w:tblStylePr>
     <w:tblStylePr w:type="lastCol">
       <w:rPr>
+        <w:rFonts w:eastAsia="黑体"/>
         <w:b/>
         <w:bCs/>
       </w:rPr>
@@ -10013,7 +10439,7 @@
       <w:spacing w:after="0" w:line="240" w:lineRule="auto"/>
     </w:pPr>
     <w:rPr>
-      <w:rFonts w:asciiTheme="majorHAnsi" w:cstheme="majorBidi" w:eastAsiaTheme="majorEastAsia" w:hAnsiTheme="majorHAnsi"/>
+      <w:rFonts w:asciiTheme="majorHAnsi" w:cstheme="majorBidi" w:hAnsiTheme="majorHAnsi" w:eastAsia="黑体"/>
       <w:color w:themeColor="text1" w:val="000000"/>
     </w:rPr>
     <w:tblPr>
@@ -10040,6 +10466,7 @@
     </w:tcPr>
     <w:tblStylePr w:type="firstRow">
       <w:rPr>
+        <w:rFonts w:eastAsia="黑体"/>
         <w:b/>
         <w:bCs/>
         <w:color w:themeColor="text1" w:val="000000"/>
@@ -10051,6 +10478,7 @@
     </w:tblStylePr>
     <w:tblStylePr w:type="lastRow">
       <w:rPr>
+        <w:rFonts w:eastAsia="黑体"/>
         <w:b/>
         <w:bCs/>
         <w:color w:themeColor="text1" w:val="000000"/>
@@ -10070,6 +10498,7 @@
     </w:tblStylePr>
     <w:tblStylePr w:type="firstCol">
       <w:rPr>
+        <w:rFonts w:eastAsia="黑体"/>
         <w:b/>
         <w:bCs/>
         <w:color w:themeColor="text1" w:val="000000"/>
@@ -10089,6 +10518,7 @@
     </w:tblStylePr>
     <w:tblStylePr w:type="lastCol">
       <w:rPr>
+        <w:rFonts w:eastAsia="黑体"/>
         <w:b w:val="0"/>
         <w:bCs w:val="0"/>
         <w:color w:themeColor="text1" w:val="000000"/>
@@ -10138,7 +10568,7 @@
       <w:spacing w:after="0" w:line="240" w:lineRule="auto"/>
     </w:pPr>
     <w:rPr>
-      <w:rFonts w:asciiTheme="majorHAnsi" w:cstheme="majorBidi" w:eastAsiaTheme="majorEastAsia" w:hAnsiTheme="majorHAnsi"/>
+      <w:rFonts w:asciiTheme="majorHAnsi" w:cstheme="majorBidi" w:hAnsiTheme="majorHAnsi" w:eastAsia="黑体"/>
       <w:color w:themeColor="text1" w:val="000000"/>
     </w:rPr>
     <w:tblPr>
@@ -10165,6 +10595,7 @@
     </w:tcPr>
     <w:tblStylePr w:type="firstRow">
       <w:rPr>
+        <w:rFonts w:eastAsia="黑体"/>
         <w:b/>
         <w:bCs/>
         <w:color w:themeColor="text1" w:val="000000"/>
@@ -10176,6 +10607,7 @@
     </w:tblStylePr>
     <w:tblStylePr w:type="lastRow">
       <w:rPr>
+        <w:rFonts w:eastAsia="黑体"/>
         <w:b/>
         <w:bCs/>
         <w:color w:themeColor="text1" w:val="000000"/>
@@ -10195,6 +10627,7 @@
     </w:tblStylePr>
     <w:tblStylePr w:type="firstCol">
       <w:rPr>
+        <w:rFonts w:eastAsia="黑体"/>
         <w:b/>
         <w:bCs/>
         <w:color w:themeColor="text1" w:val="000000"/>
@@ -10214,6 +10647,7 @@
     </w:tblStylePr>
     <w:tblStylePr w:type="lastCol">
       <w:rPr>
+        <w:rFonts w:eastAsia="黑体"/>
         <w:b w:val="0"/>
         <w:bCs w:val="0"/>
         <w:color w:themeColor="text1" w:val="000000"/>
@@ -10263,7 +10697,7 @@
       <w:spacing w:after="0" w:line="240" w:lineRule="auto"/>
     </w:pPr>
     <w:rPr>
-      <w:rFonts w:asciiTheme="majorHAnsi" w:cstheme="majorBidi" w:eastAsiaTheme="majorEastAsia" w:hAnsiTheme="majorHAnsi"/>
+      <w:rFonts w:asciiTheme="majorHAnsi" w:cstheme="majorBidi" w:hAnsiTheme="majorHAnsi" w:eastAsia="黑体"/>
       <w:color w:themeColor="text1" w:val="000000"/>
     </w:rPr>
     <w:tblPr>
@@ -10290,6 +10724,7 @@
     </w:tcPr>
     <w:tblStylePr w:type="firstRow">
       <w:rPr>
+        <w:rFonts w:eastAsia="黑体"/>
         <w:b/>
         <w:bCs/>
         <w:color w:themeColor="text1" w:val="000000"/>
@@ -10301,6 +10736,7 @@
     </w:tblStylePr>
     <w:tblStylePr w:type="lastRow">
       <w:rPr>
+        <w:rFonts w:eastAsia="黑体"/>
         <w:b/>
         <w:bCs/>
         <w:color w:themeColor="text1" w:val="000000"/>
@@ -10320,6 +10756,7 @@
     </w:tblStylePr>
     <w:tblStylePr w:type="firstCol">
       <w:rPr>
+        <w:rFonts w:eastAsia="黑体"/>
         <w:b/>
         <w:bCs/>
         <w:color w:themeColor="text1" w:val="000000"/>
@@ -10339,6 +10776,7 @@
     </w:tblStylePr>
     <w:tblStylePr w:type="lastCol">
       <w:rPr>
+        <w:rFonts w:eastAsia="黑体"/>
         <w:b w:val="0"/>
         <w:bCs w:val="0"/>
         <w:color w:themeColor="text1" w:val="000000"/>
@@ -10388,7 +10826,7 @@
       <w:spacing w:after="0" w:line="240" w:lineRule="auto"/>
     </w:pPr>
     <w:rPr>
-      <w:rFonts w:asciiTheme="majorHAnsi" w:cstheme="majorBidi" w:eastAsiaTheme="majorEastAsia" w:hAnsiTheme="majorHAnsi"/>
+      <w:rFonts w:asciiTheme="majorHAnsi" w:cstheme="majorBidi" w:hAnsiTheme="majorHAnsi" w:eastAsia="黑体"/>
       <w:color w:themeColor="text1" w:val="000000"/>
     </w:rPr>
     <w:tblPr>
@@ -10415,6 +10853,7 @@
     </w:tcPr>
     <w:tblStylePr w:type="firstRow">
       <w:rPr>
+        <w:rFonts w:eastAsia="黑体"/>
         <w:b/>
         <w:bCs/>
         <w:color w:themeColor="text1" w:val="000000"/>
@@ -10426,6 +10865,7 @@
     </w:tblStylePr>
     <w:tblStylePr w:type="lastRow">
       <w:rPr>
+        <w:rFonts w:eastAsia="黑体"/>
         <w:b/>
         <w:bCs/>
         <w:color w:themeColor="text1" w:val="000000"/>
@@ -10445,6 +10885,7 @@
     </w:tblStylePr>
     <w:tblStylePr w:type="firstCol">
       <w:rPr>
+        <w:rFonts w:eastAsia="黑体"/>
         <w:b/>
         <w:bCs/>
         <w:color w:themeColor="text1" w:val="000000"/>
@@ -10464,6 +10905,7 @@
     </w:tblStylePr>
     <w:tblStylePr w:type="lastCol">
       <w:rPr>
+        <w:rFonts w:eastAsia="黑体"/>
         <w:b w:val="0"/>
         <w:bCs w:val="0"/>
         <w:color w:themeColor="text1" w:val="000000"/>
@@ -10513,7 +10955,7 @@
       <w:spacing w:after="0" w:line="240" w:lineRule="auto"/>
     </w:pPr>
     <w:rPr>
-      <w:rFonts w:asciiTheme="majorHAnsi" w:cstheme="majorBidi" w:eastAsiaTheme="majorEastAsia" w:hAnsiTheme="majorHAnsi"/>
+      <w:rFonts w:asciiTheme="majorHAnsi" w:cstheme="majorBidi" w:hAnsiTheme="majorHAnsi" w:eastAsia="黑体"/>
       <w:color w:themeColor="text1" w:val="000000"/>
     </w:rPr>
     <w:tblPr>
@@ -10540,6 +10982,7 @@
     </w:tcPr>
     <w:tblStylePr w:type="firstRow">
       <w:rPr>
+        <w:rFonts w:eastAsia="黑体"/>
         <w:b/>
         <w:bCs/>
         <w:color w:themeColor="text1" w:val="000000"/>
@@ -10551,6 +10994,7 @@
     </w:tblStylePr>
     <w:tblStylePr w:type="lastRow">
       <w:rPr>
+        <w:rFonts w:eastAsia="黑体"/>
         <w:b/>
         <w:bCs/>
         <w:color w:themeColor="text1" w:val="000000"/>
@@ -10570,6 +11014,7 @@
     </w:tblStylePr>
     <w:tblStylePr w:type="firstCol">
       <w:rPr>
+        <w:rFonts w:eastAsia="黑体"/>
         <w:b/>
         <w:bCs/>
         <w:color w:themeColor="text1" w:val="000000"/>
@@ -10589,6 +11034,7 @@
     </w:tblStylePr>
     <w:tblStylePr w:type="lastCol">
       <w:rPr>
+        <w:rFonts w:eastAsia="黑体"/>
         <w:b w:val="0"/>
         <w:bCs w:val="0"/>
         <w:color w:themeColor="text1" w:val="000000"/>
@@ -10638,7 +11084,7 @@
       <w:spacing w:after="0" w:line="240" w:lineRule="auto"/>
     </w:pPr>
     <w:rPr>
-      <w:rFonts w:asciiTheme="majorHAnsi" w:cstheme="majorBidi" w:eastAsiaTheme="majorEastAsia" w:hAnsiTheme="majorHAnsi"/>
+      <w:rFonts w:asciiTheme="majorHAnsi" w:cstheme="majorBidi" w:hAnsiTheme="majorHAnsi" w:eastAsia="黑体"/>
       <w:color w:themeColor="text1" w:val="000000"/>
     </w:rPr>
     <w:tblPr>
@@ -10665,6 +11111,7 @@
     </w:tcPr>
     <w:tblStylePr w:type="firstRow">
       <w:rPr>
+        <w:rFonts w:eastAsia="黑体"/>
         <w:b/>
         <w:bCs/>
         <w:color w:themeColor="text1" w:val="000000"/>
@@ -10676,6 +11123,7 @@
     </w:tblStylePr>
     <w:tblStylePr w:type="lastRow">
       <w:rPr>
+        <w:rFonts w:eastAsia="黑体"/>
         <w:b/>
         <w:bCs/>
         <w:color w:themeColor="text1" w:val="000000"/>
@@ -10695,6 +11143,7 @@
     </w:tblStylePr>
     <w:tblStylePr w:type="firstCol">
       <w:rPr>
+        <w:rFonts w:eastAsia="黑体"/>
         <w:b/>
         <w:bCs/>
         <w:color w:themeColor="text1" w:val="000000"/>
@@ -10714,6 +11163,7 @@
     </w:tblStylePr>
     <w:tblStylePr w:type="lastCol">
       <w:rPr>
+        <w:rFonts w:eastAsia="黑体"/>
         <w:b w:val="0"/>
         <w:bCs w:val="0"/>
         <w:color w:themeColor="text1" w:val="000000"/>
@@ -10763,7 +11213,7 @@
       <w:spacing w:after="0" w:line="240" w:lineRule="auto"/>
     </w:pPr>
     <w:rPr>
-      <w:rFonts w:asciiTheme="majorHAnsi" w:cstheme="majorBidi" w:eastAsiaTheme="majorEastAsia" w:hAnsiTheme="majorHAnsi"/>
+      <w:rFonts w:asciiTheme="majorHAnsi" w:cstheme="majorBidi" w:hAnsiTheme="majorHAnsi" w:eastAsia="黑体"/>
       <w:color w:themeColor="text1" w:val="000000"/>
     </w:rPr>
     <w:tblPr>
@@ -10790,6 +11240,7 @@
     </w:tcPr>
     <w:tblStylePr w:type="firstRow">
       <w:rPr>
+        <w:rFonts w:eastAsia="黑体"/>
         <w:b/>
         <w:bCs/>
         <w:color w:themeColor="text1" w:val="000000"/>
@@ -10801,6 +11252,7 @@
     </w:tblStylePr>
     <w:tblStylePr w:type="lastRow">
       <w:rPr>
+        <w:rFonts w:eastAsia="黑体"/>
         <w:b/>
         <w:bCs/>
         <w:color w:themeColor="text1" w:val="000000"/>
@@ -10820,6 +11272,7 @@
     </w:tblStylePr>
     <w:tblStylePr w:type="firstCol">
       <w:rPr>
+        <w:rFonts w:eastAsia="黑体"/>
         <w:b/>
         <w:bCs/>
         <w:color w:themeColor="text1" w:val="000000"/>
@@ -10839,6 +11292,7 @@
     </w:tblStylePr>
     <w:tblStylePr w:type="lastCol">
       <w:rPr>
+        <w:rFonts w:eastAsia="黑体"/>
         <w:b w:val="0"/>
         <w:bCs w:val="0"/>
         <w:color w:themeColor="text1" w:val="000000"/>
@@ -10911,6 +11365,7 @@
     </w:tcPr>
     <w:tblStylePr w:type="firstRow">
       <w:rPr>
+        <w:rFonts w:eastAsia="黑体"/>
         <w:b/>
         <w:bCs/>
         <w:i w:val="0"/>
@@ -10932,6 +11387,7 @@
     </w:tblStylePr>
     <w:tblStylePr w:type="lastRow">
       <w:rPr>
+        <w:rFonts w:eastAsia="黑体"/>
         <w:b/>
         <w:bCs/>
         <w:i w:val="0"/>
@@ -10953,6 +11409,7 @@
     </w:tblStylePr>
     <w:tblStylePr w:type="firstCol">
       <w:rPr>
+        <w:rFonts w:eastAsia="黑体"/>
         <w:b/>
         <w:bCs/>
         <w:i w:val="0"/>
@@ -10972,6 +11429,7 @@
     </w:tblStylePr>
     <w:tblStylePr w:type="lastCol">
       <w:rPr>
+        <w:rFonts w:eastAsia="黑体"/>
         <w:b/>
         <w:bCs/>
         <w:i w:val="0"/>
@@ -11052,6 +11510,7 @@
     </w:tcPr>
     <w:tblStylePr w:type="firstRow">
       <w:rPr>
+        <w:rFonts w:eastAsia="黑体"/>
         <w:b/>
         <w:bCs/>
         <w:i w:val="0"/>
@@ -11073,6 +11532,7 @@
     </w:tblStylePr>
     <w:tblStylePr w:type="lastRow">
       <w:rPr>
+        <w:rFonts w:eastAsia="黑体"/>
         <w:b/>
         <w:bCs/>
         <w:i w:val="0"/>
@@ -11094,6 +11554,7 @@
     </w:tblStylePr>
     <w:tblStylePr w:type="firstCol">
       <w:rPr>
+        <w:rFonts w:eastAsia="黑体"/>
         <w:b/>
         <w:bCs/>
         <w:i w:val="0"/>
@@ -11113,6 +11574,7 @@
     </w:tblStylePr>
     <w:tblStylePr w:type="lastCol">
       <w:rPr>
+        <w:rFonts w:eastAsia="黑体"/>
         <w:b/>
         <w:bCs/>
         <w:i w:val="0"/>
@@ -11193,6 +11655,7 @@
     </w:tcPr>
     <w:tblStylePr w:type="firstRow">
       <w:rPr>
+        <w:rFonts w:eastAsia="黑体"/>
         <w:b/>
         <w:bCs/>
         <w:i w:val="0"/>
@@ -11214,6 +11677,7 @@
     </w:tblStylePr>
     <w:tblStylePr w:type="lastRow">
       <w:rPr>
+        <w:rFonts w:eastAsia="黑体"/>
         <w:b/>
         <w:bCs/>
         <w:i w:val="0"/>
@@ -11235,6 +11699,7 @@
     </w:tblStylePr>
     <w:tblStylePr w:type="firstCol">
       <w:rPr>
+        <w:rFonts w:eastAsia="黑体"/>
         <w:b/>
         <w:bCs/>
         <w:i w:val="0"/>
@@ -11254,6 +11719,7 @@
     </w:tblStylePr>
     <w:tblStylePr w:type="lastCol">
       <w:rPr>
+        <w:rFonts w:eastAsia="黑体"/>
         <w:b/>
         <w:bCs/>
         <w:i w:val="0"/>
@@ -11334,6 +11800,7 @@
     </w:tcPr>
     <w:tblStylePr w:type="firstRow">
       <w:rPr>
+        <w:rFonts w:eastAsia="黑体"/>
         <w:b/>
         <w:bCs/>
         <w:i w:val="0"/>
@@ -11355,6 +11822,7 @@
     </w:tblStylePr>
     <w:tblStylePr w:type="lastRow">
       <w:rPr>
+        <w:rFonts w:eastAsia="黑体"/>
         <w:b/>
         <w:bCs/>
         <w:i w:val="0"/>
@@ -11376,6 +11844,7 @@
     </w:tblStylePr>
     <w:tblStylePr w:type="firstCol">
       <w:rPr>
+        <w:rFonts w:eastAsia="黑体"/>
         <w:b/>
         <w:bCs/>
         <w:i w:val="0"/>
@@ -11395,6 +11864,7 @@
     </w:tblStylePr>
     <w:tblStylePr w:type="lastCol">
       <w:rPr>
+        <w:rFonts w:eastAsia="黑体"/>
         <w:b/>
         <w:bCs/>
         <w:i w:val="0"/>
@@ -11475,6 +11945,7 @@
     </w:tcPr>
     <w:tblStylePr w:type="firstRow">
       <w:rPr>
+        <w:rFonts w:eastAsia="黑体"/>
         <w:b/>
         <w:bCs/>
         <w:i w:val="0"/>
@@ -11496,6 +11967,7 @@
     </w:tblStylePr>
     <w:tblStylePr w:type="lastRow">
       <w:rPr>
+        <w:rFonts w:eastAsia="黑体"/>
         <w:b/>
         <w:bCs/>
         <w:i w:val="0"/>
@@ -11517,6 +11989,7 @@
     </w:tblStylePr>
     <w:tblStylePr w:type="firstCol">
       <w:rPr>
+        <w:rFonts w:eastAsia="黑体"/>
         <w:b/>
         <w:bCs/>
         <w:i w:val="0"/>
@@ -11536,6 +12009,7 @@
     </w:tblStylePr>
     <w:tblStylePr w:type="lastCol">
       <w:rPr>
+        <w:rFonts w:eastAsia="黑体"/>
         <w:b/>
         <w:bCs/>
         <w:i w:val="0"/>
@@ -11616,6 +12090,7 @@
     </w:tcPr>
     <w:tblStylePr w:type="firstRow">
       <w:rPr>
+        <w:rFonts w:eastAsia="黑体"/>
         <w:b/>
         <w:bCs/>
         <w:i w:val="0"/>
@@ -11637,6 +12112,7 @@
     </w:tblStylePr>
     <w:tblStylePr w:type="lastRow">
       <w:rPr>
+        <w:rFonts w:eastAsia="黑体"/>
         <w:b/>
         <w:bCs/>
         <w:i w:val="0"/>
@@ -11658,6 +12134,7 @@
     </w:tblStylePr>
     <w:tblStylePr w:type="firstCol">
       <w:rPr>
+        <w:rFonts w:eastAsia="黑体"/>
         <w:b/>
         <w:bCs/>
         <w:i w:val="0"/>
@@ -11677,6 +12154,7 @@
     </w:tblStylePr>
     <w:tblStylePr w:type="lastCol">
       <w:rPr>
+        <w:rFonts w:eastAsia="黑体"/>
         <w:b/>
         <w:bCs/>
         <w:i w:val="0"/>
@@ -11757,6 +12235,7 @@
     </w:tcPr>
     <w:tblStylePr w:type="firstRow">
       <w:rPr>
+        <w:rFonts w:eastAsia="黑体"/>
         <w:b/>
         <w:bCs/>
         <w:i w:val="0"/>
@@ -11778,6 +12257,7 @@
     </w:tblStylePr>
     <w:tblStylePr w:type="lastRow">
       <w:rPr>
+        <w:rFonts w:eastAsia="黑体"/>
         <w:b/>
         <w:bCs/>
         <w:i w:val="0"/>
@@ -11799,6 +12279,7 @@
     </w:tblStylePr>
     <w:tblStylePr w:type="firstCol">
       <w:rPr>
+        <w:rFonts w:eastAsia="黑体"/>
         <w:b/>
         <w:bCs/>
         <w:i w:val="0"/>
@@ -11818,6 +12299,7 @@
     </w:tblStylePr>
     <w:tblStylePr w:type="lastCol">
       <w:rPr>
+        <w:rFonts w:eastAsia="黑体"/>
         <w:b/>
         <w:bCs/>
         <w:i w:val="0"/>
@@ -11875,6 +12357,7 @@
       <w:spacing w:after="0" w:line="240" w:lineRule="auto"/>
     </w:pPr>
     <w:rPr>
+      <w:rFonts w:eastAsia="黑体"/>
       <w:color w:themeColor="background1" w:val="FFFFFF"/>
     </w:rPr>
     <w:tblPr>
@@ -11893,6 +12376,7 @@
     </w:tcPr>
     <w:tblStylePr w:type="firstRow">
       <w:rPr>
+        <w:rFonts w:eastAsia="黑体"/>
         <w:b/>
         <w:bCs/>
       </w:rPr>
@@ -11989,6 +12473,7 @@
       <w:spacing w:after="0" w:line="240" w:lineRule="auto"/>
     </w:pPr>
     <w:rPr>
+      <w:rFonts w:eastAsia="黑体"/>
       <w:color w:themeColor="background1" w:val="FFFFFF"/>
     </w:rPr>
     <w:tblPr>
@@ -12007,6 +12492,7 @@
     </w:tcPr>
     <w:tblStylePr w:type="firstRow">
       <w:rPr>
+        <w:rFonts w:eastAsia="黑体"/>
         <w:b/>
         <w:bCs/>
       </w:rPr>
@@ -12103,6 +12589,7 @@
       <w:spacing w:after="0" w:line="240" w:lineRule="auto"/>
     </w:pPr>
     <w:rPr>
+      <w:rFonts w:eastAsia="黑体"/>
       <w:color w:themeColor="background1" w:val="FFFFFF"/>
     </w:rPr>
     <w:tblPr>
@@ -12121,6 +12608,7 @@
     </w:tcPr>
     <w:tblStylePr w:type="firstRow">
       <w:rPr>
+        <w:rFonts w:eastAsia="黑体"/>
         <w:b/>
         <w:bCs/>
       </w:rPr>
@@ -12217,6 +12705,7 @@
       <w:spacing w:after="0" w:line="240" w:lineRule="auto"/>
     </w:pPr>
     <w:rPr>
+      <w:rFonts w:eastAsia="黑体"/>
       <w:color w:themeColor="background1" w:val="FFFFFF"/>
     </w:rPr>
     <w:tblPr>
@@ -12235,6 +12724,7 @@
     </w:tcPr>
     <w:tblStylePr w:type="firstRow">
       <w:rPr>
+        <w:rFonts w:eastAsia="黑体"/>
         <w:b/>
         <w:bCs/>
       </w:rPr>
@@ -12331,6 +12821,7 @@
       <w:spacing w:after="0" w:line="240" w:lineRule="auto"/>
     </w:pPr>
     <w:rPr>
+      <w:rFonts w:eastAsia="黑体"/>
       <w:color w:themeColor="background1" w:val="FFFFFF"/>
     </w:rPr>
     <w:tblPr>
@@ -12349,6 +12840,7 @@
     </w:tcPr>
     <w:tblStylePr w:type="firstRow">
       <w:rPr>
+        <w:rFonts w:eastAsia="黑体"/>
         <w:b/>
         <w:bCs/>
       </w:rPr>
@@ -12445,6 +12937,7 @@
       <w:spacing w:after="0" w:line="240" w:lineRule="auto"/>
     </w:pPr>
     <w:rPr>
+      <w:rFonts w:eastAsia="黑体"/>
       <w:color w:themeColor="background1" w:val="FFFFFF"/>
     </w:rPr>
     <w:tblPr>
@@ -12463,6 +12956,7 @@
     </w:tcPr>
     <w:tblStylePr w:type="firstRow">
       <w:rPr>
+        <w:rFonts w:eastAsia="黑体"/>
         <w:b/>
         <w:bCs/>
       </w:rPr>
@@ -12559,6 +13053,7 @@
       <w:spacing w:after="0" w:line="240" w:lineRule="auto"/>
     </w:pPr>
     <w:rPr>
+      <w:rFonts w:eastAsia="黑体"/>
       <w:color w:themeColor="background1" w:val="FFFFFF"/>
     </w:rPr>
     <w:tblPr>
@@ -12577,6 +13072,7 @@
     </w:tcPr>
     <w:tblStylePr w:type="firstRow">
       <w:rPr>
+        <w:rFonts w:eastAsia="黑体"/>
         <w:b/>
         <w:bCs/>
       </w:rPr>
@@ -12673,6 +13169,7 @@
       <w:spacing w:after="0" w:line="240" w:lineRule="auto"/>
     </w:pPr>
     <w:rPr>
+      <w:rFonts w:eastAsia="黑体"/>
       <w:color w:themeColor="text1" w:val="000000"/>
     </w:rPr>
     <w:tblPr>
@@ -12699,6 +13196,7 @@
     </w:tcPr>
     <w:tblStylePr w:type="firstRow">
       <w:rPr>
+        <w:rFonts w:eastAsia="黑体"/>
         <w:b/>
         <w:bCs/>
       </w:rPr>
@@ -12717,6 +13215,7 @@
     </w:tblStylePr>
     <w:tblStylePr w:type="lastRow">
       <w:rPr>
+        <w:rFonts w:eastAsia="黑体"/>
         <w:b/>
         <w:bCs/>
         <w:color w:themeColor="background1" w:val="FFFFFF"/>
@@ -12731,6 +13230,7 @@
     </w:tblStylePr>
     <w:tblStylePr w:type="firstCol">
       <w:rPr>
+        <w:rFonts w:eastAsia="黑体"/>
         <w:color w:themeColor="background1" w:val="FFFFFF"/>
       </w:rPr>
       <w:tblPr/>
@@ -12748,6 +13248,7 @@
     </w:tblStylePr>
     <w:tblStylePr w:type="lastCol">
       <w:rPr>
+        <w:rFonts w:eastAsia="黑体"/>
         <w:color w:themeColor="background1" w:val="FFFFFF"/>
       </w:rPr>
       <w:tblPr/>
@@ -12777,11 +13278,13 @@
     </w:tblStylePr>
     <w:tblStylePr w:type="neCell">
       <w:rPr>
+        <w:rFonts w:eastAsia="黑体"/>
         <w:color w:themeColor="text1" w:val="000000"/>
       </w:rPr>
     </w:tblStylePr>
     <w:tblStylePr w:type="nwCell">
       <w:rPr>
+        <w:rFonts w:eastAsia="黑体"/>
         <w:color w:themeColor="text1" w:val="000000"/>
       </w:rPr>
     </w:tblStylePr>
@@ -12795,6 +13298,7 @@
       <w:spacing w:after="0" w:line="240" w:lineRule="auto"/>
     </w:pPr>
     <w:rPr>
+      <w:rFonts w:eastAsia="黑体"/>
       <w:color w:themeColor="text1" w:val="000000"/>
     </w:rPr>
     <w:tblPr>
@@ -12821,6 +13325,7 @@
     </w:tcPr>
     <w:tblStylePr w:type="firstRow">
       <w:rPr>
+        <w:rFonts w:eastAsia="黑体"/>
         <w:b/>
         <w:bCs/>
       </w:rPr>
@@ -12839,6 +13344,7 @@
     </w:tblStylePr>
     <w:tblStylePr w:type="lastRow">
       <w:rPr>
+        <w:rFonts w:eastAsia="黑体"/>
         <w:b/>
         <w:bCs/>
         <w:color w:themeColor="background1" w:val="FFFFFF"/>
@@ -12853,6 +13359,7 @@
     </w:tblStylePr>
     <w:tblStylePr w:type="firstCol">
       <w:rPr>
+        <w:rFonts w:eastAsia="黑体"/>
         <w:color w:themeColor="background1" w:val="FFFFFF"/>
       </w:rPr>
       <w:tblPr/>
@@ -12870,6 +13377,7 @@
     </w:tblStylePr>
     <w:tblStylePr w:type="lastCol">
       <w:rPr>
+        <w:rFonts w:eastAsia="黑体"/>
         <w:color w:themeColor="background1" w:val="FFFFFF"/>
       </w:rPr>
       <w:tblPr/>
@@ -12899,11 +13407,13 @@
     </w:tblStylePr>
     <w:tblStylePr w:type="neCell">
       <w:rPr>
+        <w:rFonts w:eastAsia="黑体"/>
         <w:color w:themeColor="text1" w:val="000000"/>
       </w:rPr>
     </w:tblStylePr>
     <w:tblStylePr w:type="nwCell">
       <w:rPr>
+        <w:rFonts w:eastAsia="黑体"/>
         <w:color w:themeColor="text1" w:val="000000"/>
       </w:rPr>
     </w:tblStylePr>
@@ -12917,6 +13427,7 @@
       <w:spacing w:after="0" w:line="240" w:lineRule="auto"/>
     </w:pPr>
     <w:rPr>
+      <w:rFonts w:eastAsia="黑体"/>
       <w:color w:themeColor="text1" w:val="000000"/>
     </w:rPr>
     <w:tblPr>
@@ -12943,6 +13454,7 @@
     </w:tcPr>
     <w:tblStylePr w:type="firstRow">
       <w:rPr>
+        <w:rFonts w:eastAsia="黑体"/>
         <w:b/>
         <w:bCs/>
       </w:rPr>
@@ -12961,6 +13473,7 @@
     </w:tblStylePr>
     <w:tblStylePr w:type="lastRow">
       <w:rPr>
+        <w:rFonts w:eastAsia="黑体"/>
         <w:b/>
         <w:bCs/>
         <w:color w:themeColor="background1" w:val="FFFFFF"/>
@@ -12975,6 +13488,7 @@
     </w:tblStylePr>
     <w:tblStylePr w:type="firstCol">
       <w:rPr>
+        <w:rFonts w:eastAsia="黑体"/>
         <w:color w:themeColor="background1" w:val="FFFFFF"/>
       </w:rPr>
       <w:tblPr/>
@@ -12992,6 +13506,7 @@
     </w:tblStylePr>
     <w:tblStylePr w:type="lastCol">
       <w:rPr>
+        <w:rFonts w:eastAsia="黑体"/>
         <w:color w:themeColor="background1" w:val="FFFFFF"/>
       </w:rPr>
       <w:tblPr/>
@@ -13021,11 +13536,13 @@
     </w:tblStylePr>
     <w:tblStylePr w:type="neCell">
       <w:rPr>
+        <w:rFonts w:eastAsia="黑体"/>
         <w:color w:themeColor="text1" w:val="000000"/>
       </w:rPr>
     </w:tblStylePr>
     <w:tblStylePr w:type="nwCell">
       <w:rPr>
+        <w:rFonts w:eastAsia="黑体"/>
         <w:color w:themeColor="text1" w:val="000000"/>
       </w:rPr>
     </w:tblStylePr>
@@ -13039,6 +13556,7 @@
       <w:spacing w:after="0" w:line="240" w:lineRule="auto"/>
     </w:pPr>
     <w:rPr>
+      <w:rFonts w:eastAsia="黑体"/>
       <w:color w:themeColor="text1" w:val="000000"/>
     </w:rPr>
     <w:tblPr>
@@ -13065,6 +13583,7 @@
     </w:tcPr>
     <w:tblStylePr w:type="firstRow">
       <w:rPr>
+        <w:rFonts w:eastAsia="黑体"/>
         <w:b/>
         <w:bCs/>
       </w:rPr>
@@ -13083,6 +13602,7 @@
     </w:tblStylePr>
     <w:tblStylePr w:type="lastRow">
       <w:rPr>
+        <w:rFonts w:eastAsia="黑体"/>
         <w:b/>
         <w:bCs/>
         <w:color w:themeColor="background1" w:val="FFFFFF"/>
@@ -13097,6 +13617,7 @@
     </w:tblStylePr>
     <w:tblStylePr w:type="firstCol">
       <w:rPr>
+        <w:rFonts w:eastAsia="黑体"/>
         <w:color w:themeColor="background1" w:val="FFFFFF"/>
       </w:rPr>
       <w:tblPr/>
@@ -13114,6 +13635,7 @@
     </w:tblStylePr>
     <w:tblStylePr w:type="lastCol">
       <w:rPr>
+        <w:rFonts w:eastAsia="黑体"/>
         <w:color w:themeColor="background1" w:val="FFFFFF"/>
       </w:rPr>
       <w:tblPr/>
@@ -13151,6 +13673,7 @@
       <w:spacing w:after="0" w:line="240" w:lineRule="auto"/>
     </w:pPr>
     <w:rPr>
+      <w:rFonts w:eastAsia="黑体"/>
       <w:color w:themeColor="text1" w:val="000000"/>
     </w:rPr>
     <w:tblPr>
@@ -13177,6 +13700,7 @@
     </w:tcPr>
     <w:tblStylePr w:type="firstRow">
       <w:rPr>
+        <w:rFonts w:eastAsia="黑体"/>
         <w:b/>
         <w:bCs/>
       </w:rPr>
@@ -13195,6 +13719,7 @@
     </w:tblStylePr>
     <w:tblStylePr w:type="lastRow">
       <w:rPr>
+        <w:rFonts w:eastAsia="黑体"/>
         <w:b/>
         <w:bCs/>
         <w:color w:themeColor="background1" w:val="FFFFFF"/>
@@ -13209,6 +13734,7 @@
     </w:tblStylePr>
     <w:tblStylePr w:type="firstCol">
       <w:rPr>
+        <w:rFonts w:eastAsia="黑体"/>
         <w:color w:themeColor="background1" w:val="FFFFFF"/>
       </w:rPr>
       <w:tblPr/>
@@ -13226,6 +13752,7 @@
     </w:tblStylePr>
     <w:tblStylePr w:type="lastCol">
       <w:rPr>
+        <w:rFonts w:eastAsia="黑体"/>
         <w:color w:themeColor="background1" w:val="FFFFFF"/>
       </w:rPr>
       <w:tblPr/>
@@ -13255,11 +13782,13 @@
     </w:tblStylePr>
     <w:tblStylePr w:type="neCell">
       <w:rPr>
+        <w:rFonts w:eastAsia="黑体"/>
         <w:color w:themeColor="text1" w:val="000000"/>
       </w:rPr>
     </w:tblStylePr>
     <w:tblStylePr w:type="nwCell">
       <w:rPr>
+        <w:rFonts w:eastAsia="黑体"/>
         <w:color w:themeColor="text1" w:val="000000"/>
       </w:rPr>
     </w:tblStylePr>
@@ -13273,6 +13802,7 @@
       <w:spacing w:after="0" w:line="240" w:lineRule="auto"/>
     </w:pPr>
     <w:rPr>
+      <w:rFonts w:eastAsia="黑体"/>
       <w:color w:themeColor="text1" w:val="000000"/>
     </w:rPr>
     <w:tblPr>
@@ -13299,6 +13829,7 @@
     </w:tcPr>
     <w:tblStylePr w:type="firstRow">
       <w:rPr>
+        <w:rFonts w:eastAsia="黑体"/>
         <w:b/>
         <w:bCs/>
       </w:rPr>
@@ -13317,6 +13848,7 @@
     </w:tblStylePr>
     <w:tblStylePr w:type="lastRow">
       <w:rPr>
+        <w:rFonts w:eastAsia="黑体"/>
         <w:b/>
         <w:bCs/>
         <w:color w:themeColor="background1" w:val="FFFFFF"/>
@@ -13331,6 +13863,7 @@
     </w:tblStylePr>
     <w:tblStylePr w:type="firstCol">
       <w:rPr>
+        <w:rFonts w:eastAsia="黑体"/>
         <w:color w:themeColor="background1" w:val="FFFFFF"/>
       </w:rPr>
       <w:tblPr/>
@@ -13348,6 +13881,7 @@
     </w:tblStylePr>
     <w:tblStylePr w:type="lastCol">
       <w:rPr>
+        <w:rFonts w:eastAsia="黑体"/>
         <w:color w:themeColor="background1" w:val="FFFFFF"/>
       </w:rPr>
       <w:tblPr/>
@@ -13377,11 +13911,13 @@
     </w:tblStylePr>
     <w:tblStylePr w:type="neCell">
       <w:rPr>
+        <w:rFonts w:eastAsia="黑体"/>
         <w:color w:themeColor="text1" w:val="000000"/>
       </w:rPr>
     </w:tblStylePr>
     <w:tblStylePr w:type="nwCell">
       <w:rPr>
+        <w:rFonts w:eastAsia="黑体"/>
         <w:color w:themeColor="text1" w:val="000000"/>
       </w:rPr>
     </w:tblStylePr>
@@ -13395,6 +13931,7 @@
       <w:spacing w:after="0" w:line="240" w:lineRule="auto"/>
     </w:pPr>
     <w:rPr>
+      <w:rFonts w:eastAsia="黑体"/>
       <w:color w:themeColor="text1" w:val="000000"/>
     </w:rPr>
     <w:tblPr>
@@ -13421,6 +13958,7 @@
     </w:tcPr>
     <w:tblStylePr w:type="firstRow">
       <w:rPr>
+        <w:rFonts w:eastAsia="黑体"/>
         <w:b/>
         <w:bCs/>
       </w:rPr>
@@ -13439,6 +13977,7 @@
     </w:tblStylePr>
     <w:tblStylePr w:type="lastRow">
       <w:rPr>
+        <w:rFonts w:eastAsia="黑体"/>
         <w:b/>
         <w:bCs/>
         <w:color w:themeColor="background1" w:val="FFFFFF"/>
@@ -13453,6 +13992,7 @@
     </w:tblStylePr>
     <w:tblStylePr w:type="firstCol">
       <w:rPr>
+        <w:rFonts w:eastAsia="黑体"/>
         <w:color w:themeColor="background1" w:val="FFFFFF"/>
       </w:rPr>
       <w:tblPr/>
@@ -13470,6 +14010,7 @@
     </w:tblStylePr>
     <w:tblStylePr w:type="lastCol">
       <w:rPr>
+        <w:rFonts w:eastAsia="黑体"/>
         <w:color w:themeColor="background1" w:val="FFFFFF"/>
       </w:rPr>
       <w:tblPr/>
@@ -13499,11 +14040,13 @@
     </w:tblStylePr>
     <w:tblStylePr w:type="neCell">
       <w:rPr>
+        <w:rFonts w:eastAsia="黑体"/>
         <w:color w:themeColor="text1" w:val="000000"/>
       </w:rPr>
     </w:tblStylePr>
     <w:tblStylePr w:type="nwCell">
       <w:rPr>
+        <w:rFonts w:eastAsia="黑体"/>
         <w:color w:themeColor="text1" w:val="000000"/>
       </w:rPr>
     </w:tblStylePr>
@@ -13517,6 +14060,7 @@
       <w:spacing w:after="0" w:line="240" w:lineRule="auto"/>
     </w:pPr>
     <w:rPr>
+      <w:rFonts w:eastAsia="黑体"/>
       <w:color w:themeColor="text1" w:val="000000"/>
     </w:rPr>
     <w:tblPr>
@@ -13535,6 +14079,7 @@
     </w:tcPr>
     <w:tblStylePr w:type="firstRow">
       <w:rPr>
+        <w:rFonts w:eastAsia="黑体"/>
         <w:b/>
         <w:bCs/>
         <w:color w:themeColor="background1" w:val="FFFFFF"/>
@@ -13549,6 +14094,7 @@
     </w:tblStylePr>
     <w:tblStylePr w:type="lastRow">
       <w:rPr>
+        <w:rFonts w:eastAsia="黑体"/>
         <w:b/>
         <w:bCs/>
         <w:color w:themeColor="accent2" w:themeShade="CC" w:val="9E3A38"/>
@@ -13563,12 +14109,14 @@
     </w:tblStylePr>
     <w:tblStylePr w:type="firstCol">
       <w:rPr>
+        <w:rFonts w:eastAsia="黑体"/>
         <w:b/>
         <w:bCs/>
       </w:rPr>
     </w:tblStylePr>
     <w:tblStylePr w:type="lastCol">
       <w:rPr>
+        <w:rFonts w:eastAsia="黑体"/>
         <w:b/>
         <w:bCs/>
       </w:rPr>
@@ -13603,6 +14151,7 @@
       <w:spacing w:after="0" w:line="240" w:lineRule="auto"/>
     </w:pPr>
     <w:rPr>
+      <w:rFonts w:eastAsia="黑体"/>
       <w:color w:themeColor="text1" w:val="000000"/>
     </w:rPr>
     <w:tblPr>
@@ -13621,6 +14170,7 @@
     </w:tcPr>
     <w:tblStylePr w:type="firstRow">
       <w:rPr>
+        <w:rFonts w:eastAsia="黑体"/>
         <w:b/>
         <w:bCs/>
         <w:color w:themeColor="background1" w:val="FFFFFF"/>
@@ -13635,6 +14185,7 @@
     </w:tblStylePr>
     <w:tblStylePr w:type="lastRow">
       <w:rPr>
+        <w:rFonts w:eastAsia="黑体"/>
         <w:b/>
         <w:bCs/>
         <w:color w:themeColor="accent2" w:themeShade="CC" w:val="9E3A38"/>
@@ -13649,12 +14200,14 @@
     </w:tblStylePr>
     <w:tblStylePr w:type="firstCol">
       <w:rPr>
+        <w:rFonts w:eastAsia="黑体"/>
         <w:b/>
         <w:bCs/>
       </w:rPr>
     </w:tblStylePr>
     <w:tblStylePr w:type="lastCol">
       <w:rPr>
+        <w:rFonts w:eastAsia="黑体"/>
         <w:b/>
         <w:bCs/>
       </w:rPr>
@@ -13689,6 +14242,7 @@
       <w:spacing w:after="0" w:line="240" w:lineRule="auto"/>
     </w:pPr>
     <w:rPr>
+      <w:rFonts w:eastAsia="黑体"/>
       <w:color w:themeColor="text1" w:val="000000"/>
     </w:rPr>
     <w:tblPr>
@@ -13707,6 +14261,7 @@
     </w:tcPr>
     <w:tblStylePr w:type="firstRow">
       <w:rPr>
+        <w:rFonts w:eastAsia="黑体"/>
         <w:b/>
         <w:bCs/>
         <w:color w:themeColor="background1" w:val="FFFFFF"/>
@@ -13721,6 +14276,7 @@
     </w:tblStylePr>
     <w:tblStylePr w:type="lastRow">
       <w:rPr>
+        <w:rFonts w:eastAsia="黑体"/>
         <w:b/>
         <w:bCs/>
         <w:color w:themeColor="accent2" w:themeShade="CC" w:val="9E3A38"/>
@@ -13735,12 +14291,14 @@
     </w:tblStylePr>
     <w:tblStylePr w:type="firstCol">
       <w:rPr>
+        <w:rFonts w:eastAsia="黑体"/>
         <w:b/>
         <w:bCs/>
       </w:rPr>
     </w:tblStylePr>
     <w:tblStylePr w:type="lastCol">
       <w:rPr>
+        <w:rFonts w:eastAsia="黑体"/>
         <w:b/>
         <w:bCs/>
       </w:rPr>
@@ -13775,6 +14333,7 @@
       <w:spacing w:after="0" w:line="240" w:lineRule="auto"/>
     </w:pPr>
     <w:rPr>
+      <w:rFonts w:eastAsia="黑体"/>
       <w:color w:themeColor="text1" w:val="000000"/>
     </w:rPr>
     <w:tblPr>
@@ -13793,6 +14352,7 @@
     </w:tcPr>
     <w:tblStylePr w:type="firstRow">
       <w:rPr>
+        <w:rFonts w:eastAsia="黑体"/>
         <w:b/>
         <w:bCs/>
         <w:color w:themeColor="background1" w:val="FFFFFF"/>
@@ -13807,6 +14367,7 @@
     </w:tblStylePr>
     <w:tblStylePr w:type="lastRow">
       <w:rPr>
+        <w:rFonts w:eastAsia="黑体"/>
         <w:b/>
         <w:bCs/>
         <w:color w:themeColor="accent4" w:themeShade="CC" w:val="664E82"/>
@@ -13821,12 +14382,14 @@
     </w:tblStylePr>
     <w:tblStylePr w:type="firstCol">
       <w:rPr>
+        <w:rFonts w:eastAsia="黑体"/>
         <w:b/>
         <w:bCs/>
       </w:rPr>
     </w:tblStylePr>
     <w:tblStylePr w:type="lastCol">
       <w:rPr>
+        <w:rFonts w:eastAsia="黑体"/>
         <w:b/>
         <w:bCs/>
       </w:rPr>
@@ -13861,6 +14424,7 @@
       <w:spacing w:after="0" w:line="240" w:lineRule="auto"/>
     </w:pPr>
     <w:rPr>
+      <w:rFonts w:eastAsia="黑体"/>
       <w:color w:themeColor="text1" w:val="000000"/>
     </w:rPr>
     <w:tblPr>
@@ -13879,6 +14443,7 @@
     </w:tcPr>
     <w:tblStylePr w:type="firstRow">
       <w:rPr>
+        <w:rFonts w:eastAsia="黑体"/>
         <w:b/>
         <w:bCs/>
         <w:color w:themeColor="background1" w:val="FFFFFF"/>
@@ -13893,6 +14458,7 @@
     </w:tblStylePr>
     <w:tblStylePr w:type="lastRow">
       <w:rPr>
+        <w:rFonts w:eastAsia="黑体"/>
         <w:b/>
         <w:bCs/>
         <w:color w:themeColor="accent3" w:themeShade="CC" w:val="7E9C40"/>
@@ -13907,12 +14473,14 @@
     </w:tblStylePr>
     <w:tblStylePr w:type="firstCol">
       <w:rPr>
+        <w:rFonts w:eastAsia="黑体"/>
         <w:b/>
         <w:bCs/>
       </w:rPr>
     </w:tblStylePr>
     <w:tblStylePr w:type="lastCol">
       <w:rPr>
+        <w:rFonts w:eastAsia="黑体"/>
         <w:b/>
         <w:bCs/>
       </w:rPr>
@@ -13947,6 +14515,7 @@
       <w:spacing w:after="0" w:line="240" w:lineRule="auto"/>
     </w:pPr>
     <w:rPr>
+      <w:rFonts w:eastAsia="黑体"/>
       <w:color w:themeColor="text1" w:val="000000"/>
     </w:rPr>
     <w:tblPr>
@@ -13965,6 +14534,7 @@
     </w:tcPr>
     <w:tblStylePr w:type="firstRow">
       <w:rPr>
+        <w:rFonts w:eastAsia="黑体"/>
         <w:b/>
         <w:bCs/>
         <w:color w:themeColor="background1" w:val="FFFFFF"/>
@@ -13979,6 +14549,7 @@
     </w:tblStylePr>
     <w:tblStylePr w:type="lastRow">
       <w:rPr>
+        <w:rFonts w:eastAsia="黑体"/>
         <w:b/>
         <w:bCs/>
         <w:color w:themeColor="accent6" w:themeShade="CC" w:val="F2730A"/>
@@ -13993,12 +14564,14 @@
     </w:tblStylePr>
     <w:tblStylePr w:type="firstCol">
       <w:rPr>
+        <w:rFonts w:eastAsia="黑体"/>
         <w:b/>
         <w:bCs/>
       </w:rPr>
     </w:tblStylePr>
     <w:tblStylePr w:type="lastCol">
       <w:rPr>
+        <w:rFonts w:eastAsia="黑体"/>
         <w:b/>
         <w:bCs/>
       </w:rPr>
@@ -14033,6 +14606,7 @@
       <w:spacing w:after="0" w:line="240" w:lineRule="auto"/>
     </w:pPr>
     <w:rPr>
+      <w:rFonts w:eastAsia="黑体"/>
       <w:color w:themeColor="text1" w:val="000000"/>
     </w:rPr>
     <w:tblPr>
@@ -14051,6 +14625,7 @@
     </w:tcPr>
     <w:tblStylePr w:type="firstRow">
       <w:rPr>
+        <w:rFonts w:eastAsia="黑体"/>
         <w:b/>
         <w:bCs/>
         <w:color w:themeColor="background1" w:val="FFFFFF"/>
@@ -14065,6 +14640,7 @@
     </w:tblStylePr>
     <w:tblStylePr w:type="lastRow">
       <w:rPr>
+        <w:rFonts w:eastAsia="黑体"/>
         <w:b/>
         <w:bCs/>
         <w:color w:themeColor="accent5" w:themeShade="CC" w:val="348DA5"/>
@@ -14079,12 +14655,14 @@
     </w:tblStylePr>
     <w:tblStylePr w:type="firstCol">
       <w:rPr>
+        <w:rFonts w:eastAsia="黑体"/>
         <w:b/>
         <w:bCs/>
       </w:rPr>
     </w:tblStylePr>
     <w:tblStylePr w:type="lastCol">
       <w:rPr>
+        <w:rFonts w:eastAsia="黑体"/>
         <w:b/>
         <w:bCs/>
       </w:rPr>
@@ -14119,6 +14697,7 @@
       <w:spacing w:after="0" w:line="240" w:lineRule="auto"/>
     </w:pPr>
     <w:rPr>
+      <w:rFonts w:eastAsia="黑体"/>
       <w:color w:themeColor="text1" w:val="000000"/>
     </w:rPr>
     <w:tblPr>
@@ -14140,6 +14719,7 @@
     </w:tcPr>
     <w:tblStylePr w:type="firstRow">
       <w:rPr>
+        <w:rFonts w:eastAsia="黑体"/>
         <w:b/>
         <w:bCs/>
       </w:rPr>
@@ -14150,6 +14730,7 @@
     </w:tblStylePr>
     <w:tblStylePr w:type="lastRow">
       <w:rPr>
+        <w:rFonts w:eastAsia="黑体"/>
         <w:b/>
         <w:bCs/>
         <w:color w:themeColor="text1" w:val="000000"/>
@@ -14161,6 +14742,7 @@
     </w:tblStylePr>
     <w:tblStylePr w:type="firstCol">
       <w:rPr>
+        <w:rFonts w:eastAsia="黑体"/>
         <w:color w:themeColor="background1" w:val="FFFFFF"/>
       </w:rPr>
       <w:tblPr/>
@@ -14170,6 +14752,7 @@
     </w:tblStylePr>
     <w:tblStylePr w:type="lastCol">
       <w:rPr>
+        <w:rFonts w:eastAsia="黑体"/>
         <w:color w:themeColor="background1" w:val="FFFFFF"/>
       </w:rPr>
       <w:tblPr/>
@@ -14199,6 +14782,7 @@
       <w:spacing w:after="0" w:line="240" w:lineRule="auto"/>
     </w:pPr>
     <w:rPr>
+      <w:rFonts w:eastAsia="黑体"/>
       <w:color w:themeColor="text1" w:val="000000"/>
     </w:rPr>
     <w:tblPr>
@@ -14220,6 +14804,7 @@
     </w:tcPr>
     <w:tblStylePr w:type="firstRow">
       <w:rPr>
+        <w:rFonts w:eastAsia="黑体"/>
         <w:b/>
         <w:bCs/>
       </w:rPr>
@@ -14230,6 +14815,7 @@
     </w:tblStylePr>
     <w:tblStylePr w:type="lastRow">
       <w:rPr>
+        <w:rFonts w:eastAsia="黑体"/>
         <w:b/>
         <w:bCs/>
         <w:color w:themeColor="text1" w:val="000000"/>
@@ -14241,6 +14827,7 @@
     </w:tblStylePr>
     <w:tblStylePr w:type="firstCol">
       <w:rPr>
+        <w:rFonts w:eastAsia="黑体"/>
         <w:color w:themeColor="background1" w:val="FFFFFF"/>
       </w:rPr>
       <w:tblPr/>
@@ -14250,6 +14837,7 @@
     </w:tblStylePr>
     <w:tblStylePr w:type="lastCol">
       <w:rPr>
+        <w:rFonts w:eastAsia="黑体"/>
         <w:color w:themeColor="background1" w:val="FFFFFF"/>
       </w:rPr>
       <w:tblPr/>
@@ -14279,6 +14867,7 @@
       <w:spacing w:after="0" w:line="240" w:lineRule="auto"/>
     </w:pPr>
     <w:rPr>
+      <w:rFonts w:eastAsia="黑体"/>
       <w:color w:themeColor="text1" w:val="000000"/>
     </w:rPr>
     <w:tblPr>
@@ -14300,6 +14889,7 @@
     </w:tcPr>
     <w:tblStylePr w:type="firstRow">
       <w:rPr>
+        <w:rFonts w:eastAsia="黑体"/>
         <w:b/>
         <w:bCs/>
       </w:rPr>
@@ -14310,6 +14900,7 @@
     </w:tblStylePr>
     <w:tblStylePr w:type="lastRow">
       <w:rPr>
+        <w:rFonts w:eastAsia="黑体"/>
         <w:b/>
         <w:bCs/>
         <w:color w:themeColor="text1" w:val="000000"/>
@@ -14321,6 +14912,7 @@
     </w:tblStylePr>
     <w:tblStylePr w:type="firstCol">
       <w:rPr>
+        <w:rFonts w:eastAsia="黑体"/>
         <w:color w:themeColor="background1" w:val="FFFFFF"/>
       </w:rPr>
       <w:tblPr/>
@@ -14330,6 +14922,7 @@
     </w:tblStylePr>
     <w:tblStylePr w:type="lastCol">
       <w:rPr>
+        <w:rFonts w:eastAsia="黑体"/>
         <w:color w:themeColor="background1" w:val="FFFFFF"/>
       </w:rPr>
       <w:tblPr/>
@@ -14359,6 +14952,7 @@
       <w:spacing w:after="0" w:line="240" w:lineRule="auto"/>
     </w:pPr>
     <w:rPr>
+      <w:rFonts w:eastAsia="黑体"/>
       <w:color w:themeColor="text1" w:val="000000"/>
     </w:rPr>
     <w:tblPr>
@@ -14380,6 +14974,7 @@
     </w:tcPr>
     <w:tblStylePr w:type="firstRow">
       <w:rPr>
+        <w:rFonts w:eastAsia="黑体"/>
         <w:b/>
         <w:bCs/>
       </w:rPr>
@@ -14390,6 +14985,7 @@
     </w:tblStylePr>
     <w:tblStylePr w:type="lastRow">
       <w:rPr>
+        <w:rFonts w:eastAsia="黑体"/>
         <w:b/>
         <w:bCs/>
         <w:color w:themeColor="text1" w:val="000000"/>
@@ -14401,6 +14997,7 @@
     </w:tblStylePr>
     <w:tblStylePr w:type="firstCol">
       <w:rPr>
+        <w:rFonts w:eastAsia="黑体"/>
         <w:color w:themeColor="background1" w:val="FFFFFF"/>
       </w:rPr>
       <w:tblPr/>
@@ -14410,6 +15007,7 @@
     </w:tblStylePr>
     <w:tblStylePr w:type="lastCol">
       <w:rPr>
+        <w:rFonts w:eastAsia="黑体"/>
         <w:color w:themeColor="background1" w:val="FFFFFF"/>
       </w:rPr>
       <w:tblPr/>
@@ -14439,6 +15037,7 @@
       <w:spacing w:after="0" w:line="240" w:lineRule="auto"/>
     </w:pPr>
     <w:rPr>
+      <w:rFonts w:eastAsia="黑体"/>
       <w:color w:themeColor="text1" w:val="000000"/>
     </w:rPr>
     <w:tblPr>
@@ -14460,6 +15059,7 @@
     </w:tcPr>
     <w:tblStylePr w:type="firstRow">
       <w:rPr>
+        <w:rFonts w:eastAsia="黑体"/>
         <w:b/>
         <w:bCs/>
       </w:rPr>
@@ -14470,6 +15070,7 @@
     </w:tblStylePr>
     <w:tblStylePr w:type="lastRow">
       <w:rPr>
+        <w:rFonts w:eastAsia="黑体"/>
         <w:b/>
         <w:bCs/>
         <w:color w:themeColor="text1" w:val="000000"/>
@@ -14481,6 +15082,7 @@
     </w:tblStylePr>
     <w:tblStylePr w:type="firstCol">
       <w:rPr>
+        <w:rFonts w:eastAsia="黑体"/>
         <w:color w:themeColor="background1" w:val="FFFFFF"/>
       </w:rPr>
       <w:tblPr/>
@@ -14490,6 +15092,7 @@
     </w:tblStylePr>
     <w:tblStylePr w:type="lastCol">
       <w:rPr>
+        <w:rFonts w:eastAsia="黑体"/>
         <w:color w:themeColor="background1" w:val="FFFFFF"/>
       </w:rPr>
       <w:tblPr/>
@@ -14519,6 +15122,7 @@
       <w:spacing w:after="0" w:line="240" w:lineRule="auto"/>
     </w:pPr>
     <w:rPr>
+      <w:rFonts w:eastAsia="黑体"/>
       <w:color w:themeColor="text1" w:val="000000"/>
     </w:rPr>
     <w:tblPr>
@@ -14540,6 +15144,7 @@
     </w:tcPr>
     <w:tblStylePr w:type="firstRow">
       <w:rPr>
+        <w:rFonts w:eastAsia="黑体"/>
         <w:b/>
         <w:bCs/>
       </w:rPr>
@@ -14550,6 +15155,7 @@
     </w:tblStylePr>
     <w:tblStylePr w:type="lastRow">
       <w:rPr>
+        <w:rFonts w:eastAsia="黑体"/>
         <w:b/>
         <w:bCs/>
         <w:color w:themeColor="text1" w:val="000000"/>
@@ -14561,6 +15167,7 @@
     </w:tblStylePr>
     <w:tblStylePr w:type="firstCol">
       <w:rPr>
+        <w:rFonts w:eastAsia="黑体"/>
         <w:color w:themeColor="background1" w:val="FFFFFF"/>
       </w:rPr>
       <w:tblPr/>
@@ -14570,6 +15177,7 @@
     </w:tblStylePr>
     <w:tblStylePr w:type="lastCol">
       <w:rPr>
+        <w:rFonts w:eastAsia="黑体"/>
         <w:color w:themeColor="background1" w:val="FFFFFF"/>
       </w:rPr>
       <w:tblPr/>
@@ -14599,6 +15207,7 @@
       <w:spacing w:after="0" w:line="240" w:lineRule="auto"/>
     </w:pPr>
     <w:rPr>
+      <w:rFonts w:eastAsia="黑体"/>
       <w:color w:themeColor="text1" w:val="000000"/>
     </w:rPr>
     <w:tblPr>
@@ -14620,6 +15229,7 @@
     </w:tcPr>
     <w:tblStylePr w:type="firstRow">
       <w:rPr>
+        <w:rFonts w:eastAsia="黑体"/>
         <w:b/>
         <w:bCs/>
       </w:rPr>
@@ -14630,6 +15240,7 @@
     </w:tblStylePr>
     <w:tblStylePr w:type="lastRow">
       <w:rPr>
+        <w:rFonts w:eastAsia="黑体"/>
         <w:b/>
         <w:bCs/>
         <w:color w:themeColor="text1" w:val="000000"/>
@@ -14641,6 +15252,7 @@
     </w:tblStylePr>
     <w:tblStylePr w:type="firstCol">
       <w:rPr>
+        <w:rFonts w:eastAsia="黑体"/>
         <w:color w:themeColor="background1" w:val="FFFFFF"/>
       </w:rPr>
       <w:tblPr/>
@@ -14650,6 +15262,7 @@
     </w:tblStylePr>
     <w:tblStylePr w:type="lastCol">
       <w:rPr>
+        <w:rFonts w:eastAsia="黑体"/>
         <w:color w:themeColor="background1" w:val="FFFFFF"/>
       </w:rPr>
       <w:tblPr/>
@@ -14682,6 +15295,7 @@
     <w:name w:val="KeywordTok"/>
     <w:basedOn w:val="VerbatimChar"/>
     <w:rPr>
+      <w:rFonts w:eastAsia="黑体"/>
       <w:b/>
       <w:color w:val="007020"/>
     </w:rPr>
@@ -14690,6 +15304,7 @@
     <w:name w:val="DataTypeTok"/>
     <w:basedOn w:val="VerbatimChar"/>
     <w:rPr>
+      <w:rFonts w:eastAsia="黑体"/>
       <w:color w:val="902000"/>
     </w:rPr>
   </w:style>
@@ -14697,6 +15312,7 @@
     <w:name w:val="DecValTok"/>
     <w:basedOn w:val="VerbatimChar"/>
     <w:rPr>
+      <w:rFonts w:eastAsia="黑体"/>
       <w:color w:val="40a070"/>
     </w:rPr>
   </w:style>
@@ -14704,6 +15320,7 @@
     <w:name w:val="BaseNTok"/>
     <w:basedOn w:val="VerbatimChar"/>
     <w:rPr>
+      <w:rFonts w:eastAsia="黑体"/>
       <w:color w:val="40a070"/>
     </w:rPr>
   </w:style>
@@ -14711,6 +15328,7 @@
     <w:name w:val="FloatTok"/>
     <w:basedOn w:val="VerbatimChar"/>
     <w:rPr>
+      <w:rFonts w:eastAsia="黑体"/>
       <w:color w:val="40a070"/>
     </w:rPr>
   </w:style>
@@ -14718,6 +15336,7 @@
     <w:name w:val="ConstantTok"/>
     <w:basedOn w:val="VerbatimChar"/>
     <w:rPr>
+      <w:rFonts w:eastAsia="黑体"/>
       <w:color w:val="880000"/>
     </w:rPr>
   </w:style>
@@ -14725,6 +15344,7 @@
     <w:name w:val="CharTok"/>
     <w:basedOn w:val="VerbatimChar"/>
     <w:rPr>
+      <w:rFonts w:eastAsia="黑体"/>
       <w:color w:val="4070a0"/>
     </w:rPr>
   </w:style>
@@ -14732,6 +15352,7 @@
     <w:name w:val="SpecialCharTok"/>
     <w:basedOn w:val="VerbatimChar"/>
     <w:rPr>
+      <w:rFonts w:eastAsia="黑体"/>
       <w:color w:val="4070a0"/>
     </w:rPr>
   </w:style>
@@ -14739,6 +15360,7 @@
     <w:name w:val="StringTok"/>
     <w:basedOn w:val="VerbatimChar"/>
     <w:rPr>
+      <w:rFonts w:eastAsia="黑体"/>
       <w:color w:val="4070a0"/>
     </w:rPr>
   </w:style>
@@ -14746,6 +15368,7 @@
     <w:name w:val="VerbatimStringTok"/>
     <w:basedOn w:val="VerbatimChar"/>
     <w:rPr>
+      <w:rFonts w:eastAsia="黑体"/>
       <w:color w:val="4070a0"/>
     </w:rPr>
   </w:style>
@@ -14753,6 +15376,7 @@
     <w:name w:val="SpecialStringTok"/>
     <w:basedOn w:val="VerbatimChar"/>
     <w:rPr>
+      <w:rFonts w:eastAsia="黑体"/>
       <w:color w:val="bb6688"/>
     </w:rPr>
   </w:style>
@@ -14760,6 +15384,7 @@
     <w:name w:val="ImportTok"/>
     <w:basedOn w:val="VerbatimChar"/>
     <w:rPr>
+      <w:rFonts w:eastAsia="黑体"/>
       <w:b/>
       <w:color w:val="008000"/>
     </w:rPr>
@@ -14768,6 +15393,7 @@
     <w:name w:val="CommentTok"/>
     <w:basedOn w:val="VerbatimChar"/>
     <w:rPr>
+      <w:rFonts w:eastAsia="黑体"/>
       <w:i/>
       <w:color w:val="60a0b0"/>
     </w:rPr>
@@ -14776,6 +15402,7 @@
     <w:name w:val="DocumentationTok"/>
     <w:basedOn w:val="VerbatimChar"/>
     <w:rPr>
+      <w:rFonts w:eastAsia="黑体"/>
       <w:i/>
       <w:color w:val="ba2121"/>
     </w:rPr>
@@ -14784,6 +15411,7 @@
     <w:name w:val="AnnotationTok"/>
     <w:basedOn w:val="VerbatimChar"/>
     <w:rPr>
+      <w:rFonts w:eastAsia="黑体"/>
       <w:b/>
       <w:i/>
       <w:color w:val="60a0b0"/>
@@ -14793,6 +15421,7 @@
     <w:name w:val="CommentVarTok"/>
     <w:basedOn w:val="VerbatimChar"/>
     <w:rPr>
+      <w:rFonts w:eastAsia="黑体"/>
       <w:b/>
       <w:i/>
       <w:color w:val="60a0b0"/>
@@ -14802,6 +15431,7 @@
     <w:name w:val="OtherTok"/>
     <w:basedOn w:val="VerbatimChar"/>
     <w:rPr>
+      <w:rFonts w:eastAsia="黑体"/>
       <w:color w:val="007020"/>
     </w:rPr>
   </w:style>
@@ -14809,6 +15439,7 @@
     <w:name w:val="FunctionTok"/>
     <w:basedOn w:val="VerbatimChar"/>
     <w:rPr>
+      <w:rFonts w:eastAsia="黑体"/>
       <w:color w:val="06287e"/>
     </w:rPr>
   </w:style>
@@ -14816,6 +15447,7 @@
     <w:name w:val="VariableTok"/>
     <w:basedOn w:val="VerbatimChar"/>
     <w:rPr>
+      <w:rFonts w:eastAsia="黑体"/>
       <w:color w:val="19177c"/>
     </w:rPr>
   </w:style>
@@ -14823,6 +15455,7 @@
     <w:name w:val="ControlFlowTok"/>
     <w:basedOn w:val="VerbatimChar"/>
     <w:rPr>
+      <w:rFonts w:eastAsia="黑体"/>
       <w:b/>
       <w:color w:val="007020"/>
     </w:rPr>
@@ -14831,6 +15464,7 @@
     <w:name w:val="OperatorTok"/>
     <w:basedOn w:val="VerbatimChar"/>
     <w:rPr>
+      <w:rFonts w:eastAsia="黑体"/>
       <w:color w:val="666666"/>
     </w:rPr>
   </w:style>
@@ -14838,18 +15472,22 @@
     <w:name w:val="BuiltInTok"/>
     <w:basedOn w:val="VerbatimChar"/>
     <w:rPr>
+      <w:rFonts w:eastAsia="黑体"/>
       <w:color w:val="008000"/>
     </w:rPr>
   </w:style>
   <w:style w:type="character" w:customStyle="1" w:styleId="ExtensionTok">
     <w:name w:val="ExtensionTok"/>
     <w:basedOn w:val="VerbatimChar"/>
-    <w:rPr/>
+    <w:rPr>
+      <w:rFonts w:eastAsia="黑体"/>
+    </w:rPr>
   </w:style>
   <w:style w:type="character" w:customStyle="1" w:styleId="PreprocessorTok">
     <w:name w:val="PreprocessorTok"/>
     <w:basedOn w:val="VerbatimChar"/>
     <w:rPr>
+      <w:rFonts w:eastAsia="黑体"/>
       <w:color w:val="bc7a00"/>
     </w:rPr>
   </w:style>
@@ -14857,18 +15495,22 @@
     <w:name w:val="AttributeTok"/>
     <w:basedOn w:val="VerbatimChar"/>
     <w:rPr>
+      <w:rFonts w:eastAsia="黑体"/>
       <w:color w:val="7d9029"/>
     </w:rPr>
   </w:style>
   <w:style w:type="character" w:customStyle="1" w:styleId="RegionMarkerTok">
     <w:name w:val="RegionMarkerTok"/>
     <w:basedOn w:val="VerbatimChar"/>
-    <w:rPr/>
+    <w:rPr>
+      <w:rFonts w:eastAsia="黑体"/>
+    </w:rPr>
   </w:style>
   <w:style w:type="character" w:customStyle="1" w:styleId="InformationTok">
     <w:name w:val="InformationTok"/>
     <w:basedOn w:val="VerbatimChar"/>
     <w:rPr>
+      <w:rFonts w:eastAsia="黑体"/>
       <w:b/>
       <w:i/>
       <w:color w:val="60a0b0"/>
@@ -14878,6 +15520,7 @@
     <w:name w:val="WarningTok"/>
     <w:basedOn w:val="VerbatimChar"/>
     <w:rPr>
+      <w:rFonts w:eastAsia="黑体"/>
       <w:b/>
       <w:i/>
       <w:color w:val="60a0b0"/>
@@ -14887,6 +15530,7 @@
     <w:name w:val="AlertTok"/>
     <w:basedOn w:val="VerbatimChar"/>
     <w:rPr>
+      <w:rFonts w:eastAsia="黑体"/>
       <w:b/>
       <w:color w:val="ff0000"/>
     </w:rPr>
@@ -14895,6 +15539,7 @@
     <w:name w:val="ErrorTok"/>
     <w:basedOn w:val="VerbatimChar"/>
     <w:rPr>
+      <w:rFonts w:eastAsia="黑体"/>
       <w:b/>
       <w:color w:val="ff0000"/>
     </w:rPr>
@@ -14902,7 +15547,9 @@
   <w:style w:type="character" w:customStyle="1" w:styleId="NormalTok">
     <w:name w:val="NormalTok"/>
     <w:basedOn w:val="VerbatimChar"/>
-    <w:rPr/>
+    <w:rPr>
+      <w:rFonts w:eastAsia="黑体"/>
+    </w:rPr>
   </w:style>
 </w:styles>
 </file>
@@ -14951,12 +15598,12 @@
     <a:fontScheme name="Office">
       <a:majorFont>
         <a:latin typeface="Calibri"/>
-        <a:ea typeface=""/>
+        <a:ea typeface="黑体"/>
         <a:cs typeface=""/>
         <a:font script="Jpan" typeface="ＭＳ ゴシック"/>
         <a:font script="Hang" typeface="맑은 고딕"/>
-        <a:font script="Hans" typeface="宋体"/>
-        <a:font script="Hant" typeface="新細明體"/>
+        <a:font script="Hans" typeface="黑体"/>
+        <a:font script="Hant" typeface="黑体"/>
         <a:font script="Arab" typeface="Times New Roman"/>
         <a:font script="Hebr" typeface="Times New Roman"/>
         <a:font script="Thai" typeface="Angsana New"/>
@@ -14986,12 +15633,12 @@
       </a:majorFont>
       <a:minorFont>
         <a:latin typeface="Cambria"/>
-        <a:ea typeface=""/>
+        <a:ea typeface="黑体"/>
         <a:cs typeface=""/>
         <a:font script="Jpan" typeface="ＭＳ 明朝"/>
         <a:font script="Hang" typeface="맑은 고딕"/>
-        <a:font script="Hans" typeface="宋体"/>
-        <a:font script="Hant" typeface="新細明體"/>
+        <a:font script="Hans" typeface="黑体"/>
+        <a:font script="Hant" typeface="黑体"/>
         <a:font script="Arab" typeface="Arial"/>
         <a:font script="Hebr" typeface="Arial"/>
         <a:font script="Thai" typeface="Cordia New"/>

--- a/10-保护电路/02-过流保护/电子保险丝eFuse电路/电子保险丝eFuse电路.docx
+++ b/10-保护电路/02-过流保护/电子保险丝eFuse电路/电子保险丝eFuse电路.docx
@@ -2527,7 +2527,7 @@
           <w:color w:val="555555"/>
           <w:sz w:val="21"/>
         </w:rPr>
-        <w:t>材料收集者：杜文杰，WX手机：19519196569，QQ:3478827729</w:t>
+        <w:t>材料收集者：杜文杰，微信/手机：19519196569，QQ:3478827729</w:t>
       </w:r>
     </w:p>
     <w:sectPr>
